--- a/代課樣板.docx
+++ b/代課樣板.docx
@@ -52,7 +52,9 @@
               </w:tabs>
               <w:ind w:left="10080" w:hanging="9567"/>
               <w:rPr>
-                <w:rFonts w:ascii="標楷體" w:eastAsia="標楷體" w:hAnsi="標楷體" w:cs="標楷體" w:hint="eastAsia"/>
+                <w:rFonts w:ascii="標楷體" w:eastAsia="標楷體" w:hAnsi="標楷體"/>
+                <w:sz w:val="32"/>
+                <w:szCs w:val="32"/>
               </w:rPr>
             </w:pPr>
             <w:r>
@@ -107,6 +109,74 @@
                 <w:szCs w:val="32"/>
               </w:rPr>
               <w:t>通知單</w:t>
+            </w:r>
+          </w:p>
+          <w:p>
+            <w:pPr>
+              <w:tabs>
+                <w:tab w:val="left" w:pos="8135"/>
+              </w:tabs>
+              <w:ind w:left="10080" w:hanging="9567"/>
+              <w:rPr>
+                <w:rFonts w:ascii="標楷體" w:eastAsia="標楷體" w:hAnsi="標楷體"/>
+                <w:sz w:val="32"/>
+                <w:szCs w:val="32"/>
+              </w:rPr>
+            </w:pPr>
+          </w:p>
+          <w:p>
+            <w:pPr>
+              <w:tabs>
+                <w:tab w:val="left" w:pos="8135"/>
+              </w:tabs>
+              <w:wordWrap w:val="0"/>
+              <w:ind w:left="10080" w:hanging="9567"/>
+              <w:jc w:val="right"/>
+              <w:rPr>
+                <w:rFonts w:ascii="標楷體" w:eastAsia="標楷體" w:hAnsi="標楷體" w:cs="標楷體"/>
+              </w:rPr>
+            </w:pPr>
+            <w:r>
+              <w:rPr>
+                <w:rFonts w:ascii="標楷體" w:eastAsia="標楷體" w:hAnsi="標楷體" w:hint="eastAsia"/>
+                <w:sz w:val="32"/>
+                <w:szCs w:val="32"/>
+              </w:rPr>
+              <w:t>教師：</w:t>
+            </w:r>
+            <w:r>
+              <w:rPr>
+                <w:rFonts w:ascii="標楷體" w:eastAsia="標楷體" w:hAnsi="標楷體"/>
+                <w:sz w:val="32"/>
+                <w:szCs w:val="32"/>
+              </w:rPr>
+              <w:t>{{TEACHER</w:t>
+            </w:r>
+            <w:proofErr w:type="gramStart"/>
+            <w:r>
+              <w:rPr>
+                <w:rFonts w:ascii="標楷體" w:eastAsia="標楷體" w:hAnsi="標楷體"/>
+                <w:sz w:val="32"/>
+                <w:szCs w:val="32"/>
+              </w:rPr>
+              <w:t>}}</w:t>
+            </w:r>
+            <w:r>
+              <w:rPr>
+                <w:rFonts w:ascii="標楷體" w:eastAsia="標楷體" w:hAnsi="標楷體" w:hint="eastAsia"/>
+                <w:sz w:val="32"/>
+                <w:szCs w:val="32"/>
+              </w:rPr>
+              <w:t xml:space="preserve">   </w:t>
+            </w:r>
+            <w:proofErr w:type="gramEnd"/>
+            <w:r>
+              <w:rPr>
+                <w:rFonts w:ascii="標楷體" w:eastAsia="標楷體" w:hAnsi="標楷體" w:hint="eastAsia"/>
+                <w:sz w:val="32"/>
+                <w:szCs w:val="32"/>
+              </w:rPr>
+              <w:t xml:space="preserve">  </w:t>
             </w:r>
           </w:p>
         </w:tc>
@@ -181,19 +251,37 @@
               <w:jc w:val="center"/>
               <w:rPr>
                 <w:rFonts w:ascii="標楷體" w:eastAsia="標楷體" w:hAnsi="標楷體" w:cs="標楷體"/>
-              </w:rPr>
-            </w:pPr>
-            <w:proofErr w:type="gramStart"/>
-            <w:r>
-              <w:rPr>
-                <w:rFonts w:ascii="標楷體" w:eastAsia="標楷體" w:hAnsi="標楷體" w:cs="標楷體"/>
                 <w:color w:val="000000"/>
                 <w:sz w:val="36"/>
                 <w:szCs w:val="36"/>
               </w:rPr>
+            </w:pPr>
+            <w:r>
+              <w:rPr>
+                <w:rFonts w:ascii="標楷體" w:eastAsia="標楷體" w:hAnsi="標楷體" w:cs="標楷體"/>
+                <w:color w:val="000000"/>
+                <w:sz w:val="36"/>
+                <w:szCs w:val="36"/>
+              </w:rPr>
               <w:t>一</w:t>
             </w:r>
-            <w:proofErr w:type="gramEnd"/>
+          </w:p>
+          <w:p>
+            <w:pPr>
+              <w:jc w:val="center"/>
+              <w:rPr>
+                <w:rFonts w:ascii="標楷體" w:eastAsia="標楷體" w:hAnsi="標楷體" w:cs="標楷體"/>
+              </w:rPr>
+            </w:pPr>
+            <w:r>
+              <w:rPr>
+                <w:rFonts w:ascii="標楷體" w:eastAsia="標楷體" w:hAnsi="標楷體" w:cs="標楷體"/>
+                <w:color w:val="000000"/>
+                <w:sz w:val="36"/>
+                <w:szCs w:val="36"/>
+              </w:rPr>
+              <w:t>{{D1_DATE}}</w:t>
+            </w:r>
           </w:p>
         </w:tc>
         <w:tc>
@@ -206,16 +294,54 @@
               <w:jc w:val="center"/>
               <w:rPr>
                 <w:rFonts w:ascii="標楷體" w:eastAsia="標楷體" w:hAnsi="標楷體" w:cs="標楷體"/>
-              </w:rPr>
-            </w:pPr>
-            <w:r>
-              <w:rPr>
-                <w:rFonts w:ascii="標楷體" w:eastAsia="標楷體" w:hAnsi="標楷體" w:cs="標楷體"/>
                 <w:color w:val="000000"/>
                 <w:sz w:val="36"/>
                 <w:szCs w:val="36"/>
               </w:rPr>
+            </w:pPr>
+            <w:r>
+              <w:rPr>
+                <w:rFonts w:ascii="標楷體" w:eastAsia="標楷體" w:hAnsi="標楷體" w:cs="標楷體"/>
+                <w:color w:val="000000"/>
+                <w:sz w:val="36"/>
+                <w:szCs w:val="36"/>
+              </w:rPr>
               <w:t>二</w:t>
+            </w:r>
+          </w:p>
+          <w:p>
+            <w:pPr>
+              <w:jc w:val="center"/>
+              <w:rPr>
+                <w:rFonts w:ascii="標楷體" w:eastAsia="標楷體" w:hAnsi="標楷體" w:cs="標楷體"/>
+              </w:rPr>
+            </w:pPr>
+            <w:r>
+              <w:rPr>
+                <w:rFonts w:ascii="標楷體" w:eastAsia="標楷體" w:hAnsi="標楷體" w:cs="標楷體"/>
+                <w:color w:val="000000"/>
+                <w:sz w:val="36"/>
+                <w:szCs w:val="36"/>
+              </w:rPr>
+              <w:t>{{D</w:t>
+            </w:r>
+            <w:r>
+              <w:rPr>
+                <w:rFonts w:ascii="標楷體" w:eastAsia="標楷體" w:hAnsi="標楷體" w:cs="標楷體" w:hint="eastAsia"/>
+                <w:color w:val="000000"/>
+                <w:sz w:val="36"/>
+                <w:szCs w:val="36"/>
+              </w:rPr>
+              <w:t>2</w:t>
+            </w:r>
+            <w:r>
+              <w:rPr>
+                <w:rFonts w:ascii="標楷體" w:eastAsia="標楷體" w:hAnsi="標楷體" w:cs="標楷體"/>
+                <w:color w:val="000000"/>
+                <w:sz w:val="36"/>
+                <w:szCs w:val="36"/>
+              </w:rPr>
+              <w:t>_DATE}}</w:t>
             </w:r>
           </w:p>
         </w:tc>
@@ -229,16 +355,56 @@
               <w:jc w:val="center"/>
               <w:rPr>
                 <w:rFonts w:ascii="標楷體" w:eastAsia="標楷體" w:hAnsi="標楷體" w:cs="標楷體"/>
-              </w:rPr>
-            </w:pPr>
-            <w:r>
-              <w:rPr>
-                <w:rFonts w:ascii="標楷體" w:eastAsia="標楷體" w:hAnsi="標楷體" w:cs="標楷體"/>
                 <w:color w:val="000000"/>
                 <w:sz w:val="36"/>
                 <w:szCs w:val="36"/>
               </w:rPr>
+            </w:pPr>
+            <w:proofErr w:type="gramStart"/>
+            <w:r>
+              <w:rPr>
+                <w:rFonts w:ascii="標楷體" w:eastAsia="標楷體" w:hAnsi="標楷體" w:cs="標楷體"/>
+                <w:color w:val="000000"/>
+                <w:sz w:val="36"/>
+                <w:szCs w:val="36"/>
+              </w:rPr>
               <w:t>三</w:t>
+            </w:r>
+            <w:proofErr w:type="gramEnd"/>
+          </w:p>
+          <w:p>
+            <w:pPr>
+              <w:jc w:val="center"/>
+              <w:rPr>
+                <w:rFonts w:ascii="標楷體" w:eastAsia="標楷體" w:hAnsi="標楷體" w:cs="標楷體"/>
+              </w:rPr>
+            </w:pPr>
+            <w:r>
+              <w:rPr>
+                <w:rFonts w:ascii="標楷體" w:eastAsia="標楷體" w:hAnsi="標楷體" w:cs="標楷體"/>
+                <w:color w:val="000000"/>
+                <w:sz w:val="36"/>
+                <w:szCs w:val="36"/>
+              </w:rPr>
+              <w:t>{{D</w:t>
+            </w:r>
+            <w:r>
+              <w:rPr>
+                <w:rFonts w:ascii="標楷體" w:eastAsia="標楷體" w:hAnsi="標楷體" w:cs="標楷體" w:hint="eastAsia"/>
+                <w:color w:val="000000"/>
+                <w:sz w:val="36"/>
+                <w:szCs w:val="36"/>
+              </w:rPr>
+              <w:t>3</w:t>
+            </w:r>
+            <w:r>
+              <w:rPr>
+                <w:rFonts w:ascii="標楷體" w:eastAsia="標楷體" w:hAnsi="標楷體" w:cs="標楷體"/>
+                <w:color w:val="000000"/>
+                <w:sz w:val="36"/>
+                <w:szCs w:val="36"/>
+              </w:rPr>
+              <w:t>_DATE}}</w:t>
             </w:r>
           </w:p>
         </w:tc>
@@ -252,16 +418,57 @@
               <w:jc w:val="center"/>
               <w:rPr>
                 <w:rFonts w:ascii="標楷體" w:eastAsia="標楷體" w:hAnsi="標楷體" w:cs="標楷體"/>
-              </w:rPr>
-            </w:pPr>
-            <w:r>
-              <w:rPr>
-                <w:rFonts w:ascii="標楷體" w:eastAsia="標楷體" w:hAnsi="標楷體" w:cs="標楷體"/>
                 <w:color w:val="000000"/>
                 <w:sz w:val="36"/>
                 <w:szCs w:val="36"/>
               </w:rPr>
+            </w:pPr>
+            <w:r>
+              <w:rPr>
+                <w:rFonts w:ascii="標楷體" w:eastAsia="標楷體" w:hAnsi="標楷體" w:cs="標楷體"/>
+                <w:color w:val="000000"/>
+                <w:sz w:val="36"/>
+                <w:szCs w:val="36"/>
+              </w:rPr>
               <w:t>四</w:t>
+            </w:r>
+          </w:p>
+          <w:p>
+            <w:pPr>
+              <w:jc w:val="center"/>
+              <w:rPr>
+                <w:rFonts w:ascii="標楷體" w:eastAsia="標楷體" w:hAnsi="標楷體" w:cs="標楷體"/>
+                <w:color w:val="000000"/>
+                <w:sz w:val="36"/>
+                <w:szCs w:val="36"/>
+              </w:rPr>
+            </w:pPr>
+            <w:r>
+              <w:rPr>
+                <w:rFonts w:ascii="標楷體" w:eastAsia="標楷體" w:hAnsi="標楷體" w:cs="標楷體"/>
+                <w:color w:val="000000"/>
+                <w:sz w:val="36"/>
+                <w:szCs w:val="36"/>
+              </w:rPr>
+              <w:t>{{D</w:t>
+            </w:r>
+            <w:r>
+              <w:rPr>
+                <w:rFonts w:ascii="標楷體" w:eastAsia="標楷體" w:hAnsi="標楷體" w:cs="標楷體" w:hint="eastAsia"/>
+                <w:color w:val="000000"/>
+                <w:sz w:val="36"/>
+                <w:szCs w:val="36"/>
+              </w:rPr>
+              <w:t>4</w:t>
+            </w:r>
+            <w:r>
+              <w:rPr>
+                <w:rFonts w:ascii="標楷體" w:eastAsia="標楷體" w:hAnsi="標楷體" w:cs="標楷體"/>
+                <w:color w:val="000000"/>
+                <w:sz w:val="36"/>
+                <w:szCs w:val="36"/>
+              </w:rPr>
+              <w:t>_DATE}}</w:t>
             </w:r>
           </w:p>
         </w:tc>
@@ -275,16 +482,54 @@
               <w:jc w:val="center"/>
               <w:rPr>
                 <w:rFonts w:ascii="標楷體" w:eastAsia="標楷體" w:hAnsi="標楷體" w:cs="標楷體"/>
-              </w:rPr>
-            </w:pPr>
-            <w:r>
-              <w:rPr>
-                <w:rFonts w:ascii="標楷體" w:eastAsia="標楷體" w:hAnsi="標楷體" w:cs="標楷體"/>
                 <w:color w:val="000000"/>
                 <w:sz w:val="36"/>
                 <w:szCs w:val="36"/>
               </w:rPr>
+            </w:pPr>
+            <w:r>
+              <w:rPr>
+                <w:rFonts w:ascii="標楷體" w:eastAsia="標楷體" w:hAnsi="標楷體" w:cs="標楷體"/>
+                <w:color w:val="000000"/>
+                <w:sz w:val="36"/>
+                <w:szCs w:val="36"/>
+              </w:rPr>
               <w:t>五</w:t>
+            </w:r>
+          </w:p>
+          <w:p>
+            <w:pPr>
+              <w:jc w:val="center"/>
+              <w:rPr>
+                <w:rFonts w:ascii="標楷體" w:eastAsia="標楷體" w:hAnsi="標楷體" w:cs="標楷體"/>
+              </w:rPr>
+            </w:pPr>
+            <w:r>
+              <w:rPr>
+                <w:rFonts w:ascii="標楷體" w:eastAsia="標楷體" w:hAnsi="標楷體" w:cs="標楷體"/>
+                <w:color w:val="000000"/>
+                <w:sz w:val="36"/>
+                <w:szCs w:val="36"/>
+              </w:rPr>
+              <w:t>{{D</w:t>
+            </w:r>
+            <w:r>
+              <w:rPr>
+                <w:rFonts w:ascii="標楷體" w:eastAsia="標楷體" w:hAnsi="標楷體" w:cs="標楷體" w:hint="eastAsia"/>
+                <w:color w:val="000000"/>
+                <w:sz w:val="36"/>
+                <w:szCs w:val="36"/>
+              </w:rPr>
+              <w:t>5</w:t>
+            </w:r>
+            <w:r>
+              <w:rPr>
+                <w:rFonts w:ascii="標楷體" w:eastAsia="標楷體" w:hAnsi="標楷體" w:cs="標楷體"/>
+                <w:color w:val="000000"/>
+                <w:sz w:val="36"/>
+                <w:szCs w:val="36"/>
+              </w:rPr>
+              <w:t>_DATE}}</w:t>
             </w:r>
           </w:p>
         </w:tc>
@@ -504,33 +749,51 @@
               <w:jc w:val="center"/>
               <w:rPr>
                 <w:rFonts w:ascii="標楷體" w:eastAsia="標楷體" w:hAnsi="標楷體" w:cs="標楷體"/>
-                <w:sz w:val="36"/>
-                <w:szCs w:val="36"/>
-              </w:rPr>
-            </w:pPr>
-            <w:r>
-              <w:rPr>
-                <w:rFonts w:ascii="標楷體" w:eastAsia="標楷體" w:hAnsi="標楷體" w:cs="標楷體"/>
-                <w:sz w:val="36"/>
-                <w:szCs w:val="36"/>
-              </w:rPr>
-              <w:t>{{SUBJECT}}</w:t>
-            </w:r>
-          </w:p>
-          <w:p>
-            <w:pPr>
-              <w:jc w:val="center"/>
-              <w:rPr>
-                <w:rFonts w:ascii="標楷體" w:eastAsia="標楷體" w:hAnsi="標楷體" w:cs="標楷體"/>
-                <w:sz w:val="36"/>
-                <w:szCs w:val="36"/>
-              </w:rPr>
-            </w:pPr>
-            <w:r>
-              <w:rPr>
-                <w:rFonts w:ascii="標楷體" w:eastAsia="標楷體" w:hAnsi="標楷體" w:cs="標楷體"/>
-              </w:rPr>
-              <w:t>{{SUB_TEACHER}}</w:t>
+                <w:sz w:val="28"/>
+                <w:szCs w:val="28"/>
+              </w:rPr>
+            </w:pPr>
+            <w:r>
+              <w:rPr>
+                <w:rFonts w:ascii="標楷體" w:eastAsia="標楷體" w:hAnsi="標楷體" w:cs="標楷體"/>
+                <w:sz w:val="28"/>
+                <w:szCs w:val="28"/>
+              </w:rPr>
+              <w:t>{{C1P1}}</w:t>
+            </w:r>
+          </w:p>
+          <w:p>
+            <w:pPr>
+              <w:jc w:val="center"/>
+              <w:rPr>
+                <w:rFonts w:ascii="標楷體" w:eastAsia="標楷體" w:hAnsi="標楷體" w:cs="標楷體"/>
+                <w:sz w:val="28"/>
+                <w:szCs w:val="28"/>
+              </w:rPr>
+            </w:pPr>
+            <w:r>
+              <w:rPr>
+                <w:rFonts w:ascii="標楷體" w:eastAsia="標楷體" w:hAnsi="標楷體" w:cs="標楷體"/>
+                <w:sz w:val="28"/>
+                <w:szCs w:val="28"/>
+              </w:rPr>
+              <w:t>{{S1P1}}</w:t>
+            </w:r>
+            <w:r>
+              <w:rPr>
+                <w:rFonts w:ascii="標楷體" w:eastAsia="標楷體" w:hAnsi="標楷體" w:cs="標楷體" w:hint="eastAsia"/>
+                <w:sz w:val="28"/>
+                <w:szCs w:val="28"/>
+              </w:rPr>
+              <w:t xml:space="preserve"> </w:t>
+            </w:r>
+            <w:r>
+              <w:rPr>
+                <w:rFonts w:ascii="標楷體" w:eastAsia="標楷體" w:hAnsi="標楷體" w:cs="標楷體"/>
+                <w:sz w:val="20"/>
+                <w:szCs w:val="20"/>
+              </w:rPr>
+              <w:t>{{L1P1}}</w:t>
             </w:r>
           </w:p>
         </w:tc>
@@ -544,31 +807,97 @@
               <w:jc w:val="center"/>
               <w:rPr>
                 <w:rFonts w:ascii="標楷體" w:eastAsia="標楷體" w:hAnsi="標楷體" w:cs="標楷體"/>
-                <w:sz w:val="36"/>
-                <w:szCs w:val="36"/>
-              </w:rPr>
-            </w:pPr>
-            <w:r>
-              <w:rPr>
-                <w:rFonts w:ascii="標楷體" w:eastAsia="標楷體" w:hAnsi="標楷體" w:cs="標楷體"/>
-                <w:sz w:val="36"/>
-                <w:szCs w:val="36"/>
-              </w:rPr>
-              <w:t>{{SUBJECT}}</w:t>
-            </w:r>
-          </w:p>
-          <w:p>
-            <w:pPr>
-              <w:jc w:val="center"/>
-              <w:rPr>
-                <w:rFonts w:ascii="標楷體" w:eastAsia="標楷體" w:hAnsi="標楷體" w:cs="標楷體"/>
-              </w:rPr>
-            </w:pPr>
-            <w:r>
-              <w:rPr>
-                <w:rFonts w:ascii="標楷體" w:eastAsia="標楷體" w:hAnsi="標楷體" w:cs="標楷體"/>
-              </w:rPr>
-              <w:t>{{SUB_TEACHER}}</w:t>
+                <w:sz w:val="28"/>
+                <w:szCs w:val="28"/>
+              </w:rPr>
+            </w:pPr>
+            <w:r>
+              <w:rPr>
+                <w:rFonts w:ascii="標楷體" w:eastAsia="標楷體" w:hAnsi="標楷體" w:cs="標楷體"/>
+                <w:sz w:val="28"/>
+                <w:szCs w:val="28"/>
+              </w:rPr>
+              <w:t>{{C</w:t>
+            </w:r>
+            <w:r>
+              <w:rPr>
+                <w:rFonts w:ascii="標楷體" w:eastAsia="標楷體" w:hAnsi="標楷體" w:cs="標楷體" w:hint="eastAsia"/>
+                <w:sz w:val="28"/>
+                <w:szCs w:val="28"/>
+              </w:rPr>
+              <w:t>2</w:t>
+            </w:r>
+            <w:r>
+              <w:rPr>
+                <w:rFonts w:ascii="標楷體" w:eastAsia="標楷體" w:hAnsi="標楷體" w:cs="標楷體"/>
+                <w:sz w:val="28"/>
+                <w:szCs w:val="28"/>
+              </w:rPr>
+              <w:t>P1}}</w:t>
+            </w:r>
+          </w:p>
+          <w:p>
+            <w:pPr>
+              <w:jc w:val="center"/>
+              <w:rPr>
+                <w:rFonts w:ascii="標楷體" w:eastAsia="標楷體" w:hAnsi="標楷體" w:cs="標楷體"/>
+              </w:rPr>
+            </w:pPr>
+            <w:r>
+              <w:rPr>
+                <w:rFonts w:ascii="標楷體" w:eastAsia="標楷體" w:hAnsi="標楷體" w:cs="標楷體"/>
+                <w:sz w:val="28"/>
+                <w:szCs w:val="28"/>
+              </w:rPr>
+              <w:t>{{S</w:t>
+            </w:r>
+            <w:r>
+              <w:rPr>
+                <w:rFonts w:ascii="標楷體" w:eastAsia="標楷體" w:hAnsi="標楷體" w:cs="標楷體" w:hint="eastAsia"/>
+                <w:sz w:val="28"/>
+                <w:szCs w:val="28"/>
+              </w:rPr>
+              <w:t>2</w:t>
+            </w:r>
+            <w:r>
+              <w:rPr>
+                <w:rFonts w:ascii="標楷體" w:eastAsia="標楷體" w:hAnsi="標楷體" w:cs="標楷體"/>
+                <w:sz w:val="28"/>
+                <w:szCs w:val="28"/>
+              </w:rPr>
+              <w:t>P1}}</w:t>
+            </w:r>
+            <w:r>
+              <w:rPr>
+                <w:rFonts w:ascii="標楷體" w:eastAsia="標楷體" w:hAnsi="標楷體" w:cs="標楷體" w:hint="eastAsia"/>
+                <w:sz w:val="28"/>
+                <w:szCs w:val="28"/>
+              </w:rPr>
+              <w:t xml:space="preserve"> </w:t>
+            </w:r>
+            <w:r>
+              <w:rPr>
+                <w:rFonts w:ascii="標楷體" w:eastAsia="標楷體" w:hAnsi="標楷體" w:cs="標楷體"/>
+                <w:sz w:val="20"/>
+                <w:szCs w:val="20"/>
+              </w:rPr>
+              <w:t>{{L</w:t>
+            </w:r>
+            <w:r>
+              <w:rPr>
+                <w:rFonts w:ascii="標楷體" w:eastAsia="標楷體" w:hAnsi="標楷體" w:cs="標楷體" w:hint="eastAsia"/>
+                <w:sz w:val="20"/>
+                <w:szCs w:val="20"/>
+              </w:rPr>
+              <w:t>2</w:t>
+            </w:r>
+            <w:r>
+              <w:rPr>
+                <w:rFonts w:ascii="標楷體" w:eastAsia="標楷體" w:hAnsi="標楷體" w:cs="標楷體"/>
+                <w:sz w:val="20"/>
+                <w:szCs w:val="20"/>
+              </w:rPr>
+              <w:t>P1}}</w:t>
             </w:r>
           </w:p>
         </w:tc>
@@ -582,31 +911,97 @@
               <w:jc w:val="center"/>
               <w:rPr>
                 <w:rFonts w:ascii="標楷體" w:eastAsia="標楷體" w:hAnsi="標楷體" w:cs="標楷體"/>
-                <w:sz w:val="36"/>
-                <w:szCs w:val="36"/>
-              </w:rPr>
-            </w:pPr>
-            <w:r>
-              <w:rPr>
-                <w:rFonts w:ascii="標楷體" w:eastAsia="標楷體" w:hAnsi="標楷體" w:cs="標楷體"/>
-                <w:sz w:val="36"/>
-                <w:szCs w:val="36"/>
-              </w:rPr>
-              <w:t>{{SUBJECT}}</w:t>
-            </w:r>
-          </w:p>
-          <w:p>
-            <w:pPr>
-              <w:jc w:val="center"/>
-              <w:rPr>
-                <w:rFonts w:ascii="標楷體" w:eastAsia="標楷體" w:hAnsi="標楷體" w:cs="標楷體"/>
-              </w:rPr>
-            </w:pPr>
-            <w:r>
-              <w:rPr>
-                <w:rFonts w:ascii="標楷體" w:eastAsia="標楷體" w:hAnsi="標楷體" w:cs="標楷體"/>
-              </w:rPr>
-              <w:t>{{SUB_TEACHER}}</w:t>
+                <w:sz w:val="28"/>
+                <w:szCs w:val="28"/>
+              </w:rPr>
+            </w:pPr>
+            <w:r>
+              <w:rPr>
+                <w:rFonts w:ascii="標楷體" w:eastAsia="標楷體" w:hAnsi="標楷體" w:cs="標楷體"/>
+                <w:sz w:val="28"/>
+                <w:szCs w:val="28"/>
+              </w:rPr>
+              <w:t>{{C</w:t>
+            </w:r>
+            <w:r>
+              <w:rPr>
+                <w:rFonts w:ascii="標楷體" w:eastAsia="標楷體" w:hAnsi="標楷體" w:cs="標楷體" w:hint="eastAsia"/>
+                <w:sz w:val="28"/>
+                <w:szCs w:val="28"/>
+              </w:rPr>
+              <w:t>3</w:t>
+            </w:r>
+            <w:r>
+              <w:rPr>
+                <w:rFonts w:ascii="標楷體" w:eastAsia="標楷體" w:hAnsi="標楷體" w:cs="標楷體"/>
+                <w:sz w:val="28"/>
+                <w:szCs w:val="28"/>
+              </w:rPr>
+              <w:t>P1}}</w:t>
+            </w:r>
+          </w:p>
+          <w:p>
+            <w:pPr>
+              <w:jc w:val="center"/>
+              <w:rPr>
+                <w:rFonts w:ascii="標楷體" w:eastAsia="標楷體" w:hAnsi="標楷體" w:cs="標楷體"/>
+              </w:rPr>
+            </w:pPr>
+            <w:r>
+              <w:rPr>
+                <w:rFonts w:ascii="標楷體" w:eastAsia="標楷體" w:hAnsi="標楷體" w:cs="標楷體"/>
+                <w:sz w:val="28"/>
+                <w:szCs w:val="28"/>
+              </w:rPr>
+              <w:t>{{S</w:t>
+            </w:r>
+            <w:r>
+              <w:rPr>
+                <w:rFonts w:ascii="標楷體" w:eastAsia="標楷體" w:hAnsi="標楷體" w:cs="標楷體" w:hint="eastAsia"/>
+                <w:sz w:val="28"/>
+                <w:szCs w:val="28"/>
+              </w:rPr>
+              <w:t>3</w:t>
+            </w:r>
+            <w:r>
+              <w:rPr>
+                <w:rFonts w:ascii="標楷體" w:eastAsia="標楷體" w:hAnsi="標楷體" w:cs="標楷體"/>
+                <w:sz w:val="28"/>
+                <w:szCs w:val="28"/>
+              </w:rPr>
+              <w:t>P1}}</w:t>
+            </w:r>
+            <w:r>
+              <w:rPr>
+                <w:rFonts w:ascii="標楷體" w:eastAsia="標楷體" w:hAnsi="標楷體" w:cs="標楷體" w:hint="eastAsia"/>
+                <w:sz w:val="28"/>
+                <w:szCs w:val="28"/>
+              </w:rPr>
+              <w:t xml:space="preserve"> </w:t>
+            </w:r>
+            <w:r>
+              <w:rPr>
+                <w:rFonts w:ascii="標楷體" w:eastAsia="標楷體" w:hAnsi="標楷體" w:cs="標楷體"/>
+                <w:sz w:val="20"/>
+                <w:szCs w:val="20"/>
+              </w:rPr>
+              <w:t>{{L</w:t>
+            </w:r>
+            <w:r>
+              <w:rPr>
+                <w:rFonts w:ascii="標楷體" w:eastAsia="標楷體" w:hAnsi="標楷體" w:cs="標楷體" w:hint="eastAsia"/>
+                <w:sz w:val="20"/>
+                <w:szCs w:val="20"/>
+              </w:rPr>
+              <w:t>3</w:t>
+            </w:r>
+            <w:r>
+              <w:rPr>
+                <w:rFonts w:ascii="標楷體" w:eastAsia="標楷體" w:hAnsi="標楷體" w:cs="標楷體"/>
+                <w:sz w:val="20"/>
+                <w:szCs w:val="20"/>
+              </w:rPr>
+              <w:t>P1}}</w:t>
             </w:r>
           </w:p>
         </w:tc>
@@ -620,31 +1015,97 @@
               <w:jc w:val="center"/>
               <w:rPr>
                 <w:rFonts w:ascii="標楷體" w:eastAsia="標楷體" w:hAnsi="標楷體" w:cs="標楷體"/>
-                <w:sz w:val="36"/>
-                <w:szCs w:val="36"/>
-              </w:rPr>
-            </w:pPr>
-            <w:r>
-              <w:rPr>
-                <w:rFonts w:ascii="標楷體" w:eastAsia="標楷體" w:hAnsi="標楷體" w:cs="標楷體"/>
-                <w:sz w:val="36"/>
-                <w:szCs w:val="36"/>
-              </w:rPr>
-              <w:t>{{SUBJECT}}</w:t>
-            </w:r>
-          </w:p>
-          <w:p>
-            <w:pPr>
-              <w:jc w:val="center"/>
-              <w:rPr>
-                <w:rFonts w:ascii="標楷體" w:eastAsia="標楷體" w:hAnsi="標楷體" w:cs="標楷體"/>
-              </w:rPr>
-            </w:pPr>
-            <w:r>
-              <w:rPr>
-                <w:rFonts w:ascii="標楷體" w:eastAsia="標楷體" w:hAnsi="標楷體" w:cs="標楷體"/>
-              </w:rPr>
-              <w:t>{{SUB_TEACHER}}</w:t>
+                <w:sz w:val="28"/>
+                <w:szCs w:val="28"/>
+              </w:rPr>
+            </w:pPr>
+            <w:r>
+              <w:rPr>
+                <w:rFonts w:ascii="標楷體" w:eastAsia="標楷體" w:hAnsi="標楷體" w:cs="標楷體"/>
+                <w:sz w:val="28"/>
+                <w:szCs w:val="28"/>
+              </w:rPr>
+              <w:t>{{C</w:t>
+            </w:r>
+            <w:r>
+              <w:rPr>
+                <w:rFonts w:ascii="標楷體" w:eastAsia="標楷體" w:hAnsi="標楷體" w:cs="標楷體" w:hint="eastAsia"/>
+                <w:sz w:val="28"/>
+                <w:szCs w:val="28"/>
+              </w:rPr>
+              <w:t>4</w:t>
+            </w:r>
+            <w:r>
+              <w:rPr>
+                <w:rFonts w:ascii="標楷體" w:eastAsia="標楷體" w:hAnsi="標楷體" w:cs="標楷體"/>
+                <w:sz w:val="28"/>
+                <w:szCs w:val="28"/>
+              </w:rPr>
+              <w:t>P1}}</w:t>
+            </w:r>
+          </w:p>
+          <w:p>
+            <w:pPr>
+              <w:jc w:val="center"/>
+              <w:rPr>
+                <w:rFonts w:ascii="標楷體" w:eastAsia="標楷體" w:hAnsi="標楷體" w:cs="標楷體"/>
+              </w:rPr>
+            </w:pPr>
+            <w:r>
+              <w:rPr>
+                <w:rFonts w:ascii="標楷體" w:eastAsia="標楷體" w:hAnsi="標楷體" w:cs="標楷體"/>
+                <w:sz w:val="28"/>
+                <w:szCs w:val="28"/>
+              </w:rPr>
+              <w:t>{{S</w:t>
+            </w:r>
+            <w:r>
+              <w:rPr>
+                <w:rFonts w:ascii="標楷體" w:eastAsia="標楷體" w:hAnsi="標楷體" w:cs="標楷體" w:hint="eastAsia"/>
+                <w:sz w:val="28"/>
+                <w:szCs w:val="28"/>
+              </w:rPr>
+              <w:t>4</w:t>
+            </w:r>
+            <w:r>
+              <w:rPr>
+                <w:rFonts w:ascii="標楷體" w:eastAsia="標楷體" w:hAnsi="標楷體" w:cs="標楷體"/>
+                <w:sz w:val="28"/>
+                <w:szCs w:val="28"/>
+              </w:rPr>
+              <w:t>P1}}</w:t>
+            </w:r>
+            <w:r>
+              <w:rPr>
+                <w:rFonts w:ascii="標楷體" w:eastAsia="標楷體" w:hAnsi="標楷體" w:cs="標楷體" w:hint="eastAsia"/>
+                <w:sz w:val="28"/>
+                <w:szCs w:val="28"/>
+              </w:rPr>
+              <w:t xml:space="preserve"> </w:t>
+            </w:r>
+            <w:r>
+              <w:rPr>
+                <w:rFonts w:ascii="標楷體" w:eastAsia="標楷體" w:hAnsi="標楷體" w:cs="標楷體"/>
+                <w:sz w:val="20"/>
+                <w:szCs w:val="20"/>
+              </w:rPr>
+              <w:t>{{L</w:t>
+            </w:r>
+            <w:r>
+              <w:rPr>
+                <w:rFonts w:ascii="標楷體" w:eastAsia="標楷體" w:hAnsi="標楷體" w:cs="標楷體" w:hint="eastAsia"/>
+                <w:sz w:val="20"/>
+                <w:szCs w:val="20"/>
+              </w:rPr>
+              <w:t>4</w:t>
+            </w:r>
+            <w:r>
+              <w:rPr>
+                <w:rFonts w:ascii="標楷體" w:eastAsia="標楷體" w:hAnsi="標楷體" w:cs="標楷體"/>
+                <w:sz w:val="20"/>
+                <w:szCs w:val="20"/>
+              </w:rPr>
+              <w:t>P1}}</w:t>
             </w:r>
           </w:p>
         </w:tc>
@@ -658,31 +1119,97 @@
               <w:jc w:val="center"/>
               <w:rPr>
                 <w:rFonts w:ascii="標楷體" w:eastAsia="標楷體" w:hAnsi="標楷體" w:cs="標楷體"/>
-                <w:sz w:val="36"/>
-                <w:szCs w:val="36"/>
-              </w:rPr>
-            </w:pPr>
-            <w:r>
-              <w:rPr>
-                <w:rFonts w:ascii="標楷體" w:eastAsia="標楷體" w:hAnsi="標楷體" w:cs="標楷體"/>
-                <w:sz w:val="36"/>
-                <w:szCs w:val="36"/>
-              </w:rPr>
-              <w:t>{{SUBJECT}}</w:t>
-            </w:r>
-          </w:p>
-          <w:p>
-            <w:pPr>
-              <w:jc w:val="center"/>
-              <w:rPr>
-                <w:rFonts w:ascii="標楷體" w:eastAsia="標楷體" w:hAnsi="標楷體" w:cs="標楷體"/>
-              </w:rPr>
-            </w:pPr>
-            <w:r>
-              <w:rPr>
-                <w:rFonts w:ascii="標楷體" w:eastAsia="標楷體" w:hAnsi="標楷體" w:cs="標楷體"/>
-              </w:rPr>
-              <w:t>{{SUB_TEACHER}}</w:t>
+                <w:sz w:val="28"/>
+                <w:szCs w:val="28"/>
+              </w:rPr>
+            </w:pPr>
+            <w:r>
+              <w:rPr>
+                <w:rFonts w:ascii="標楷體" w:eastAsia="標楷體" w:hAnsi="標楷體" w:cs="標楷體"/>
+                <w:sz w:val="28"/>
+                <w:szCs w:val="28"/>
+              </w:rPr>
+              <w:t>{{C</w:t>
+            </w:r>
+            <w:r>
+              <w:rPr>
+                <w:rFonts w:ascii="標楷體" w:eastAsia="標楷體" w:hAnsi="標楷體" w:cs="標楷體" w:hint="eastAsia"/>
+                <w:sz w:val="28"/>
+                <w:szCs w:val="28"/>
+              </w:rPr>
+              <w:t>5</w:t>
+            </w:r>
+            <w:r>
+              <w:rPr>
+                <w:rFonts w:ascii="標楷體" w:eastAsia="標楷體" w:hAnsi="標楷體" w:cs="標楷體"/>
+                <w:sz w:val="28"/>
+                <w:szCs w:val="28"/>
+              </w:rPr>
+              <w:t>P1}}</w:t>
+            </w:r>
+          </w:p>
+          <w:p>
+            <w:pPr>
+              <w:jc w:val="center"/>
+              <w:rPr>
+                <w:rFonts w:ascii="標楷體" w:eastAsia="標楷體" w:hAnsi="標楷體" w:cs="標楷體"/>
+              </w:rPr>
+            </w:pPr>
+            <w:r>
+              <w:rPr>
+                <w:rFonts w:ascii="標楷體" w:eastAsia="標楷體" w:hAnsi="標楷體" w:cs="標楷體"/>
+                <w:sz w:val="28"/>
+                <w:szCs w:val="28"/>
+              </w:rPr>
+              <w:t>{{S</w:t>
+            </w:r>
+            <w:r>
+              <w:rPr>
+                <w:rFonts w:ascii="標楷體" w:eastAsia="標楷體" w:hAnsi="標楷體" w:cs="標楷體" w:hint="eastAsia"/>
+                <w:sz w:val="28"/>
+                <w:szCs w:val="28"/>
+              </w:rPr>
+              <w:t>5</w:t>
+            </w:r>
+            <w:r>
+              <w:rPr>
+                <w:rFonts w:ascii="標楷體" w:eastAsia="標楷體" w:hAnsi="標楷體" w:cs="標楷體"/>
+                <w:sz w:val="28"/>
+                <w:szCs w:val="28"/>
+              </w:rPr>
+              <w:t>P1}}</w:t>
+            </w:r>
+            <w:r>
+              <w:rPr>
+                <w:rFonts w:ascii="標楷體" w:eastAsia="標楷體" w:hAnsi="標楷體" w:cs="標楷體" w:hint="eastAsia"/>
+                <w:sz w:val="28"/>
+                <w:szCs w:val="28"/>
+              </w:rPr>
+              <w:t xml:space="preserve"> </w:t>
+            </w:r>
+            <w:r>
+              <w:rPr>
+                <w:rFonts w:ascii="標楷體" w:eastAsia="標楷體" w:hAnsi="標楷體" w:cs="標楷體"/>
+                <w:sz w:val="20"/>
+                <w:szCs w:val="20"/>
+              </w:rPr>
+              <w:t>{{L</w:t>
+            </w:r>
+            <w:r>
+              <w:rPr>
+                <w:rFonts w:ascii="標楷體" w:eastAsia="標楷體" w:hAnsi="標楷體" w:cs="標楷體" w:hint="eastAsia"/>
+                <w:sz w:val="20"/>
+                <w:szCs w:val="20"/>
+              </w:rPr>
+              <w:t>5</w:t>
+            </w:r>
+            <w:r>
+              <w:rPr>
+                <w:rFonts w:ascii="標楷體" w:eastAsia="標楷體" w:hAnsi="標楷體" w:cs="標楷體"/>
+                <w:sz w:val="20"/>
+                <w:szCs w:val="20"/>
+              </w:rPr>
+              <w:t>P1}}</w:t>
             </w:r>
           </w:p>
         </w:tc>
@@ -792,31 +1319,97 @@
               <w:jc w:val="center"/>
               <w:rPr>
                 <w:rFonts w:ascii="標楷體" w:eastAsia="標楷體" w:hAnsi="標楷體" w:cs="標楷體"/>
-                <w:sz w:val="36"/>
-                <w:szCs w:val="36"/>
-              </w:rPr>
-            </w:pPr>
-            <w:r>
-              <w:rPr>
-                <w:rFonts w:ascii="標楷體" w:eastAsia="標楷體" w:hAnsi="標楷體" w:cs="標楷體"/>
-                <w:sz w:val="36"/>
-                <w:szCs w:val="36"/>
-              </w:rPr>
-              <w:t>{{SUBJECT}}</w:t>
-            </w:r>
-          </w:p>
-          <w:p>
-            <w:pPr>
-              <w:jc w:val="center"/>
-              <w:rPr>
-                <w:rFonts w:ascii="標楷體" w:eastAsia="標楷體" w:hAnsi="標楷體" w:cs="標楷體"/>
-              </w:rPr>
-            </w:pPr>
-            <w:r>
-              <w:rPr>
-                <w:rFonts w:ascii="標楷體" w:eastAsia="標楷體" w:hAnsi="標楷體" w:cs="標楷體"/>
-              </w:rPr>
-              <w:t>{{SUB_TEACHER}}</w:t>
+                <w:sz w:val="28"/>
+                <w:szCs w:val="28"/>
+              </w:rPr>
+            </w:pPr>
+            <w:r>
+              <w:rPr>
+                <w:rFonts w:ascii="標楷體" w:eastAsia="標楷體" w:hAnsi="標楷體" w:cs="標楷體"/>
+                <w:sz w:val="28"/>
+                <w:szCs w:val="28"/>
+              </w:rPr>
+              <w:t>{{C1P</w:t>
+            </w:r>
+            <w:r>
+              <w:rPr>
+                <w:rFonts w:ascii="標楷體" w:eastAsia="標楷體" w:hAnsi="標楷體" w:cs="標楷體" w:hint="eastAsia"/>
+                <w:sz w:val="28"/>
+                <w:szCs w:val="28"/>
+              </w:rPr>
+              <w:t>2</w:t>
+            </w:r>
+            <w:r>
+              <w:rPr>
+                <w:rFonts w:ascii="標楷體" w:eastAsia="標楷體" w:hAnsi="標楷體" w:cs="標楷體"/>
+                <w:sz w:val="28"/>
+                <w:szCs w:val="28"/>
+              </w:rPr>
+              <w:t>}}</w:t>
+            </w:r>
+          </w:p>
+          <w:p>
+            <w:pPr>
+              <w:jc w:val="center"/>
+              <w:rPr>
+                <w:rFonts w:ascii="標楷體" w:eastAsia="標楷體" w:hAnsi="標楷體" w:cs="標楷體"/>
+              </w:rPr>
+            </w:pPr>
+            <w:r>
+              <w:rPr>
+                <w:rFonts w:ascii="標楷體" w:eastAsia="標楷體" w:hAnsi="標楷體" w:cs="標楷體"/>
+                <w:sz w:val="28"/>
+                <w:szCs w:val="28"/>
+              </w:rPr>
+              <w:t>{{S1P</w:t>
+            </w:r>
+            <w:r>
+              <w:rPr>
+                <w:rFonts w:ascii="標楷體" w:eastAsia="標楷體" w:hAnsi="標楷體" w:cs="標楷體" w:hint="eastAsia"/>
+                <w:sz w:val="28"/>
+                <w:szCs w:val="28"/>
+              </w:rPr>
+              <w:t>2</w:t>
+            </w:r>
+            <w:r>
+              <w:rPr>
+                <w:rFonts w:ascii="標楷體" w:eastAsia="標楷體" w:hAnsi="標楷體" w:cs="標楷體"/>
+                <w:sz w:val="28"/>
+                <w:szCs w:val="28"/>
+              </w:rPr>
+              <w:t>}}</w:t>
+            </w:r>
+            <w:r>
+              <w:rPr>
+                <w:rFonts w:ascii="標楷體" w:eastAsia="標楷體" w:hAnsi="標楷體" w:cs="標楷體" w:hint="eastAsia"/>
+                <w:sz w:val="28"/>
+                <w:szCs w:val="28"/>
+              </w:rPr>
+              <w:t xml:space="preserve"> </w:t>
+            </w:r>
+            <w:r>
+              <w:rPr>
+                <w:rFonts w:ascii="標楷體" w:eastAsia="標楷體" w:hAnsi="標楷體" w:cs="標楷體"/>
+                <w:sz w:val="20"/>
+                <w:szCs w:val="20"/>
+              </w:rPr>
+              <w:t>{{L1P</w:t>
+            </w:r>
+            <w:r>
+              <w:rPr>
+                <w:rFonts w:ascii="標楷體" w:eastAsia="標楷體" w:hAnsi="標楷體" w:cs="標楷體" w:hint="eastAsia"/>
+                <w:sz w:val="20"/>
+                <w:szCs w:val="20"/>
+              </w:rPr>
+              <w:t>2</w:t>
+            </w:r>
+            <w:r>
+              <w:rPr>
+                <w:rFonts w:ascii="標楷體" w:eastAsia="標楷體" w:hAnsi="標楷體" w:cs="標楷體"/>
+                <w:sz w:val="20"/>
+                <w:szCs w:val="20"/>
+              </w:rPr>
+              <w:t>}}</w:t>
             </w:r>
           </w:p>
         </w:tc>
@@ -830,31 +1423,145 @@
               <w:jc w:val="center"/>
               <w:rPr>
                 <w:rFonts w:ascii="標楷體" w:eastAsia="標楷體" w:hAnsi="標楷體" w:cs="標楷體"/>
-                <w:sz w:val="36"/>
-                <w:szCs w:val="36"/>
-              </w:rPr>
-            </w:pPr>
-            <w:r>
-              <w:rPr>
-                <w:rFonts w:ascii="標楷體" w:eastAsia="標楷體" w:hAnsi="標楷體" w:cs="標楷體"/>
-                <w:sz w:val="36"/>
-                <w:szCs w:val="36"/>
-              </w:rPr>
-              <w:t>{{SUBJECT}}</w:t>
-            </w:r>
-          </w:p>
-          <w:p>
-            <w:pPr>
-              <w:jc w:val="center"/>
-              <w:rPr>
-                <w:rFonts w:ascii="標楷體" w:eastAsia="標楷體" w:hAnsi="標楷體" w:cs="標楷體"/>
-              </w:rPr>
-            </w:pPr>
-            <w:r>
-              <w:rPr>
-                <w:rFonts w:ascii="標楷體" w:eastAsia="標楷體" w:hAnsi="標楷體" w:cs="標楷體"/>
-              </w:rPr>
-              <w:t>{{SUB_TEACHER}}</w:t>
+                <w:sz w:val="28"/>
+                <w:szCs w:val="28"/>
+              </w:rPr>
+            </w:pPr>
+            <w:r>
+              <w:rPr>
+                <w:rFonts w:ascii="標楷體" w:eastAsia="標楷體" w:hAnsi="標楷體" w:cs="標楷體"/>
+                <w:sz w:val="28"/>
+                <w:szCs w:val="28"/>
+              </w:rPr>
+              <w:t>{{C</w:t>
+            </w:r>
+            <w:r>
+              <w:rPr>
+                <w:rFonts w:ascii="標楷體" w:eastAsia="標楷體" w:hAnsi="標楷體" w:cs="標楷體" w:hint="eastAsia"/>
+                <w:sz w:val="28"/>
+                <w:szCs w:val="28"/>
+              </w:rPr>
+              <w:t>2</w:t>
+            </w:r>
+            <w:r>
+              <w:rPr>
+                <w:rFonts w:ascii="標楷體" w:eastAsia="標楷體" w:hAnsi="標楷體" w:cs="標楷體"/>
+                <w:sz w:val="28"/>
+                <w:szCs w:val="28"/>
+              </w:rPr>
+              <w:t>P</w:t>
+            </w:r>
+            <w:r>
+              <w:rPr>
+                <w:rFonts w:ascii="標楷體" w:eastAsia="標楷體" w:hAnsi="標楷體" w:cs="標楷體" w:hint="eastAsia"/>
+                <w:sz w:val="28"/>
+                <w:szCs w:val="28"/>
+              </w:rPr>
+              <w:t>2</w:t>
+            </w:r>
+            <w:r>
+              <w:rPr>
+                <w:rFonts w:ascii="標楷體" w:eastAsia="標楷體" w:hAnsi="標楷體" w:cs="標楷體"/>
+                <w:sz w:val="28"/>
+                <w:szCs w:val="28"/>
+              </w:rPr>
+              <w:t>}}</w:t>
+            </w:r>
+          </w:p>
+          <w:p>
+            <w:pPr>
+              <w:jc w:val="center"/>
+              <w:rPr>
+                <w:rFonts w:ascii="標楷體" w:eastAsia="標楷體" w:hAnsi="標楷體" w:cs="標楷體"/>
+              </w:rPr>
+            </w:pPr>
+            <w:r>
+              <w:rPr>
+                <w:rFonts w:ascii="標楷體" w:eastAsia="標楷體" w:hAnsi="標楷體" w:cs="標楷體"/>
+                <w:sz w:val="28"/>
+                <w:szCs w:val="28"/>
+              </w:rPr>
+              <w:t>{{S</w:t>
+            </w:r>
+            <w:r>
+              <w:rPr>
+                <w:rFonts w:ascii="標楷體" w:eastAsia="標楷體" w:hAnsi="標楷體" w:cs="標楷體" w:hint="eastAsia"/>
+                <w:sz w:val="28"/>
+                <w:szCs w:val="28"/>
+              </w:rPr>
+              <w:t>2</w:t>
+            </w:r>
+            <w:r>
+              <w:rPr>
+                <w:rFonts w:ascii="標楷體" w:eastAsia="標楷體" w:hAnsi="標楷體" w:cs="標楷體"/>
+                <w:sz w:val="28"/>
+                <w:szCs w:val="28"/>
+              </w:rPr>
+              <w:t>P</w:t>
+            </w:r>
+            <w:r>
+              <w:rPr>
+                <w:rFonts w:ascii="標楷體" w:eastAsia="標楷體" w:hAnsi="標楷體" w:cs="標楷體" w:hint="eastAsia"/>
+                <w:sz w:val="28"/>
+                <w:szCs w:val="28"/>
+              </w:rPr>
+              <w:t>2</w:t>
+            </w:r>
+            <w:r>
+              <w:rPr>
+                <w:rFonts w:ascii="標楷體" w:eastAsia="標楷體" w:hAnsi="標楷體" w:cs="標楷體"/>
+                <w:sz w:val="28"/>
+                <w:szCs w:val="28"/>
+              </w:rPr>
+              <w:t>}}</w:t>
+            </w:r>
+            <w:r>
+              <w:rPr>
+                <w:rFonts w:ascii="標楷體" w:eastAsia="標楷體" w:hAnsi="標楷體" w:cs="標楷體" w:hint="eastAsia"/>
+                <w:sz w:val="28"/>
+                <w:szCs w:val="28"/>
+              </w:rPr>
+              <w:t xml:space="preserve"> </w:t>
+            </w:r>
+            <w:r>
+              <w:rPr>
+                <w:rFonts w:ascii="標楷體" w:eastAsia="標楷體" w:hAnsi="標楷體" w:cs="標楷體"/>
+                <w:sz w:val="20"/>
+                <w:szCs w:val="20"/>
+              </w:rPr>
+              <w:t>{{L</w:t>
+            </w:r>
+            <w:r>
+              <w:rPr>
+                <w:rFonts w:ascii="標楷體" w:eastAsia="標楷體" w:hAnsi="標楷體" w:cs="標楷體" w:hint="eastAsia"/>
+                <w:sz w:val="20"/>
+                <w:szCs w:val="20"/>
+              </w:rPr>
+              <w:t>2</w:t>
+            </w:r>
+            <w:r>
+              <w:rPr>
+                <w:rFonts w:ascii="標楷體" w:eastAsia="標楷體" w:hAnsi="標楷體" w:cs="標楷體"/>
+                <w:sz w:val="20"/>
+                <w:szCs w:val="20"/>
+              </w:rPr>
+              <w:t>P</w:t>
+            </w:r>
+            <w:r>
+              <w:rPr>
+                <w:rFonts w:ascii="標楷體" w:eastAsia="標楷體" w:hAnsi="標楷體" w:cs="標楷體" w:hint="eastAsia"/>
+                <w:sz w:val="20"/>
+                <w:szCs w:val="20"/>
+              </w:rPr>
+              <w:t>2</w:t>
+            </w:r>
+            <w:r>
+              <w:rPr>
+                <w:rFonts w:ascii="標楷體" w:eastAsia="標楷體" w:hAnsi="標楷體" w:cs="標楷體"/>
+                <w:sz w:val="20"/>
+                <w:szCs w:val="20"/>
+              </w:rPr>
+              <w:t>}}</w:t>
             </w:r>
           </w:p>
         </w:tc>
@@ -868,31 +1575,145 @@
               <w:jc w:val="center"/>
               <w:rPr>
                 <w:rFonts w:ascii="標楷體" w:eastAsia="標楷體" w:hAnsi="標楷體" w:cs="標楷體"/>
-                <w:sz w:val="36"/>
-                <w:szCs w:val="36"/>
-              </w:rPr>
-            </w:pPr>
-            <w:r>
-              <w:rPr>
-                <w:rFonts w:ascii="標楷體" w:eastAsia="標楷體" w:hAnsi="標楷體" w:cs="標楷體"/>
-                <w:sz w:val="36"/>
-                <w:szCs w:val="36"/>
-              </w:rPr>
-              <w:t>{{SUBJECT}}</w:t>
-            </w:r>
-          </w:p>
-          <w:p>
-            <w:pPr>
-              <w:jc w:val="center"/>
-              <w:rPr>
-                <w:rFonts w:ascii="標楷體" w:eastAsia="標楷體" w:hAnsi="標楷體" w:cs="標楷體"/>
-              </w:rPr>
-            </w:pPr>
-            <w:r>
-              <w:rPr>
-                <w:rFonts w:ascii="標楷體" w:eastAsia="標楷體" w:hAnsi="標楷體" w:cs="標楷體"/>
-              </w:rPr>
-              <w:t>{{SUB_TEACHER}}</w:t>
+                <w:sz w:val="28"/>
+                <w:szCs w:val="28"/>
+              </w:rPr>
+            </w:pPr>
+            <w:r>
+              <w:rPr>
+                <w:rFonts w:ascii="標楷體" w:eastAsia="標楷體" w:hAnsi="標楷體" w:cs="標楷體"/>
+                <w:sz w:val="28"/>
+                <w:szCs w:val="28"/>
+              </w:rPr>
+              <w:t>{{C</w:t>
+            </w:r>
+            <w:r>
+              <w:rPr>
+                <w:rFonts w:ascii="標楷體" w:eastAsia="標楷體" w:hAnsi="標楷體" w:cs="標楷體" w:hint="eastAsia"/>
+                <w:sz w:val="28"/>
+                <w:szCs w:val="28"/>
+              </w:rPr>
+              <w:t>3</w:t>
+            </w:r>
+            <w:r>
+              <w:rPr>
+                <w:rFonts w:ascii="標楷體" w:eastAsia="標楷體" w:hAnsi="標楷體" w:cs="標楷體"/>
+                <w:sz w:val="28"/>
+                <w:szCs w:val="28"/>
+              </w:rPr>
+              <w:t>P</w:t>
+            </w:r>
+            <w:r>
+              <w:rPr>
+                <w:rFonts w:ascii="標楷體" w:eastAsia="標楷體" w:hAnsi="標楷體" w:cs="標楷體" w:hint="eastAsia"/>
+                <w:sz w:val="28"/>
+                <w:szCs w:val="28"/>
+              </w:rPr>
+              <w:t>2</w:t>
+            </w:r>
+            <w:r>
+              <w:rPr>
+                <w:rFonts w:ascii="標楷體" w:eastAsia="標楷體" w:hAnsi="標楷體" w:cs="標楷體"/>
+                <w:sz w:val="28"/>
+                <w:szCs w:val="28"/>
+              </w:rPr>
+              <w:t>}}</w:t>
+            </w:r>
+          </w:p>
+          <w:p>
+            <w:pPr>
+              <w:jc w:val="center"/>
+              <w:rPr>
+                <w:rFonts w:ascii="標楷體" w:eastAsia="標楷體" w:hAnsi="標楷體" w:cs="標楷體"/>
+              </w:rPr>
+            </w:pPr>
+            <w:r>
+              <w:rPr>
+                <w:rFonts w:ascii="標楷體" w:eastAsia="標楷體" w:hAnsi="標楷體" w:cs="標楷體"/>
+                <w:sz w:val="28"/>
+                <w:szCs w:val="28"/>
+              </w:rPr>
+              <w:t>{{S</w:t>
+            </w:r>
+            <w:r>
+              <w:rPr>
+                <w:rFonts w:ascii="標楷體" w:eastAsia="標楷體" w:hAnsi="標楷體" w:cs="標楷體" w:hint="eastAsia"/>
+                <w:sz w:val="28"/>
+                <w:szCs w:val="28"/>
+              </w:rPr>
+              <w:t>3</w:t>
+            </w:r>
+            <w:r>
+              <w:rPr>
+                <w:rFonts w:ascii="標楷體" w:eastAsia="標楷體" w:hAnsi="標楷體" w:cs="標楷體"/>
+                <w:sz w:val="28"/>
+                <w:szCs w:val="28"/>
+              </w:rPr>
+              <w:t>P</w:t>
+            </w:r>
+            <w:r>
+              <w:rPr>
+                <w:rFonts w:ascii="標楷體" w:eastAsia="標楷體" w:hAnsi="標楷體" w:cs="標楷體" w:hint="eastAsia"/>
+                <w:sz w:val="28"/>
+                <w:szCs w:val="28"/>
+              </w:rPr>
+              <w:t>2</w:t>
+            </w:r>
+            <w:r>
+              <w:rPr>
+                <w:rFonts w:ascii="標楷體" w:eastAsia="標楷體" w:hAnsi="標楷體" w:cs="標楷體"/>
+                <w:sz w:val="28"/>
+                <w:szCs w:val="28"/>
+              </w:rPr>
+              <w:t>}}</w:t>
+            </w:r>
+            <w:r>
+              <w:rPr>
+                <w:rFonts w:ascii="標楷體" w:eastAsia="標楷體" w:hAnsi="標楷體" w:cs="標楷體" w:hint="eastAsia"/>
+                <w:sz w:val="28"/>
+                <w:szCs w:val="28"/>
+              </w:rPr>
+              <w:t xml:space="preserve"> </w:t>
+            </w:r>
+            <w:r>
+              <w:rPr>
+                <w:rFonts w:ascii="標楷體" w:eastAsia="標楷體" w:hAnsi="標楷體" w:cs="標楷體"/>
+                <w:sz w:val="20"/>
+                <w:szCs w:val="20"/>
+              </w:rPr>
+              <w:t>{{L</w:t>
+            </w:r>
+            <w:r>
+              <w:rPr>
+                <w:rFonts w:ascii="標楷體" w:eastAsia="標楷體" w:hAnsi="標楷體" w:cs="標楷體" w:hint="eastAsia"/>
+                <w:sz w:val="20"/>
+                <w:szCs w:val="20"/>
+              </w:rPr>
+              <w:t>3</w:t>
+            </w:r>
+            <w:r>
+              <w:rPr>
+                <w:rFonts w:ascii="標楷體" w:eastAsia="標楷體" w:hAnsi="標楷體" w:cs="標楷體"/>
+                <w:sz w:val="20"/>
+                <w:szCs w:val="20"/>
+              </w:rPr>
+              <w:t>P</w:t>
+            </w:r>
+            <w:r>
+              <w:rPr>
+                <w:rFonts w:ascii="標楷體" w:eastAsia="標楷體" w:hAnsi="標楷體" w:cs="標楷體" w:hint="eastAsia"/>
+                <w:sz w:val="20"/>
+                <w:szCs w:val="20"/>
+              </w:rPr>
+              <w:t>2</w:t>
+            </w:r>
+            <w:r>
+              <w:rPr>
+                <w:rFonts w:ascii="標楷體" w:eastAsia="標楷體" w:hAnsi="標楷體" w:cs="標楷體"/>
+                <w:sz w:val="20"/>
+                <w:szCs w:val="20"/>
+              </w:rPr>
+              <w:t>}}</w:t>
             </w:r>
           </w:p>
         </w:tc>
@@ -906,31 +1727,145 @@
               <w:jc w:val="center"/>
               <w:rPr>
                 <w:rFonts w:ascii="標楷體" w:eastAsia="標楷體" w:hAnsi="標楷體" w:cs="標楷體"/>
-                <w:sz w:val="36"/>
-                <w:szCs w:val="36"/>
-              </w:rPr>
-            </w:pPr>
-            <w:r>
-              <w:rPr>
-                <w:rFonts w:ascii="標楷體" w:eastAsia="標楷體" w:hAnsi="標楷體" w:cs="標楷體"/>
-                <w:sz w:val="36"/>
-                <w:szCs w:val="36"/>
-              </w:rPr>
-              <w:t>{{SUBJECT}}</w:t>
-            </w:r>
-          </w:p>
-          <w:p>
-            <w:pPr>
-              <w:jc w:val="center"/>
-              <w:rPr>
-                <w:rFonts w:ascii="標楷體" w:eastAsia="標楷體" w:hAnsi="標楷體" w:cs="標楷體"/>
-              </w:rPr>
-            </w:pPr>
-            <w:r>
-              <w:rPr>
-                <w:rFonts w:ascii="標楷體" w:eastAsia="標楷體" w:hAnsi="標楷體" w:cs="標楷體"/>
-              </w:rPr>
-              <w:t>{{SUB_TEACHER}}</w:t>
+                <w:sz w:val="28"/>
+                <w:szCs w:val="28"/>
+              </w:rPr>
+            </w:pPr>
+            <w:r>
+              <w:rPr>
+                <w:rFonts w:ascii="標楷體" w:eastAsia="標楷體" w:hAnsi="標楷體" w:cs="標楷體"/>
+                <w:sz w:val="28"/>
+                <w:szCs w:val="28"/>
+              </w:rPr>
+              <w:t>{{C</w:t>
+            </w:r>
+            <w:r>
+              <w:rPr>
+                <w:rFonts w:ascii="標楷體" w:eastAsia="標楷體" w:hAnsi="標楷體" w:cs="標楷體" w:hint="eastAsia"/>
+                <w:sz w:val="28"/>
+                <w:szCs w:val="28"/>
+              </w:rPr>
+              <w:t>4</w:t>
+            </w:r>
+            <w:r>
+              <w:rPr>
+                <w:rFonts w:ascii="標楷體" w:eastAsia="標楷體" w:hAnsi="標楷體" w:cs="標楷體"/>
+                <w:sz w:val="28"/>
+                <w:szCs w:val="28"/>
+              </w:rPr>
+              <w:t>P</w:t>
+            </w:r>
+            <w:r>
+              <w:rPr>
+                <w:rFonts w:ascii="標楷體" w:eastAsia="標楷體" w:hAnsi="標楷體" w:cs="標楷體" w:hint="eastAsia"/>
+                <w:sz w:val="28"/>
+                <w:szCs w:val="28"/>
+              </w:rPr>
+              <w:t>2</w:t>
+            </w:r>
+            <w:r>
+              <w:rPr>
+                <w:rFonts w:ascii="標楷體" w:eastAsia="標楷體" w:hAnsi="標楷體" w:cs="標楷體"/>
+                <w:sz w:val="28"/>
+                <w:szCs w:val="28"/>
+              </w:rPr>
+              <w:t>}}</w:t>
+            </w:r>
+          </w:p>
+          <w:p>
+            <w:pPr>
+              <w:jc w:val="center"/>
+              <w:rPr>
+                <w:rFonts w:ascii="標楷體" w:eastAsia="標楷體" w:hAnsi="標楷體" w:cs="標楷體"/>
+              </w:rPr>
+            </w:pPr>
+            <w:r>
+              <w:rPr>
+                <w:rFonts w:ascii="標楷體" w:eastAsia="標楷體" w:hAnsi="標楷體" w:cs="標楷體"/>
+                <w:sz w:val="28"/>
+                <w:szCs w:val="28"/>
+              </w:rPr>
+              <w:t>{{S</w:t>
+            </w:r>
+            <w:r>
+              <w:rPr>
+                <w:rFonts w:ascii="標楷體" w:eastAsia="標楷體" w:hAnsi="標楷體" w:cs="標楷體" w:hint="eastAsia"/>
+                <w:sz w:val="28"/>
+                <w:szCs w:val="28"/>
+              </w:rPr>
+              <w:t>4</w:t>
+            </w:r>
+            <w:r>
+              <w:rPr>
+                <w:rFonts w:ascii="標楷體" w:eastAsia="標楷體" w:hAnsi="標楷體" w:cs="標楷體"/>
+                <w:sz w:val="28"/>
+                <w:szCs w:val="28"/>
+              </w:rPr>
+              <w:t>P</w:t>
+            </w:r>
+            <w:r>
+              <w:rPr>
+                <w:rFonts w:ascii="標楷體" w:eastAsia="標楷體" w:hAnsi="標楷體" w:cs="標楷體" w:hint="eastAsia"/>
+                <w:sz w:val="28"/>
+                <w:szCs w:val="28"/>
+              </w:rPr>
+              <w:t>2</w:t>
+            </w:r>
+            <w:r>
+              <w:rPr>
+                <w:rFonts w:ascii="標楷體" w:eastAsia="標楷體" w:hAnsi="標楷體" w:cs="標楷體"/>
+                <w:sz w:val="28"/>
+                <w:szCs w:val="28"/>
+              </w:rPr>
+              <w:t>}}</w:t>
+            </w:r>
+            <w:r>
+              <w:rPr>
+                <w:rFonts w:ascii="標楷體" w:eastAsia="標楷體" w:hAnsi="標楷體" w:cs="標楷體" w:hint="eastAsia"/>
+                <w:sz w:val="28"/>
+                <w:szCs w:val="28"/>
+              </w:rPr>
+              <w:t xml:space="preserve"> </w:t>
+            </w:r>
+            <w:r>
+              <w:rPr>
+                <w:rFonts w:ascii="標楷體" w:eastAsia="標楷體" w:hAnsi="標楷體" w:cs="標楷體"/>
+                <w:sz w:val="20"/>
+                <w:szCs w:val="20"/>
+              </w:rPr>
+              <w:t>{{L</w:t>
+            </w:r>
+            <w:r>
+              <w:rPr>
+                <w:rFonts w:ascii="標楷體" w:eastAsia="標楷體" w:hAnsi="標楷體" w:cs="標楷體" w:hint="eastAsia"/>
+                <w:sz w:val="20"/>
+                <w:szCs w:val="20"/>
+              </w:rPr>
+              <w:t>4</w:t>
+            </w:r>
+            <w:r>
+              <w:rPr>
+                <w:rFonts w:ascii="標楷體" w:eastAsia="標楷體" w:hAnsi="標楷體" w:cs="標楷體"/>
+                <w:sz w:val="20"/>
+                <w:szCs w:val="20"/>
+              </w:rPr>
+              <w:t>P</w:t>
+            </w:r>
+            <w:r>
+              <w:rPr>
+                <w:rFonts w:ascii="標楷體" w:eastAsia="標楷體" w:hAnsi="標楷體" w:cs="標楷體" w:hint="eastAsia"/>
+                <w:sz w:val="20"/>
+                <w:szCs w:val="20"/>
+              </w:rPr>
+              <w:t>2</w:t>
+            </w:r>
+            <w:r>
+              <w:rPr>
+                <w:rFonts w:ascii="標楷體" w:eastAsia="標楷體" w:hAnsi="標楷體" w:cs="標楷體"/>
+                <w:sz w:val="20"/>
+                <w:szCs w:val="20"/>
+              </w:rPr>
+              <w:t>}}</w:t>
             </w:r>
           </w:p>
         </w:tc>
@@ -944,31 +1879,145 @@
               <w:jc w:val="center"/>
               <w:rPr>
                 <w:rFonts w:ascii="標楷體" w:eastAsia="標楷體" w:hAnsi="標楷體" w:cs="標楷體"/>
-                <w:sz w:val="36"/>
-                <w:szCs w:val="36"/>
-              </w:rPr>
-            </w:pPr>
-            <w:r>
-              <w:rPr>
-                <w:rFonts w:ascii="標楷體" w:eastAsia="標楷體" w:hAnsi="標楷體" w:cs="標楷體"/>
-                <w:sz w:val="36"/>
-                <w:szCs w:val="36"/>
-              </w:rPr>
-              <w:t>{{SUBJECT}}</w:t>
-            </w:r>
-          </w:p>
-          <w:p>
-            <w:pPr>
-              <w:jc w:val="center"/>
-              <w:rPr>
-                <w:rFonts w:ascii="標楷體" w:eastAsia="標楷體" w:hAnsi="標楷體" w:cs="標楷體"/>
-              </w:rPr>
-            </w:pPr>
-            <w:r>
-              <w:rPr>
-                <w:rFonts w:ascii="標楷體" w:eastAsia="標楷體" w:hAnsi="標楷體" w:cs="標楷體"/>
-              </w:rPr>
-              <w:t>{{SUB_TEACHER}}</w:t>
+                <w:sz w:val="28"/>
+                <w:szCs w:val="28"/>
+              </w:rPr>
+            </w:pPr>
+            <w:r>
+              <w:rPr>
+                <w:rFonts w:ascii="標楷體" w:eastAsia="標楷體" w:hAnsi="標楷體" w:cs="標楷體"/>
+                <w:sz w:val="28"/>
+                <w:szCs w:val="28"/>
+              </w:rPr>
+              <w:t>{{C</w:t>
+            </w:r>
+            <w:r>
+              <w:rPr>
+                <w:rFonts w:ascii="標楷體" w:eastAsia="標楷體" w:hAnsi="標楷體" w:cs="標楷體" w:hint="eastAsia"/>
+                <w:sz w:val="28"/>
+                <w:szCs w:val="28"/>
+              </w:rPr>
+              <w:t>5</w:t>
+            </w:r>
+            <w:r>
+              <w:rPr>
+                <w:rFonts w:ascii="標楷體" w:eastAsia="標楷體" w:hAnsi="標楷體" w:cs="標楷體"/>
+                <w:sz w:val="28"/>
+                <w:szCs w:val="28"/>
+              </w:rPr>
+              <w:t>P</w:t>
+            </w:r>
+            <w:r>
+              <w:rPr>
+                <w:rFonts w:ascii="標楷體" w:eastAsia="標楷體" w:hAnsi="標楷體" w:cs="標楷體" w:hint="eastAsia"/>
+                <w:sz w:val="28"/>
+                <w:szCs w:val="28"/>
+              </w:rPr>
+              <w:t>2</w:t>
+            </w:r>
+            <w:r>
+              <w:rPr>
+                <w:rFonts w:ascii="標楷體" w:eastAsia="標楷體" w:hAnsi="標楷體" w:cs="標楷體"/>
+                <w:sz w:val="28"/>
+                <w:szCs w:val="28"/>
+              </w:rPr>
+              <w:t>}}</w:t>
+            </w:r>
+          </w:p>
+          <w:p>
+            <w:pPr>
+              <w:jc w:val="center"/>
+              <w:rPr>
+                <w:rFonts w:ascii="標楷體" w:eastAsia="標楷體" w:hAnsi="標楷體" w:cs="標楷體"/>
+              </w:rPr>
+            </w:pPr>
+            <w:r>
+              <w:rPr>
+                <w:rFonts w:ascii="標楷體" w:eastAsia="標楷體" w:hAnsi="標楷體" w:cs="標楷體"/>
+                <w:sz w:val="28"/>
+                <w:szCs w:val="28"/>
+              </w:rPr>
+              <w:t>{{S</w:t>
+            </w:r>
+            <w:r>
+              <w:rPr>
+                <w:rFonts w:ascii="標楷體" w:eastAsia="標楷體" w:hAnsi="標楷體" w:cs="標楷體" w:hint="eastAsia"/>
+                <w:sz w:val="28"/>
+                <w:szCs w:val="28"/>
+              </w:rPr>
+              <w:t>5</w:t>
+            </w:r>
+            <w:r>
+              <w:rPr>
+                <w:rFonts w:ascii="標楷體" w:eastAsia="標楷體" w:hAnsi="標楷體" w:cs="標楷體"/>
+                <w:sz w:val="28"/>
+                <w:szCs w:val="28"/>
+              </w:rPr>
+              <w:t>P</w:t>
+            </w:r>
+            <w:r>
+              <w:rPr>
+                <w:rFonts w:ascii="標楷體" w:eastAsia="標楷體" w:hAnsi="標楷體" w:cs="標楷體" w:hint="eastAsia"/>
+                <w:sz w:val="28"/>
+                <w:szCs w:val="28"/>
+              </w:rPr>
+              <w:t>2</w:t>
+            </w:r>
+            <w:r>
+              <w:rPr>
+                <w:rFonts w:ascii="標楷體" w:eastAsia="標楷體" w:hAnsi="標楷體" w:cs="標楷體"/>
+                <w:sz w:val="28"/>
+                <w:szCs w:val="28"/>
+              </w:rPr>
+              <w:t>}}</w:t>
+            </w:r>
+            <w:r>
+              <w:rPr>
+                <w:rFonts w:ascii="標楷體" w:eastAsia="標楷體" w:hAnsi="標楷體" w:cs="標楷體" w:hint="eastAsia"/>
+                <w:sz w:val="28"/>
+                <w:szCs w:val="28"/>
+              </w:rPr>
+              <w:t xml:space="preserve"> </w:t>
+            </w:r>
+            <w:r>
+              <w:rPr>
+                <w:rFonts w:ascii="標楷體" w:eastAsia="標楷體" w:hAnsi="標楷體" w:cs="標楷體"/>
+                <w:sz w:val="20"/>
+                <w:szCs w:val="20"/>
+              </w:rPr>
+              <w:t>{{L</w:t>
+            </w:r>
+            <w:r>
+              <w:rPr>
+                <w:rFonts w:ascii="標楷體" w:eastAsia="標楷體" w:hAnsi="標楷體" w:cs="標楷體" w:hint="eastAsia"/>
+                <w:sz w:val="20"/>
+                <w:szCs w:val="20"/>
+              </w:rPr>
+              <w:t>5</w:t>
+            </w:r>
+            <w:r>
+              <w:rPr>
+                <w:rFonts w:ascii="標楷體" w:eastAsia="標楷體" w:hAnsi="標楷體" w:cs="標楷體"/>
+                <w:sz w:val="20"/>
+                <w:szCs w:val="20"/>
+              </w:rPr>
+              <w:t>P</w:t>
+            </w:r>
+            <w:r>
+              <w:rPr>
+                <w:rFonts w:ascii="標楷體" w:eastAsia="標楷體" w:hAnsi="標楷體" w:cs="標楷體" w:hint="eastAsia"/>
+                <w:sz w:val="20"/>
+                <w:szCs w:val="20"/>
+              </w:rPr>
+              <w:t>2</w:t>
+            </w:r>
+            <w:r>
+              <w:rPr>
+                <w:rFonts w:ascii="標楷體" w:eastAsia="標楷體" w:hAnsi="標楷體" w:cs="標楷體"/>
+                <w:sz w:val="20"/>
+                <w:szCs w:val="20"/>
+              </w:rPr>
+              <w:t>}}</w:t>
             </w:r>
           </w:p>
         </w:tc>
@@ -1271,31 +2320,97 @@
               <w:jc w:val="center"/>
               <w:rPr>
                 <w:rFonts w:ascii="標楷體" w:eastAsia="標楷體" w:hAnsi="標楷體" w:cs="標楷體"/>
-                <w:sz w:val="36"/>
-                <w:szCs w:val="36"/>
-              </w:rPr>
-            </w:pPr>
-            <w:r>
-              <w:rPr>
-                <w:rFonts w:ascii="標楷體" w:eastAsia="標楷體" w:hAnsi="標楷體" w:cs="標楷體"/>
-                <w:sz w:val="36"/>
-                <w:szCs w:val="36"/>
-              </w:rPr>
-              <w:t>{{SUBJECT}}</w:t>
-            </w:r>
-          </w:p>
-          <w:p>
-            <w:pPr>
-              <w:jc w:val="center"/>
-              <w:rPr>
-                <w:rFonts w:ascii="標楷體" w:eastAsia="標楷體" w:hAnsi="標楷體" w:cs="標楷體"/>
-              </w:rPr>
-            </w:pPr>
-            <w:r>
-              <w:rPr>
-                <w:rFonts w:ascii="標楷體" w:eastAsia="標楷體" w:hAnsi="標楷體" w:cs="標楷體"/>
-              </w:rPr>
-              <w:t>{{SUB_TEACHER}}</w:t>
+                <w:sz w:val="28"/>
+                <w:szCs w:val="28"/>
+              </w:rPr>
+            </w:pPr>
+            <w:r>
+              <w:rPr>
+                <w:rFonts w:ascii="標楷體" w:eastAsia="標楷體" w:hAnsi="標楷體" w:cs="標楷體"/>
+                <w:sz w:val="28"/>
+                <w:szCs w:val="28"/>
+              </w:rPr>
+              <w:t>{{C1P</w:t>
+            </w:r>
+            <w:r>
+              <w:rPr>
+                <w:rFonts w:ascii="標楷體" w:eastAsia="標楷體" w:hAnsi="標楷體" w:cs="標楷體" w:hint="eastAsia"/>
+                <w:sz w:val="28"/>
+                <w:szCs w:val="28"/>
+              </w:rPr>
+              <w:t>3</w:t>
+            </w:r>
+            <w:r>
+              <w:rPr>
+                <w:rFonts w:ascii="標楷體" w:eastAsia="標楷體" w:hAnsi="標楷體" w:cs="標楷體"/>
+                <w:sz w:val="28"/>
+                <w:szCs w:val="28"/>
+              </w:rPr>
+              <w:t>}}</w:t>
+            </w:r>
+          </w:p>
+          <w:p>
+            <w:pPr>
+              <w:jc w:val="center"/>
+              <w:rPr>
+                <w:rFonts w:ascii="標楷體" w:eastAsia="標楷體" w:hAnsi="標楷體" w:cs="標楷體"/>
+              </w:rPr>
+            </w:pPr>
+            <w:r>
+              <w:rPr>
+                <w:rFonts w:ascii="標楷體" w:eastAsia="標楷體" w:hAnsi="標楷體" w:cs="標楷體"/>
+                <w:sz w:val="28"/>
+                <w:szCs w:val="28"/>
+              </w:rPr>
+              <w:t>{{S1P</w:t>
+            </w:r>
+            <w:r>
+              <w:rPr>
+                <w:rFonts w:ascii="標楷體" w:eastAsia="標楷體" w:hAnsi="標楷體" w:cs="標楷體" w:hint="eastAsia"/>
+                <w:sz w:val="28"/>
+                <w:szCs w:val="28"/>
+              </w:rPr>
+              <w:t>3</w:t>
+            </w:r>
+            <w:r>
+              <w:rPr>
+                <w:rFonts w:ascii="標楷體" w:eastAsia="標楷體" w:hAnsi="標楷體" w:cs="標楷體"/>
+                <w:sz w:val="28"/>
+                <w:szCs w:val="28"/>
+              </w:rPr>
+              <w:t>}}</w:t>
+            </w:r>
+            <w:r>
+              <w:rPr>
+                <w:rFonts w:ascii="標楷體" w:eastAsia="標楷體" w:hAnsi="標楷體" w:cs="標楷體" w:hint="eastAsia"/>
+                <w:sz w:val="28"/>
+                <w:szCs w:val="28"/>
+              </w:rPr>
+              <w:t xml:space="preserve"> </w:t>
+            </w:r>
+            <w:r>
+              <w:rPr>
+                <w:rFonts w:ascii="標楷體" w:eastAsia="標楷體" w:hAnsi="標楷體" w:cs="標楷體"/>
+                <w:sz w:val="20"/>
+                <w:szCs w:val="20"/>
+              </w:rPr>
+              <w:t>{{L1P</w:t>
+            </w:r>
+            <w:r>
+              <w:rPr>
+                <w:rFonts w:ascii="標楷體" w:eastAsia="標楷體" w:hAnsi="標楷體" w:cs="標楷體" w:hint="eastAsia"/>
+                <w:sz w:val="20"/>
+                <w:szCs w:val="20"/>
+              </w:rPr>
+              <w:t>3</w:t>
+            </w:r>
+            <w:r>
+              <w:rPr>
+                <w:rFonts w:ascii="標楷體" w:eastAsia="標楷體" w:hAnsi="標楷體" w:cs="標楷體"/>
+                <w:sz w:val="20"/>
+                <w:szCs w:val="20"/>
+              </w:rPr>
+              <w:t>}}</w:t>
             </w:r>
           </w:p>
         </w:tc>
@@ -1309,31 +2424,145 @@
               <w:jc w:val="center"/>
               <w:rPr>
                 <w:rFonts w:ascii="標楷體" w:eastAsia="標楷體" w:hAnsi="標楷體" w:cs="標楷體"/>
-                <w:sz w:val="36"/>
-                <w:szCs w:val="36"/>
-              </w:rPr>
-            </w:pPr>
-            <w:r>
-              <w:rPr>
-                <w:rFonts w:ascii="標楷體" w:eastAsia="標楷體" w:hAnsi="標楷體" w:cs="標楷體"/>
-                <w:sz w:val="36"/>
-                <w:szCs w:val="36"/>
-              </w:rPr>
-              <w:t>{{SUBJECT}}</w:t>
-            </w:r>
-          </w:p>
-          <w:p>
-            <w:pPr>
-              <w:jc w:val="center"/>
-              <w:rPr>
-                <w:rFonts w:ascii="標楷體" w:eastAsia="標楷體" w:hAnsi="標楷體" w:cs="標楷體"/>
-              </w:rPr>
-            </w:pPr>
-            <w:r>
-              <w:rPr>
-                <w:rFonts w:ascii="標楷體" w:eastAsia="標楷體" w:hAnsi="標楷體" w:cs="標楷體"/>
-              </w:rPr>
-              <w:t>{{SUB_TEACHER}}</w:t>
+                <w:sz w:val="28"/>
+                <w:szCs w:val="28"/>
+              </w:rPr>
+            </w:pPr>
+            <w:r>
+              <w:rPr>
+                <w:rFonts w:ascii="標楷體" w:eastAsia="標楷體" w:hAnsi="標楷體" w:cs="標楷體"/>
+                <w:sz w:val="28"/>
+                <w:szCs w:val="28"/>
+              </w:rPr>
+              <w:t>{{C</w:t>
+            </w:r>
+            <w:r>
+              <w:rPr>
+                <w:rFonts w:ascii="標楷體" w:eastAsia="標楷體" w:hAnsi="標楷體" w:cs="標楷體" w:hint="eastAsia"/>
+                <w:sz w:val="28"/>
+                <w:szCs w:val="28"/>
+              </w:rPr>
+              <w:t>2</w:t>
+            </w:r>
+            <w:r>
+              <w:rPr>
+                <w:rFonts w:ascii="標楷體" w:eastAsia="標楷體" w:hAnsi="標楷體" w:cs="標楷體"/>
+                <w:sz w:val="28"/>
+                <w:szCs w:val="28"/>
+              </w:rPr>
+              <w:t>P</w:t>
+            </w:r>
+            <w:r>
+              <w:rPr>
+                <w:rFonts w:ascii="標楷體" w:eastAsia="標楷體" w:hAnsi="標楷體" w:cs="標楷體" w:hint="eastAsia"/>
+                <w:sz w:val="28"/>
+                <w:szCs w:val="28"/>
+              </w:rPr>
+              <w:t>3</w:t>
+            </w:r>
+            <w:r>
+              <w:rPr>
+                <w:rFonts w:ascii="標楷體" w:eastAsia="標楷體" w:hAnsi="標楷體" w:cs="標楷體"/>
+                <w:sz w:val="28"/>
+                <w:szCs w:val="28"/>
+              </w:rPr>
+              <w:t>}}</w:t>
+            </w:r>
+          </w:p>
+          <w:p>
+            <w:pPr>
+              <w:jc w:val="center"/>
+              <w:rPr>
+                <w:rFonts w:ascii="標楷體" w:eastAsia="標楷體" w:hAnsi="標楷體" w:cs="標楷體"/>
+              </w:rPr>
+            </w:pPr>
+            <w:r>
+              <w:rPr>
+                <w:rFonts w:ascii="標楷體" w:eastAsia="標楷體" w:hAnsi="標楷體" w:cs="標楷體"/>
+                <w:sz w:val="28"/>
+                <w:szCs w:val="28"/>
+              </w:rPr>
+              <w:t>{{S</w:t>
+            </w:r>
+            <w:r>
+              <w:rPr>
+                <w:rFonts w:ascii="標楷體" w:eastAsia="標楷體" w:hAnsi="標楷體" w:cs="標楷體" w:hint="eastAsia"/>
+                <w:sz w:val="28"/>
+                <w:szCs w:val="28"/>
+              </w:rPr>
+              <w:t>2</w:t>
+            </w:r>
+            <w:r>
+              <w:rPr>
+                <w:rFonts w:ascii="標楷體" w:eastAsia="標楷體" w:hAnsi="標楷體" w:cs="標楷體"/>
+                <w:sz w:val="28"/>
+                <w:szCs w:val="28"/>
+              </w:rPr>
+              <w:t>P</w:t>
+            </w:r>
+            <w:r>
+              <w:rPr>
+                <w:rFonts w:ascii="標楷體" w:eastAsia="標楷體" w:hAnsi="標楷體" w:cs="標楷體" w:hint="eastAsia"/>
+                <w:sz w:val="28"/>
+                <w:szCs w:val="28"/>
+              </w:rPr>
+              <w:t>3</w:t>
+            </w:r>
+            <w:r>
+              <w:rPr>
+                <w:rFonts w:ascii="標楷體" w:eastAsia="標楷體" w:hAnsi="標楷體" w:cs="標楷體"/>
+                <w:sz w:val="28"/>
+                <w:szCs w:val="28"/>
+              </w:rPr>
+              <w:t>}}</w:t>
+            </w:r>
+            <w:r>
+              <w:rPr>
+                <w:rFonts w:ascii="標楷體" w:eastAsia="標楷體" w:hAnsi="標楷體" w:cs="標楷體" w:hint="eastAsia"/>
+                <w:sz w:val="28"/>
+                <w:szCs w:val="28"/>
+              </w:rPr>
+              <w:t xml:space="preserve"> </w:t>
+            </w:r>
+            <w:r>
+              <w:rPr>
+                <w:rFonts w:ascii="標楷體" w:eastAsia="標楷體" w:hAnsi="標楷體" w:cs="標楷體"/>
+                <w:sz w:val="20"/>
+                <w:szCs w:val="20"/>
+              </w:rPr>
+              <w:t>{{L</w:t>
+            </w:r>
+            <w:r>
+              <w:rPr>
+                <w:rFonts w:ascii="標楷體" w:eastAsia="標楷體" w:hAnsi="標楷體" w:cs="標楷體" w:hint="eastAsia"/>
+                <w:sz w:val="20"/>
+                <w:szCs w:val="20"/>
+              </w:rPr>
+              <w:t>2</w:t>
+            </w:r>
+            <w:r>
+              <w:rPr>
+                <w:rFonts w:ascii="標楷體" w:eastAsia="標楷體" w:hAnsi="標楷體" w:cs="標楷體"/>
+                <w:sz w:val="20"/>
+                <w:szCs w:val="20"/>
+              </w:rPr>
+              <w:t>P</w:t>
+            </w:r>
+            <w:r>
+              <w:rPr>
+                <w:rFonts w:ascii="標楷體" w:eastAsia="標楷體" w:hAnsi="標楷體" w:cs="標楷體" w:hint="eastAsia"/>
+                <w:sz w:val="20"/>
+                <w:szCs w:val="20"/>
+              </w:rPr>
+              <w:t>3</w:t>
+            </w:r>
+            <w:r>
+              <w:rPr>
+                <w:rFonts w:ascii="標楷體" w:eastAsia="標楷體" w:hAnsi="標楷體" w:cs="標楷體"/>
+                <w:sz w:val="20"/>
+                <w:szCs w:val="20"/>
+              </w:rPr>
+              <w:t>}}</w:t>
             </w:r>
           </w:p>
         </w:tc>
@@ -1347,31 +2576,145 @@
               <w:jc w:val="center"/>
               <w:rPr>
                 <w:rFonts w:ascii="標楷體" w:eastAsia="標楷體" w:hAnsi="標楷體" w:cs="標楷體"/>
-                <w:sz w:val="36"/>
-                <w:szCs w:val="36"/>
-              </w:rPr>
-            </w:pPr>
-            <w:r>
-              <w:rPr>
-                <w:rFonts w:ascii="標楷體" w:eastAsia="標楷體" w:hAnsi="標楷體" w:cs="標楷體"/>
-                <w:sz w:val="36"/>
-                <w:szCs w:val="36"/>
-              </w:rPr>
-              <w:t>{{SUBJECT}}</w:t>
-            </w:r>
-          </w:p>
-          <w:p>
-            <w:pPr>
-              <w:jc w:val="center"/>
-              <w:rPr>
-                <w:rFonts w:ascii="標楷體" w:eastAsia="標楷體" w:hAnsi="標楷體" w:cs="標楷體"/>
-              </w:rPr>
-            </w:pPr>
-            <w:r>
-              <w:rPr>
-                <w:rFonts w:ascii="標楷體" w:eastAsia="標楷體" w:hAnsi="標楷體" w:cs="標楷體"/>
-              </w:rPr>
-              <w:t>{{SUB_TEACHER}}</w:t>
+                <w:sz w:val="28"/>
+                <w:szCs w:val="28"/>
+              </w:rPr>
+            </w:pPr>
+            <w:r>
+              <w:rPr>
+                <w:rFonts w:ascii="標楷體" w:eastAsia="標楷體" w:hAnsi="標楷體" w:cs="標楷體"/>
+                <w:sz w:val="28"/>
+                <w:szCs w:val="28"/>
+              </w:rPr>
+              <w:t>{{C</w:t>
+            </w:r>
+            <w:r>
+              <w:rPr>
+                <w:rFonts w:ascii="標楷體" w:eastAsia="標楷體" w:hAnsi="標楷體" w:cs="標楷體" w:hint="eastAsia"/>
+                <w:sz w:val="28"/>
+                <w:szCs w:val="28"/>
+              </w:rPr>
+              <w:t>3</w:t>
+            </w:r>
+            <w:r>
+              <w:rPr>
+                <w:rFonts w:ascii="標楷體" w:eastAsia="標楷體" w:hAnsi="標楷體" w:cs="標楷體"/>
+                <w:sz w:val="28"/>
+                <w:szCs w:val="28"/>
+              </w:rPr>
+              <w:t>P</w:t>
+            </w:r>
+            <w:r>
+              <w:rPr>
+                <w:rFonts w:ascii="標楷體" w:eastAsia="標楷體" w:hAnsi="標楷體" w:cs="標楷體" w:hint="eastAsia"/>
+                <w:sz w:val="28"/>
+                <w:szCs w:val="28"/>
+              </w:rPr>
+              <w:t>3</w:t>
+            </w:r>
+            <w:r>
+              <w:rPr>
+                <w:rFonts w:ascii="標楷體" w:eastAsia="標楷體" w:hAnsi="標楷體" w:cs="標楷體"/>
+                <w:sz w:val="28"/>
+                <w:szCs w:val="28"/>
+              </w:rPr>
+              <w:t>}}</w:t>
+            </w:r>
+          </w:p>
+          <w:p>
+            <w:pPr>
+              <w:jc w:val="center"/>
+              <w:rPr>
+                <w:rFonts w:ascii="標楷體" w:eastAsia="標楷體" w:hAnsi="標楷體" w:cs="標楷體"/>
+              </w:rPr>
+            </w:pPr>
+            <w:r>
+              <w:rPr>
+                <w:rFonts w:ascii="標楷體" w:eastAsia="標楷體" w:hAnsi="標楷體" w:cs="標楷體"/>
+                <w:sz w:val="28"/>
+                <w:szCs w:val="28"/>
+              </w:rPr>
+              <w:t>{{S</w:t>
+            </w:r>
+            <w:r>
+              <w:rPr>
+                <w:rFonts w:ascii="標楷體" w:eastAsia="標楷體" w:hAnsi="標楷體" w:cs="標楷體" w:hint="eastAsia"/>
+                <w:sz w:val="28"/>
+                <w:szCs w:val="28"/>
+              </w:rPr>
+              <w:t>3</w:t>
+            </w:r>
+            <w:r>
+              <w:rPr>
+                <w:rFonts w:ascii="標楷體" w:eastAsia="標楷體" w:hAnsi="標楷體" w:cs="標楷體"/>
+                <w:sz w:val="28"/>
+                <w:szCs w:val="28"/>
+              </w:rPr>
+              <w:t>P</w:t>
+            </w:r>
+            <w:r>
+              <w:rPr>
+                <w:rFonts w:ascii="標楷體" w:eastAsia="標楷體" w:hAnsi="標楷體" w:cs="標楷體" w:hint="eastAsia"/>
+                <w:sz w:val="28"/>
+                <w:szCs w:val="28"/>
+              </w:rPr>
+              <w:t>3</w:t>
+            </w:r>
+            <w:r>
+              <w:rPr>
+                <w:rFonts w:ascii="標楷體" w:eastAsia="標楷體" w:hAnsi="標楷體" w:cs="標楷體"/>
+                <w:sz w:val="28"/>
+                <w:szCs w:val="28"/>
+              </w:rPr>
+              <w:t>}}</w:t>
+            </w:r>
+            <w:r>
+              <w:rPr>
+                <w:rFonts w:ascii="標楷體" w:eastAsia="標楷體" w:hAnsi="標楷體" w:cs="標楷體" w:hint="eastAsia"/>
+                <w:sz w:val="28"/>
+                <w:szCs w:val="28"/>
+              </w:rPr>
+              <w:t xml:space="preserve"> </w:t>
+            </w:r>
+            <w:r>
+              <w:rPr>
+                <w:rFonts w:ascii="標楷體" w:eastAsia="標楷體" w:hAnsi="標楷體" w:cs="標楷體"/>
+                <w:sz w:val="20"/>
+                <w:szCs w:val="20"/>
+              </w:rPr>
+              <w:t>{{L</w:t>
+            </w:r>
+            <w:r>
+              <w:rPr>
+                <w:rFonts w:ascii="標楷體" w:eastAsia="標楷體" w:hAnsi="標楷體" w:cs="標楷體" w:hint="eastAsia"/>
+                <w:sz w:val="20"/>
+                <w:szCs w:val="20"/>
+              </w:rPr>
+              <w:t>3</w:t>
+            </w:r>
+            <w:r>
+              <w:rPr>
+                <w:rFonts w:ascii="標楷體" w:eastAsia="標楷體" w:hAnsi="標楷體" w:cs="標楷體"/>
+                <w:sz w:val="20"/>
+                <w:szCs w:val="20"/>
+              </w:rPr>
+              <w:t>P</w:t>
+            </w:r>
+            <w:r>
+              <w:rPr>
+                <w:rFonts w:ascii="標楷體" w:eastAsia="標楷體" w:hAnsi="標楷體" w:cs="標楷體" w:hint="eastAsia"/>
+                <w:sz w:val="20"/>
+                <w:szCs w:val="20"/>
+              </w:rPr>
+              <w:t>3</w:t>
+            </w:r>
+            <w:r>
+              <w:rPr>
+                <w:rFonts w:ascii="標楷體" w:eastAsia="標楷體" w:hAnsi="標楷體" w:cs="標楷體"/>
+                <w:sz w:val="20"/>
+                <w:szCs w:val="20"/>
+              </w:rPr>
+              <w:t>}}</w:t>
             </w:r>
           </w:p>
         </w:tc>
@@ -1385,31 +2728,145 @@
               <w:jc w:val="center"/>
               <w:rPr>
                 <w:rFonts w:ascii="標楷體" w:eastAsia="標楷體" w:hAnsi="標楷體" w:cs="標楷體"/>
-                <w:sz w:val="36"/>
-                <w:szCs w:val="36"/>
-              </w:rPr>
-            </w:pPr>
-            <w:r>
-              <w:rPr>
-                <w:rFonts w:ascii="標楷體" w:eastAsia="標楷體" w:hAnsi="標楷體" w:cs="標楷體"/>
-                <w:sz w:val="36"/>
-                <w:szCs w:val="36"/>
-              </w:rPr>
-              <w:t>{{SUBJECT}}</w:t>
-            </w:r>
-          </w:p>
-          <w:p>
-            <w:pPr>
-              <w:jc w:val="center"/>
-              <w:rPr>
-                <w:rFonts w:ascii="標楷體" w:eastAsia="標楷體" w:hAnsi="標楷體" w:cs="標楷體"/>
-              </w:rPr>
-            </w:pPr>
-            <w:r>
-              <w:rPr>
-                <w:rFonts w:ascii="標楷體" w:eastAsia="標楷體" w:hAnsi="標楷體" w:cs="標楷體"/>
-              </w:rPr>
-              <w:t>{{SUB_TEACHER}}</w:t>
+                <w:sz w:val="28"/>
+                <w:szCs w:val="28"/>
+              </w:rPr>
+            </w:pPr>
+            <w:r>
+              <w:rPr>
+                <w:rFonts w:ascii="標楷體" w:eastAsia="標楷體" w:hAnsi="標楷體" w:cs="標楷體"/>
+                <w:sz w:val="28"/>
+                <w:szCs w:val="28"/>
+              </w:rPr>
+              <w:t>{{C</w:t>
+            </w:r>
+            <w:r>
+              <w:rPr>
+                <w:rFonts w:ascii="標楷體" w:eastAsia="標楷體" w:hAnsi="標楷體" w:cs="標楷體" w:hint="eastAsia"/>
+                <w:sz w:val="28"/>
+                <w:szCs w:val="28"/>
+              </w:rPr>
+              <w:t>4</w:t>
+            </w:r>
+            <w:r>
+              <w:rPr>
+                <w:rFonts w:ascii="標楷體" w:eastAsia="標楷體" w:hAnsi="標楷體" w:cs="標楷體"/>
+                <w:sz w:val="28"/>
+                <w:szCs w:val="28"/>
+              </w:rPr>
+              <w:t>P</w:t>
+            </w:r>
+            <w:r>
+              <w:rPr>
+                <w:rFonts w:ascii="標楷體" w:eastAsia="標楷體" w:hAnsi="標楷體" w:cs="標楷體" w:hint="eastAsia"/>
+                <w:sz w:val="28"/>
+                <w:szCs w:val="28"/>
+              </w:rPr>
+              <w:t>3</w:t>
+            </w:r>
+            <w:r>
+              <w:rPr>
+                <w:rFonts w:ascii="標楷體" w:eastAsia="標楷體" w:hAnsi="標楷體" w:cs="標楷體"/>
+                <w:sz w:val="28"/>
+                <w:szCs w:val="28"/>
+              </w:rPr>
+              <w:t>}}</w:t>
+            </w:r>
+          </w:p>
+          <w:p>
+            <w:pPr>
+              <w:jc w:val="center"/>
+              <w:rPr>
+                <w:rFonts w:ascii="標楷體" w:eastAsia="標楷體" w:hAnsi="標楷體" w:cs="標楷體"/>
+              </w:rPr>
+            </w:pPr>
+            <w:r>
+              <w:rPr>
+                <w:rFonts w:ascii="標楷體" w:eastAsia="標楷體" w:hAnsi="標楷體" w:cs="標楷體"/>
+                <w:sz w:val="28"/>
+                <w:szCs w:val="28"/>
+              </w:rPr>
+              <w:t>{{S</w:t>
+            </w:r>
+            <w:r>
+              <w:rPr>
+                <w:rFonts w:ascii="標楷體" w:eastAsia="標楷體" w:hAnsi="標楷體" w:cs="標楷體" w:hint="eastAsia"/>
+                <w:sz w:val="28"/>
+                <w:szCs w:val="28"/>
+              </w:rPr>
+              <w:t>4</w:t>
+            </w:r>
+            <w:r>
+              <w:rPr>
+                <w:rFonts w:ascii="標楷體" w:eastAsia="標楷體" w:hAnsi="標楷體" w:cs="標楷體"/>
+                <w:sz w:val="28"/>
+                <w:szCs w:val="28"/>
+              </w:rPr>
+              <w:t>P</w:t>
+            </w:r>
+            <w:r>
+              <w:rPr>
+                <w:rFonts w:ascii="標楷體" w:eastAsia="標楷體" w:hAnsi="標楷體" w:cs="標楷體" w:hint="eastAsia"/>
+                <w:sz w:val="28"/>
+                <w:szCs w:val="28"/>
+              </w:rPr>
+              <w:t>3</w:t>
+            </w:r>
+            <w:r>
+              <w:rPr>
+                <w:rFonts w:ascii="標楷體" w:eastAsia="標楷體" w:hAnsi="標楷體" w:cs="標楷體"/>
+                <w:sz w:val="28"/>
+                <w:szCs w:val="28"/>
+              </w:rPr>
+              <w:t>}}</w:t>
+            </w:r>
+            <w:r>
+              <w:rPr>
+                <w:rFonts w:ascii="標楷體" w:eastAsia="標楷體" w:hAnsi="標楷體" w:cs="標楷體" w:hint="eastAsia"/>
+                <w:sz w:val="28"/>
+                <w:szCs w:val="28"/>
+              </w:rPr>
+              <w:t xml:space="preserve"> </w:t>
+            </w:r>
+            <w:r>
+              <w:rPr>
+                <w:rFonts w:ascii="標楷體" w:eastAsia="標楷體" w:hAnsi="標楷體" w:cs="標楷體"/>
+                <w:sz w:val="20"/>
+                <w:szCs w:val="20"/>
+              </w:rPr>
+              <w:t>{{L</w:t>
+            </w:r>
+            <w:r>
+              <w:rPr>
+                <w:rFonts w:ascii="標楷體" w:eastAsia="標楷體" w:hAnsi="標楷體" w:cs="標楷體" w:hint="eastAsia"/>
+                <w:sz w:val="20"/>
+                <w:szCs w:val="20"/>
+              </w:rPr>
+              <w:t>4</w:t>
+            </w:r>
+            <w:r>
+              <w:rPr>
+                <w:rFonts w:ascii="標楷體" w:eastAsia="標楷體" w:hAnsi="標楷體" w:cs="標楷體"/>
+                <w:sz w:val="20"/>
+                <w:szCs w:val="20"/>
+              </w:rPr>
+              <w:t>P</w:t>
+            </w:r>
+            <w:r>
+              <w:rPr>
+                <w:rFonts w:ascii="標楷體" w:eastAsia="標楷體" w:hAnsi="標楷體" w:cs="標楷體" w:hint="eastAsia"/>
+                <w:sz w:val="20"/>
+                <w:szCs w:val="20"/>
+              </w:rPr>
+              <w:t>3</w:t>
+            </w:r>
+            <w:r>
+              <w:rPr>
+                <w:rFonts w:ascii="標楷體" w:eastAsia="標楷體" w:hAnsi="標楷體" w:cs="標楷體"/>
+                <w:sz w:val="20"/>
+                <w:szCs w:val="20"/>
+              </w:rPr>
+              <w:t>}}</w:t>
             </w:r>
           </w:p>
         </w:tc>
@@ -1423,31 +2880,145 @@
               <w:jc w:val="center"/>
               <w:rPr>
                 <w:rFonts w:ascii="標楷體" w:eastAsia="標楷體" w:hAnsi="標楷體" w:cs="標楷體"/>
-                <w:sz w:val="36"/>
-                <w:szCs w:val="36"/>
-              </w:rPr>
-            </w:pPr>
-            <w:r>
-              <w:rPr>
-                <w:rFonts w:ascii="標楷體" w:eastAsia="標楷體" w:hAnsi="標楷體" w:cs="標楷體"/>
-                <w:sz w:val="36"/>
-                <w:szCs w:val="36"/>
-              </w:rPr>
-              <w:t>{{SUBJECT}}</w:t>
-            </w:r>
-          </w:p>
-          <w:p>
-            <w:pPr>
-              <w:jc w:val="center"/>
-              <w:rPr>
-                <w:rFonts w:ascii="標楷體" w:eastAsia="標楷體" w:hAnsi="標楷體" w:cs="標楷體"/>
-              </w:rPr>
-            </w:pPr>
-            <w:r>
-              <w:rPr>
-                <w:rFonts w:ascii="標楷體" w:eastAsia="標楷體" w:hAnsi="標楷體" w:cs="標楷體"/>
-              </w:rPr>
-              <w:t>{{SUB_TEACHER}}</w:t>
+                <w:sz w:val="28"/>
+                <w:szCs w:val="28"/>
+              </w:rPr>
+            </w:pPr>
+            <w:r>
+              <w:rPr>
+                <w:rFonts w:ascii="標楷體" w:eastAsia="標楷體" w:hAnsi="標楷體" w:cs="標楷體"/>
+                <w:sz w:val="28"/>
+                <w:szCs w:val="28"/>
+              </w:rPr>
+              <w:t>{{C</w:t>
+            </w:r>
+            <w:r>
+              <w:rPr>
+                <w:rFonts w:ascii="標楷體" w:eastAsia="標楷體" w:hAnsi="標楷體" w:cs="標楷體" w:hint="eastAsia"/>
+                <w:sz w:val="28"/>
+                <w:szCs w:val="28"/>
+              </w:rPr>
+              <w:t>5</w:t>
+            </w:r>
+            <w:r>
+              <w:rPr>
+                <w:rFonts w:ascii="標楷體" w:eastAsia="標楷體" w:hAnsi="標楷體" w:cs="標楷體"/>
+                <w:sz w:val="28"/>
+                <w:szCs w:val="28"/>
+              </w:rPr>
+              <w:t>P</w:t>
+            </w:r>
+            <w:r>
+              <w:rPr>
+                <w:rFonts w:ascii="標楷體" w:eastAsia="標楷體" w:hAnsi="標楷體" w:cs="標楷體" w:hint="eastAsia"/>
+                <w:sz w:val="28"/>
+                <w:szCs w:val="28"/>
+              </w:rPr>
+              <w:t>3</w:t>
+            </w:r>
+            <w:r>
+              <w:rPr>
+                <w:rFonts w:ascii="標楷體" w:eastAsia="標楷體" w:hAnsi="標楷體" w:cs="標楷體"/>
+                <w:sz w:val="28"/>
+                <w:szCs w:val="28"/>
+              </w:rPr>
+              <w:t>}}</w:t>
+            </w:r>
+          </w:p>
+          <w:p>
+            <w:pPr>
+              <w:jc w:val="center"/>
+              <w:rPr>
+                <w:rFonts w:ascii="標楷體" w:eastAsia="標楷體" w:hAnsi="標楷體" w:cs="標楷體"/>
+              </w:rPr>
+            </w:pPr>
+            <w:r>
+              <w:rPr>
+                <w:rFonts w:ascii="標楷體" w:eastAsia="標楷體" w:hAnsi="標楷體" w:cs="標楷體"/>
+                <w:sz w:val="28"/>
+                <w:szCs w:val="28"/>
+              </w:rPr>
+              <w:t>{{S</w:t>
+            </w:r>
+            <w:r>
+              <w:rPr>
+                <w:rFonts w:ascii="標楷體" w:eastAsia="標楷體" w:hAnsi="標楷體" w:cs="標楷體" w:hint="eastAsia"/>
+                <w:sz w:val="28"/>
+                <w:szCs w:val="28"/>
+              </w:rPr>
+              <w:t>5</w:t>
+            </w:r>
+            <w:r>
+              <w:rPr>
+                <w:rFonts w:ascii="標楷體" w:eastAsia="標楷體" w:hAnsi="標楷體" w:cs="標楷體"/>
+                <w:sz w:val="28"/>
+                <w:szCs w:val="28"/>
+              </w:rPr>
+              <w:t>P</w:t>
+            </w:r>
+            <w:r>
+              <w:rPr>
+                <w:rFonts w:ascii="標楷體" w:eastAsia="標楷體" w:hAnsi="標楷體" w:cs="標楷體" w:hint="eastAsia"/>
+                <w:sz w:val="28"/>
+                <w:szCs w:val="28"/>
+              </w:rPr>
+              <w:t>3</w:t>
+            </w:r>
+            <w:r>
+              <w:rPr>
+                <w:rFonts w:ascii="標楷體" w:eastAsia="標楷體" w:hAnsi="標楷體" w:cs="標楷體"/>
+                <w:sz w:val="28"/>
+                <w:szCs w:val="28"/>
+              </w:rPr>
+              <w:t>}}</w:t>
+            </w:r>
+            <w:r>
+              <w:rPr>
+                <w:rFonts w:ascii="標楷體" w:eastAsia="標楷體" w:hAnsi="標楷體" w:cs="標楷體" w:hint="eastAsia"/>
+                <w:sz w:val="28"/>
+                <w:szCs w:val="28"/>
+              </w:rPr>
+              <w:t xml:space="preserve"> </w:t>
+            </w:r>
+            <w:r>
+              <w:rPr>
+                <w:rFonts w:ascii="標楷體" w:eastAsia="標楷體" w:hAnsi="標楷體" w:cs="標楷體"/>
+                <w:sz w:val="20"/>
+                <w:szCs w:val="20"/>
+              </w:rPr>
+              <w:t>{{L</w:t>
+            </w:r>
+            <w:r>
+              <w:rPr>
+                <w:rFonts w:ascii="標楷體" w:eastAsia="標楷體" w:hAnsi="標楷體" w:cs="標楷體" w:hint="eastAsia"/>
+                <w:sz w:val="20"/>
+                <w:szCs w:val="20"/>
+              </w:rPr>
+              <w:t>5</w:t>
+            </w:r>
+            <w:r>
+              <w:rPr>
+                <w:rFonts w:ascii="標楷體" w:eastAsia="標楷體" w:hAnsi="標楷體" w:cs="標楷體"/>
+                <w:sz w:val="20"/>
+                <w:szCs w:val="20"/>
+              </w:rPr>
+              <w:t>P</w:t>
+            </w:r>
+            <w:r>
+              <w:rPr>
+                <w:rFonts w:ascii="標楷體" w:eastAsia="標楷體" w:hAnsi="標楷體" w:cs="標楷體" w:hint="eastAsia"/>
+                <w:sz w:val="20"/>
+                <w:szCs w:val="20"/>
+              </w:rPr>
+              <w:t>3</w:t>
+            </w:r>
+            <w:r>
+              <w:rPr>
+                <w:rFonts w:ascii="標楷體" w:eastAsia="標楷體" w:hAnsi="標楷體" w:cs="標楷體"/>
+                <w:sz w:val="20"/>
+                <w:szCs w:val="20"/>
+              </w:rPr>
+              <w:t>}}</w:t>
             </w:r>
           </w:p>
         </w:tc>
@@ -1555,31 +3126,97 @@
               <w:jc w:val="center"/>
               <w:rPr>
                 <w:rFonts w:ascii="標楷體" w:eastAsia="標楷體" w:hAnsi="標楷體" w:cs="標楷體"/>
-                <w:sz w:val="36"/>
-                <w:szCs w:val="36"/>
-              </w:rPr>
-            </w:pPr>
-            <w:r>
-              <w:rPr>
-                <w:rFonts w:ascii="標楷體" w:eastAsia="標楷體" w:hAnsi="標楷體" w:cs="標楷體"/>
-                <w:sz w:val="36"/>
-                <w:szCs w:val="36"/>
-              </w:rPr>
-              <w:t>{{SUBJECT}}</w:t>
-            </w:r>
-          </w:p>
-          <w:p>
-            <w:pPr>
-              <w:jc w:val="center"/>
-              <w:rPr>
-                <w:rFonts w:ascii="標楷體" w:eastAsia="標楷體" w:hAnsi="標楷體" w:cs="標楷體"/>
-              </w:rPr>
-            </w:pPr>
-            <w:r>
-              <w:rPr>
-                <w:rFonts w:ascii="標楷體" w:eastAsia="標楷體" w:hAnsi="標楷體" w:cs="標楷體"/>
-              </w:rPr>
-              <w:t>{{SUB_TEACHER}}</w:t>
+                <w:sz w:val="28"/>
+                <w:szCs w:val="28"/>
+              </w:rPr>
+            </w:pPr>
+            <w:r>
+              <w:rPr>
+                <w:rFonts w:ascii="標楷體" w:eastAsia="標楷體" w:hAnsi="標楷體" w:cs="標楷體"/>
+                <w:sz w:val="28"/>
+                <w:szCs w:val="28"/>
+              </w:rPr>
+              <w:t>{{C1P</w:t>
+            </w:r>
+            <w:r>
+              <w:rPr>
+                <w:rFonts w:ascii="標楷體" w:eastAsia="標楷體" w:hAnsi="標楷體" w:cs="標楷體" w:hint="eastAsia"/>
+                <w:sz w:val="28"/>
+                <w:szCs w:val="28"/>
+              </w:rPr>
+              <w:t>4</w:t>
+            </w:r>
+            <w:r>
+              <w:rPr>
+                <w:rFonts w:ascii="標楷體" w:eastAsia="標楷體" w:hAnsi="標楷體" w:cs="標楷體"/>
+                <w:sz w:val="28"/>
+                <w:szCs w:val="28"/>
+              </w:rPr>
+              <w:t>}}</w:t>
+            </w:r>
+          </w:p>
+          <w:p>
+            <w:pPr>
+              <w:jc w:val="center"/>
+              <w:rPr>
+                <w:rFonts w:ascii="標楷體" w:eastAsia="標楷體" w:hAnsi="標楷體" w:cs="標楷體"/>
+              </w:rPr>
+            </w:pPr>
+            <w:r>
+              <w:rPr>
+                <w:rFonts w:ascii="標楷體" w:eastAsia="標楷體" w:hAnsi="標楷體" w:cs="標楷體"/>
+                <w:sz w:val="28"/>
+                <w:szCs w:val="28"/>
+              </w:rPr>
+              <w:t>{{S1P</w:t>
+            </w:r>
+            <w:r>
+              <w:rPr>
+                <w:rFonts w:ascii="標楷體" w:eastAsia="標楷體" w:hAnsi="標楷體" w:cs="標楷體" w:hint="eastAsia"/>
+                <w:sz w:val="28"/>
+                <w:szCs w:val="28"/>
+              </w:rPr>
+              <w:t>4</w:t>
+            </w:r>
+            <w:r>
+              <w:rPr>
+                <w:rFonts w:ascii="標楷體" w:eastAsia="標楷體" w:hAnsi="標楷體" w:cs="標楷體"/>
+                <w:sz w:val="28"/>
+                <w:szCs w:val="28"/>
+              </w:rPr>
+              <w:t>}}</w:t>
+            </w:r>
+            <w:r>
+              <w:rPr>
+                <w:rFonts w:ascii="標楷體" w:eastAsia="標楷體" w:hAnsi="標楷體" w:cs="標楷體" w:hint="eastAsia"/>
+                <w:sz w:val="28"/>
+                <w:szCs w:val="28"/>
+              </w:rPr>
+              <w:t xml:space="preserve"> </w:t>
+            </w:r>
+            <w:r>
+              <w:rPr>
+                <w:rFonts w:ascii="標楷體" w:eastAsia="標楷體" w:hAnsi="標楷體" w:cs="標楷體"/>
+                <w:sz w:val="20"/>
+                <w:szCs w:val="20"/>
+              </w:rPr>
+              <w:t>{{L1P</w:t>
+            </w:r>
+            <w:r>
+              <w:rPr>
+                <w:rFonts w:ascii="標楷體" w:eastAsia="標楷體" w:hAnsi="標楷體" w:cs="標楷體" w:hint="eastAsia"/>
+                <w:sz w:val="20"/>
+                <w:szCs w:val="20"/>
+              </w:rPr>
+              <w:t>4</w:t>
+            </w:r>
+            <w:r>
+              <w:rPr>
+                <w:rFonts w:ascii="標楷體" w:eastAsia="標楷體" w:hAnsi="標楷體" w:cs="標楷體"/>
+                <w:sz w:val="20"/>
+                <w:szCs w:val="20"/>
+              </w:rPr>
+              <w:t>}}</w:t>
             </w:r>
           </w:p>
         </w:tc>
@@ -1593,31 +3230,145 @@
               <w:jc w:val="center"/>
               <w:rPr>
                 <w:rFonts w:ascii="標楷體" w:eastAsia="標楷體" w:hAnsi="標楷體" w:cs="標楷體"/>
-                <w:sz w:val="36"/>
-                <w:szCs w:val="36"/>
-              </w:rPr>
-            </w:pPr>
-            <w:r>
-              <w:rPr>
-                <w:rFonts w:ascii="標楷體" w:eastAsia="標楷體" w:hAnsi="標楷體" w:cs="標楷體"/>
-                <w:sz w:val="36"/>
-                <w:szCs w:val="36"/>
-              </w:rPr>
-              <w:t>{{SUBJECT}}</w:t>
-            </w:r>
-          </w:p>
-          <w:p>
-            <w:pPr>
-              <w:jc w:val="center"/>
-              <w:rPr>
-                <w:rFonts w:ascii="標楷體" w:eastAsia="標楷體" w:hAnsi="標楷體" w:cs="標楷體"/>
-              </w:rPr>
-            </w:pPr>
-            <w:r>
-              <w:rPr>
-                <w:rFonts w:ascii="標楷體" w:eastAsia="標楷體" w:hAnsi="標楷體" w:cs="標楷體"/>
-              </w:rPr>
-              <w:t>{{SUB_TEACHER}}</w:t>
+                <w:sz w:val="28"/>
+                <w:szCs w:val="28"/>
+              </w:rPr>
+            </w:pPr>
+            <w:r>
+              <w:rPr>
+                <w:rFonts w:ascii="標楷體" w:eastAsia="標楷體" w:hAnsi="標楷體" w:cs="標楷體"/>
+                <w:sz w:val="28"/>
+                <w:szCs w:val="28"/>
+              </w:rPr>
+              <w:t>{{C</w:t>
+            </w:r>
+            <w:r>
+              <w:rPr>
+                <w:rFonts w:ascii="標楷體" w:eastAsia="標楷體" w:hAnsi="標楷體" w:cs="標楷體" w:hint="eastAsia"/>
+                <w:sz w:val="28"/>
+                <w:szCs w:val="28"/>
+              </w:rPr>
+              <w:t>2</w:t>
+            </w:r>
+            <w:r>
+              <w:rPr>
+                <w:rFonts w:ascii="標楷體" w:eastAsia="標楷體" w:hAnsi="標楷體" w:cs="標楷體"/>
+                <w:sz w:val="28"/>
+                <w:szCs w:val="28"/>
+              </w:rPr>
+              <w:t>P</w:t>
+            </w:r>
+            <w:r>
+              <w:rPr>
+                <w:rFonts w:ascii="標楷體" w:eastAsia="標楷體" w:hAnsi="標楷體" w:cs="標楷體" w:hint="eastAsia"/>
+                <w:sz w:val="28"/>
+                <w:szCs w:val="28"/>
+              </w:rPr>
+              <w:t>4</w:t>
+            </w:r>
+            <w:r>
+              <w:rPr>
+                <w:rFonts w:ascii="標楷體" w:eastAsia="標楷體" w:hAnsi="標楷體" w:cs="標楷體"/>
+                <w:sz w:val="28"/>
+                <w:szCs w:val="28"/>
+              </w:rPr>
+              <w:t>}}</w:t>
+            </w:r>
+          </w:p>
+          <w:p>
+            <w:pPr>
+              <w:jc w:val="center"/>
+              <w:rPr>
+                <w:rFonts w:ascii="標楷體" w:eastAsia="標楷體" w:hAnsi="標楷體" w:cs="標楷體"/>
+              </w:rPr>
+            </w:pPr>
+            <w:r>
+              <w:rPr>
+                <w:rFonts w:ascii="標楷體" w:eastAsia="標楷體" w:hAnsi="標楷體" w:cs="標楷體"/>
+                <w:sz w:val="28"/>
+                <w:szCs w:val="28"/>
+              </w:rPr>
+              <w:t>{{S</w:t>
+            </w:r>
+            <w:r>
+              <w:rPr>
+                <w:rFonts w:ascii="標楷體" w:eastAsia="標楷體" w:hAnsi="標楷體" w:cs="標楷體" w:hint="eastAsia"/>
+                <w:sz w:val="28"/>
+                <w:szCs w:val="28"/>
+              </w:rPr>
+              <w:t>2</w:t>
+            </w:r>
+            <w:r>
+              <w:rPr>
+                <w:rFonts w:ascii="標楷體" w:eastAsia="標楷體" w:hAnsi="標楷體" w:cs="標楷體"/>
+                <w:sz w:val="28"/>
+                <w:szCs w:val="28"/>
+              </w:rPr>
+              <w:t>P</w:t>
+            </w:r>
+            <w:r>
+              <w:rPr>
+                <w:rFonts w:ascii="標楷體" w:eastAsia="標楷體" w:hAnsi="標楷體" w:cs="標楷體" w:hint="eastAsia"/>
+                <w:sz w:val="28"/>
+                <w:szCs w:val="28"/>
+              </w:rPr>
+              <w:t>4</w:t>
+            </w:r>
+            <w:r>
+              <w:rPr>
+                <w:rFonts w:ascii="標楷體" w:eastAsia="標楷體" w:hAnsi="標楷體" w:cs="標楷體"/>
+                <w:sz w:val="28"/>
+                <w:szCs w:val="28"/>
+              </w:rPr>
+              <w:t>}}</w:t>
+            </w:r>
+            <w:r>
+              <w:rPr>
+                <w:rFonts w:ascii="標楷體" w:eastAsia="標楷體" w:hAnsi="標楷體" w:cs="標楷體" w:hint="eastAsia"/>
+                <w:sz w:val="28"/>
+                <w:szCs w:val="28"/>
+              </w:rPr>
+              <w:t xml:space="preserve"> </w:t>
+            </w:r>
+            <w:r>
+              <w:rPr>
+                <w:rFonts w:ascii="標楷體" w:eastAsia="標楷體" w:hAnsi="標楷體" w:cs="標楷體"/>
+                <w:sz w:val="20"/>
+                <w:szCs w:val="20"/>
+              </w:rPr>
+              <w:t>{{L</w:t>
+            </w:r>
+            <w:r>
+              <w:rPr>
+                <w:rFonts w:ascii="標楷體" w:eastAsia="標楷體" w:hAnsi="標楷體" w:cs="標楷體" w:hint="eastAsia"/>
+                <w:sz w:val="20"/>
+                <w:szCs w:val="20"/>
+              </w:rPr>
+              <w:t>2</w:t>
+            </w:r>
+            <w:r>
+              <w:rPr>
+                <w:rFonts w:ascii="標楷體" w:eastAsia="標楷體" w:hAnsi="標楷體" w:cs="標楷體"/>
+                <w:sz w:val="20"/>
+                <w:szCs w:val="20"/>
+              </w:rPr>
+              <w:t>P</w:t>
+            </w:r>
+            <w:r>
+              <w:rPr>
+                <w:rFonts w:ascii="標楷體" w:eastAsia="標楷體" w:hAnsi="標楷體" w:cs="標楷體" w:hint="eastAsia"/>
+                <w:sz w:val="20"/>
+                <w:szCs w:val="20"/>
+              </w:rPr>
+              <w:t>4</w:t>
+            </w:r>
+            <w:r>
+              <w:rPr>
+                <w:rFonts w:ascii="標楷體" w:eastAsia="標楷體" w:hAnsi="標楷體" w:cs="標楷體"/>
+                <w:sz w:val="20"/>
+                <w:szCs w:val="20"/>
+              </w:rPr>
+              <w:t>}}</w:t>
             </w:r>
           </w:p>
         </w:tc>
@@ -1631,31 +3382,145 @@
               <w:jc w:val="center"/>
               <w:rPr>
                 <w:rFonts w:ascii="標楷體" w:eastAsia="標楷體" w:hAnsi="標楷體" w:cs="標楷體"/>
-                <w:sz w:val="36"/>
-                <w:szCs w:val="36"/>
-              </w:rPr>
-            </w:pPr>
-            <w:r>
-              <w:rPr>
-                <w:rFonts w:ascii="標楷體" w:eastAsia="標楷體" w:hAnsi="標楷體" w:cs="標楷體"/>
-                <w:sz w:val="36"/>
-                <w:szCs w:val="36"/>
-              </w:rPr>
-              <w:t>{{SUBJECT}}</w:t>
-            </w:r>
-          </w:p>
-          <w:p>
-            <w:pPr>
-              <w:jc w:val="center"/>
-              <w:rPr>
-                <w:rFonts w:ascii="標楷體" w:eastAsia="標楷體" w:hAnsi="標楷體" w:cs="標楷體"/>
-              </w:rPr>
-            </w:pPr>
-            <w:r>
-              <w:rPr>
-                <w:rFonts w:ascii="標楷體" w:eastAsia="標楷體" w:hAnsi="標楷體" w:cs="標楷體"/>
-              </w:rPr>
-              <w:t>{{SUB_TEACHER}}</w:t>
+                <w:sz w:val="28"/>
+                <w:szCs w:val="28"/>
+              </w:rPr>
+            </w:pPr>
+            <w:r>
+              <w:rPr>
+                <w:rFonts w:ascii="標楷體" w:eastAsia="標楷體" w:hAnsi="標楷體" w:cs="標楷體"/>
+                <w:sz w:val="28"/>
+                <w:szCs w:val="28"/>
+              </w:rPr>
+              <w:t>{{C</w:t>
+            </w:r>
+            <w:r>
+              <w:rPr>
+                <w:rFonts w:ascii="標楷體" w:eastAsia="標楷體" w:hAnsi="標楷體" w:cs="標楷體" w:hint="eastAsia"/>
+                <w:sz w:val="28"/>
+                <w:szCs w:val="28"/>
+              </w:rPr>
+              <w:t>3</w:t>
+            </w:r>
+            <w:r>
+              <w:rPr>
+                <w:rFonts w:ascii="標楷體" w:eastAsia="標楷體" w:hAnsi="標楷體" w:cs="標楷體"/>
+                <w:sz w:val="28"/>
+                <w:szCs w:val="28"/>
+              </w:rPr>
+              <w:t>P</w:t>
+            </w:r>
+            <w:r>
+              <w:rPr>
+                <w:rFonts w:ascii="標楷體" w:eastAsia="標楷體" w:hAnsi="標楷體" w:cs="標楷體" w:hint="eastAsia"/>
+                <w:sz w:val="28"/>
+                <w:szCs w:val="28"/>
+              </w:rPr>
+              <w:t>4</w:t>
+            </w:r>
+            <w:r>
+              <w:rPr>
+                <w:rFonts w:ascii="標楷體" w:eastAsia="標楷體" w:hAnsi="標楷體" w:cs="標楷體"/>
+                <w:sz w:val="28"/>
+                <w:szCs w:val="28"/>
+              </w:rPr>
+              <w:t>}}</w:t>
+            </w:r>
+          </w:p>
+          <w:p>
+            <w:pPr>
+              <w:jc w:val="center"/>
+              <w:rPr>
+                <w:rFonts w:ascii="標楷體" w:eastAsia="標楷體" w:hAnsi="標楷體" w:cs="標楷體"/>
+              </w:rPr>
+            </w:pPr>
+            <w:r>
+              <w:rPr>
+                <w:rFonts w:ascii="標楷體" w:eastAsia="標楷體" w:hAnsi="標楷體" w:cs="標楷體"/>
+                <w:sz w:val="28"/>
+                <w:szCs w:val="28"/>
+              </w:rPr>
+              <w:t>{{S</w:t>
+            </w:r>
+            <w:r>
+              <w:rPr>
+                <w:rFonts w:ascii="標楷體" w:eastAsia="標楷體" w:hAnsi="標楷體" w:cs="標楷體" w:hint="eastAsia"/>
+                <w:sz w:val="28"/>
+                <w:szCs w:val="28"/>
+              </w:rPr>
+              <w:t>3</w:t>
+            </w:r>
+            <w:r>
+              <w:rPr>
+                <w:rFonts w:ascii="標楷體" w:eastAsia="標楷體" w:hAnsi="標楷體" w:cs="標楷體"/>
+                <w:sz w:val="28"/>
+                <w:szCs w:val="28"/>
+              </w:rPr>
+              <w:t>P</w:t>
+            </w:r>
+            <w:r>
+              <w:rPr>
+                <w:rFonts w:ascii="標楷體" w:eastAsia="標楷體" w:hAnsi="標楷體" w:cs="標楷體" w:hint="eastAsia"/>
+                <w:sz w:val="28"/>
+                <w:szCs w:val="28"/>
+              </w:rPr>
+              <w:t>4</w:t>
+            </w:r>
+            <w:r>
+              <w:rPr>
+                <w:rFonts w:ascii="標楷體" w:eastAsia="標楷體" w:hAnsi="標楷體" w:cs="標楷體"/>
+                <w:sz w:val="28"/>
+                <w:szCs w:val="28"/>
+              </w:rPr>
+              <w:t>}}</w:t>
+            </w:r>
+            <w:r>
+              <w:rPr>
+                <w:rFonts w:ascii="標楷體" w:eastAsia="標楷體" w:hAnsi="標楷體" w:cs="標楷體" w:hint="eastAsia"/>
+                <w:sz w:val="28"/>
+                <w:szCs w:val="28"/>
+              </w:rPr>
+              <w:t xml:space="preserve"> </w:t>
+            </w:r>
+            <w:r>
+              <w:rPr>
+                <w:rFonts w:ascii="標楷體" w:eastAsia="標楷體" w:hAnsi="標楷體" w:cs="標楷體"/>
+                <w:sz w:val="20"/>
+                <w:szCs w:val="20"/>
+              </w:rPr>
+              <w:t>{{L</w:t>
+            </w:r>
+            <w:r>
+              <w:rPr>
+                <w:rFonts w:ascii="標楷體" w:eastAsia="標楷體" w:hAnsi="標楷體" w:cs="標楷體" w:hint="eastAsia"/>
+                <w:sz w:val="20"/>
+                <w:szCs w:val="20"/>
+              </w:rPr>
+              <w:t>3</w:t>
+            </w:r>
+            <w:r>
+              <w:rPr>
+                <w:rFonts w:ascii="標楷體" w:eastAsia="標楷體" w:hAnsi="標楷體" w:cs="標楷體"/>
+                <w:sz w:val="20"/>
+                <w:szCs w:val="20"/>
+              </w:rPr>
+              <w:t>P</w:t>
+            </w:r>
+            <w:r>
+              <w:rPr>
+                <w:rFonts w:ascii="標楷體" w:eastAsia="標楷體" w:hAnsi="標楷體" w:cs="標楷體" w:hint="eastAsia"/>
+                <w:sz w:val="20"/>
+                <w:szCs w:val="20"/>
+              </w:rPr>
+              <w:t>4</w:t>
+            </w:r>
+            <w:r>
+              <w:rPr>
+                <w:rFonts w:ascii="標楷體" w:eastAsia="標楷體" w:hAnsi="標楷體" w:cs="標楷體"/>
+                <w:sz w:val="20"/>
+                <w:szCs w:val="20"/>
+              </w:rPr>
+              <w:t>}}</w:t>
             </w:r>
           </w:p>
         </w:tc>
@@ -1669,31 +3534,145 @@
               <w:jc w:val="center"/>
               <w:rPr>
                 <w:rFonts w:ascii="標楷體" w:eastAsia="標楷體" w:hAnsi="標楷體" w:cs="標楷體"/>
-                <w:sz w:val="36"/>
-                <w:szCs w:val="36"/>
-              </w:rPr>
-            </w:pPr>
-            <w:r>
-              <w:rPr>
-                <w:rFonts w:ascii="標楷體" w:eastAsia="標楷體" w:hAnsi="標楷體" w:cs="標楷體"/>
-                <w:sz w:val="36"/>
-                <w:szCs w:val="36"/>
-              </w:rPr>
-              <w:t>{{SUBJECT}}</w:t>
-            </w:r>
-          </w:p>
-          <w:p>
-            <w:pPr>
-              <w:jc w:val="center"/>
-              <w:rPr>
-                <w:rFonts w:ascii="標楷體" w:eastAsia="標楷體" w:hAnsi="標楷體" w:cs="標楷體"/>
-              </w:rPr>
-            </w:pPr>
-            <w:r>
-              <w:rPr>
-                <w:rFonts w:ascii="標楷體" w:eastAsia="標楷體" w:hAnsi="標楷體" w:cs="標楷體"/>
-              </w:rPr>
-              <w:t>{{SUB_TEACHER}}</w:t>
+                <w:sz w:val="28"/>
+                <w:szCs w:val="28"/>
+              </w:rPr>
+            </w:pPr>
+            <w:r>
+              <w:rPr>
+                <w:rFonts w:ascii="標楷體" w:eastAsia="標楷體" w:hAnsi="標楷體" w:cs="標楷體"/>
+                <w:sz w:val="28"/>
+                <w:szCs w:val="28"/>
+              </w:rPr>
+              <w:t>{{C</w:t>
+            </w:r>
+            <w:r>
+              <w:rPr>
+                <w:rFonts w:ascii="標楷體" w:eastAsia="標楷體" w:hAnsi="標楷體" w:cs="標楷體" w:hint="eastAsia"/>
+                <w:sz w:val="28"/>
+                <w:szCs w:val="28"/>
+              </w:rPr>
+              <w:t>4</w:t>
+            </w:r>
+            <w:r>
+              <w:rPr>
+                <w:rFonts w:ascii="標楷體" w:eastAsia="標楷體" w:hAnsi="標楷體" w:cs="標楷體"/>
+                <w:sz w:val="28"/>
+                <w:szCs w:val="28"/>
+              </w:rPr>
+              <w:t>P</w:t>
+            </w:r>
+            <w:r>
+              <w:rPr>
+                <w:rFonts w:ascii="標楷體" w:eastAsia="標楷體" w:hAnsi="標楷體" w:cs="標楷體" w:hint="eastAsia"/>
+                <w:sz w:val="28"/>
+                <w:szCs w:val="28"/>
+              </w:rPr>
+              <w:t>4</w:t>
+            </w:r>
+            <w:r>
+              <w:rPr>
+                <w:rFonts w:ascii="標楷體" w:eastAsia="標楷體" w:hAnsi="標楷體" w:cs="標楷體"/>
+                <w:sz w:val="28"/>
+                <w:szCs w:val="28"/>
+              </w:rPr>
+              <w:t>}}</w:t>
+            </w:r>
+          </w:p>
+          <w:p>
+            <w:pPr>
+              <w:jc w:val="center"/>
+              <w:rPr>
+                <w:rFonts w:ascii="標楷體" w:eastAsia="標楷體" w:hAnsi="標楷體" w:cs="標楷體"/>
+              </w:rPr>
+            </w:pPr>
+            <w:r>
+              <w:rPr>
+                <w:rFonts w:ascii="標楷體" w:eastAsia="標楷體" w:hAnsi="標楷體" w:cs="標楷體"/>
+                <w:sz w:val="28"/>
+                <w:szCs w:val="28"/>
+              </w:rPr>
+              <w:t>{{S</w:t>
+            </w:r>
+            <w:r>
+              <w:rPr>
+                <w:rFonts w:ascii="標楷體" w:eastAsia="標楷體" w:hAnsi="標楷體" w:cs="標楷體" w:hint="eastAsia"/>
+                <w:sz w:val="28"/>
+                <w:szCs w:val="28"/>
+              </w:rPr>
+              <w:t>4</w:t>
+            </w:r>
+            <w:r>
+              <w:rPr>
+                <w:rFonts w:ascii="標楷體" w:eastAsia="標楷體" w:hAnsi="標楷體" w:cs="標楷體"/>
+                <w:sz w:val="28"/>
+                <w:szCs w:val="28"/>
+              </w:rPr>
+              <w:t>P</w:t>
+            </w:r>
+            <w:r>
+              <w:rPr>
+                <w:rFonts w:ascii="標楷體" w:eastAsia="標楷體" w:hAnsi="標楷體" w:cs="標楷體" w:hint="eastAsia"/>
+                <w:sz w:val="28"/>
+                <w:szCs w:val="28"/>
+              </w:rPr>
+              <w:t>4</w:t>
+            </w:r>
+            <w:r>
+              <w:rPr>
+                <w:rFonts w:ascii="標楷體" w:eastAsia="標楷體" w:hAnsi="標楷體" w:cs="標楷體"/>
+                <w:sz w:val="28"/>
+                <w:szCs w:val="28"/>
+              </w:rPr>
+              <w:t>}}</w:t>
+            </w:r>
+            <w:r>
+              <w:rPr>
+                <w:rFonts w:ascii="標楷體" w:eastAsia="標楷體" w:hAnsi="標楷體" w:cs="標楷體" w:hint="eastAsia"/>
+                <w:sz w:val="28"/>
+                <w:szCs w:val="28"/>
+              </w:rPr>
+              <w:t xml:space="preserve"> </w:t>
+            </w:r>
+            <w:r>
+              <w:rPr>
+                <w:rFonts w:ascii="標楷體" w:eastAsia="標楷體" w:hAnsi="標楷體" w:cs="標楷體"/>
+                <w:sz w:val="20"/>
+                <w:szCs w:val="20"/>
+              </w:rPr>
+              <w:t>{{L</w:t>
+            </w:r>
+            <w:r>
+              <w:rPr>
+                <w:rFonts w:ascii="標楷體" w:eastAsia="標楷體" w:hAnsi="標楷體" w:cs="標楷體" w:hint="eastAsia"/>
+                <w:sz w:val="20"/>
+                <w:szCs w:val="20"/>
+              </w:rPr>
+              <w:t>4</w:t>
+            </w:r>
+            <w:r>
+              <w:rPr>
+                <w:rFonts w:ascii="標楷體" w:eastAsia="標楷體" w:hAnsi="標楷體" w:cs="標楷體"/>
+                <w:sz w:val="20"/>
+                <w:szCs w:val="20"/>
+              </w:rPr>
+              <w:t>P</w:t>
+            </w:r>
+            <w:r>
+              <w:rPr>
+                <w:rFonts w:ascii="標楷體" w:eastAsia="標楷體" w:hAnsi="標楷體" w:cs="標楷體" w:hint="eastAsia"/>
+                <w:sz w:val="20"/>
+                <w:szCs w:val="20"/>
+              </w:rPr>
+              <w:t>4</w:t>
+            </w:r>
+            <w:r>
+              <w:rPr>
+                <w:rFonts w:ascii="標楷體" w:eastAsia="標楷體" w:hAnsi="標楷體" w:cs="標楷體"/>
+                <w:sz w:val="20"/>
+                <w:szCs w:val="20"/>
+              </w:rPr>
+              <w:t>}}</w:t>
             </w:r>
           </w:p>
         </w:tc>
@@ -1707,31 +3686,145 @@
               <w:jc w:val="center"/>
               <w:rPr>
                 <w:rFonts w:ascii="標楷體" w:eastAsia="標楷體" w:hAnsi="標楷體" w:cs="標楷體"/>
-                <w:sz w:val="36"/>
-                <w:szCs w:val="36"/>
-              </w:rPr>
-            </w:pPr>
-            <w:r>
-              <w:rPr>
-                <w:rFonts w:ascii="標楷體" w:eastAsia="標楷體" w:hAnsi="標楷體" w:cs="標楷體"/>
-                <w:sz w:val="36"/>
-                <w:szCs w:val="36"/>
-              </w:rPr>
-              <w:t>{{SUBJECT}}</w:t>
-            </w:r>
-          </w:p>
-          <w:p>
-            <w:pPr>
-              <w:jc w:val="center"/>
-              <w:rPr>
-                <w:rFonts w:ascii="標楷體" w:eastAsia="標楷體" w:hAnsi="標楷體" w:cs="標楷體"/>
-              </w:rPr>
-            </w:pPr>
-            <w:r>
-              <w:rPr>
-                <w:rFonts w:ascii="標楷體" w:eastAsia="標楷體" w:hAnsi="標楷體" w:cs="標楷體"/>
-              </w:rPr>
-              <w:t>{{SUB_TEACHER}}</w:t>
+                <w:sz w:val="28"/>
+                <w:szCs w:val="28"/>
+              </w:rPr>
+            </w:pPr>
+            <w:r>
+              <w:rPr>
+                <w:rFonts w:ascii="標楷體" w:eastAsia="標楷體" w:hAnsi="標楷體" w:cs="標楷體"/>
+                <w:sz w:val="28"/>
+                <w:szCs w:val="28"/>
+              </w:rPr>
+              <w:t>{{C</w:t>
+            </w:r>
+            <w:r>
+              <w:rPr>
+                <w:rFonts w:ascii="標楷體" w:eastAsia="標楷體" w:hAnsi="標楷體" w:cs="標楷體" w:hint="eastAsia"/>
+                <w:sz w:val="28"/>
+                <w:szCs w:val="28"/>
+              </w:rPr>
+              <w:t>5</w:t>
+            </w:r>
+            <w:r>
+              <w:rPr>
+                <w:rFonts w:ascii="標楷體" w:eastAsia="標楷體" w:hAnsi="標楷體" w:cs="標楷體"/>
+                <w:sz w:val="28"/>
+                <w:szCs w:val="28"/>
+              </w:rPr>
+              <w:t>P</w:t>
+            </w:r>
+            <w:r>
+              <w:rPr>
+                <w:rFonts w:ascii="標楷體" w:eastAsia="標楷體" w:hAnsi="標楷體" w:cs="標楷體" w:hint="eastAsia"/>
+                <w:sz w:val="28"/>
+                <w:szCs w:val="28"/>
+              </w:rPr>
+              <w:t>4</w:t>
+            </w:r>
+            <w:r>
+              <w:rPr>
+                <w:rFonts w:ascii="標楷體" w:eastAsia="標楷體" w:hAnsi="標楷體" w:cs="標楷體"/>
+                <w:sz w:val="28"/>
+                <w:szCs w:val="28"/>
+              </w:rPr>
+              <w:t>}}</w:t>
+            </w:r>
+          </w:p>
+          <w:p>
+            <w:pPr>
+              <w:jc w:val="center"/>
+              <w:rPr>
+                <w:rFonts w:ascii="標楷體" w:eastAsia="標楷體" w:hAnsi="標楷體" w:cs="標楷體"/>
+              </w:rPr>
+            </w:pPr>
+            <w:r>
+              <w:rPr>
+                <w:rFonts w:ascii="標楷體" w:eastAsia="標楷體" w:hAnsi="標楷體" w:cs="標楷體"/>
+                <w:sz w:val="28"/>
+                <w:szCs w:val="28"/>
+              </w:rPr>
+              <w:t>{{S</w:t>
+            </w:r>
+            <w:r>
+              <w:rPr>
+                <w:rFonts w:ascii="標楷體" w:eastAsia="標楷體" w:hAnsi="標楷體" w:cs="標楷體" w:hint="eastAsia"/>
+                <w:sz w:val="28"/>
+                <w:szCs w:val="28"/>
+              </w:rPr>
+              <w:t>5</w:t>
+            </w:r>
+            <w:r>
+              <w:rPr>
+                <w:rFonts w:ascii="標楷體" w:eastAsia="標楷體" w:hAnsi="標楷體" w:cs="標楷體"/>
+                <w:sz w:val="28"/>
+                <w:szCs w:val="28"/>
+              </w:rPr>
+              <w:t>P</w:t>
+            </w:r>
+            <w:r>
+              <w:rPr>
+                <w:rFonts w:ascii="標楷體" w:eastAsia="標楷體" w:hAnsi="標楷體" w:cs="標楷體" w:hint="eastAsia"/>
+                <w:sz w:val="28"/>
+                <w:szCs w:val="28"/>
+              </w:rPr>
+              <w:t>4</w:t>
+            </w:r>
+            <w:r>
+              <w:rPr>
+                <w:rFonts w:ascii="標楷體" w:eastAsia="標楷體" w:hAnsi="標楷體" w:cs="標楷體"/>
+                <w:sz w:val="28"/>
+                <w:szCs w:val="28"/>
+              </w:rPr>
+              <w:t>}}</w:t>
+            </w:r>
+            <w:r>
+              <w:rPr>
+                <w:rFonts w:ascii="標楷體" w:eastAsia="標楷體" w:hAnsi="標楷體" w:cs="標楷體" w:hint="eastAsia"/>
+                <w:sz w:val="28"/>
+                <w:szCs w:val="28"/>
+              </w:rPr>
+              <w:t xml:space="preserve"> </w:t>
+            </w:r>
+            <w:r>
+              <w:rPr>
+                <w:rFonts w:ascii="標楷體" w:eastAsia="標楷體" w:hAnsi="標楷體" w:cs="標楷體"/>
+                <w:sz w:val="20"/>
+                <w:szCs w:val="20"/>
+              </w:rPr>
+              <w:t>{{L</w:t>
+            </w:r>
+            <w:r>
+              <w:rPr>
+                <w:rFonts w:ascii="標楷體" w:eastAsia="標楷體" w:hAnsi="標楷體" w:cs="標楷體" w:hint="eastAsia"/>
+                <w:sz w:val="20"/>
+                <w:szCs w:val="20"/>
+              </w:rPr>
+              <w:t>5</w:t>
+            </w:r>
+            <w:r>
+              <w:rPr>
+                <w:rFonts w:ascii="標楷體" w:eastAsia="標楷體" w:hAnsi="標楷體" w:cs="標楷體"/>
+                <w:sz w:val="20"/>
+                <w:szCs w:val="20"/>
+              </w:rPr>
+              <w:t>P</w:t>
+            </w:r>
+            <w:r>
+              <w:rPr>
+                <w:rFonts w:ascii="標楷體" w:eastAsia="標楷體" w:hAnsi="標楷體" w:cs="標楷體" w:hint="eastAsia"/>
+                <w:sz w:val="20"/>
+                <w:szCs w:val="20"/>
+              </w:rPr>
+              <w:t>4</w:t>
+            </w:r>
+            <w:r>
+              <w:rPr>
+                <w:rFonts w:ascii="標楷體" w:eastAsia="標楷體" w:hAnsi="標楷體" w:cs="標楷體"/>
+                <w:sz w:val="20"/>
+                <w:szCs w:val="20"/>
+              </w:rPr>
+              <w:t>}}</w:t>
             </w:r>
           </w:p>
         </w:tc>
@@ -2123,31 +4216,97 @@
               <w:jc w:val="center"/>
               <w:rPr>
                 <w:rFonts w:ascii="標楷體" w:eastAsia="標楷體" w:hAnsi="標楷體" w:cs="標楷體"/>
-                <w:sz w:val="36"/>
-                <w:szCs w:val="36"/>
-              </w:rPr>
-            </w:pPr>
-            <w:r>
-              <w:rPr>
-                <w:rFonts w:ascii="標楷體" w:eastAsia="標楷體" w:hAnsi="標楷體" w:cs="標楷體"/>
-                <w:sz w:val="36"/>
-                <w:szCs w:val="36"/>
-              </w:rPr>
-              <w:t>{{SUBJECT}}</w:t>
-            </w:r>
-          </w:p>
-          <w:p>
-            <w:pPr>
-              <w:jc w:val="center"/>
-              <w:rPr>
-                <w:rFonts w:ascii="標楷體" w:eastAsia="標楷體" w:hAnsi="標楷體" w:cs="標楷體"/>
-              </w:rPr>
-            </w:pPr>
-            <w:r>
-              <w:rPr>
-                <w:rFonts w:ascii="標楷體" w:eastAsia="標楷體" w:hAnsi="標楷體" w:cs="標楷體"/>
-              </w:rPr>
-              <w:t>{{SUB_TEACHER}}</w:t>
+                <w:sz w:val="28"/>
+                <w:szCs w:val="28"/>
+              </w:rPr>
+            </w:pPr>
+            <w:r>
+              <w:rPr>
+                <w:rFonts w:ascii="標楷體" w:eastAsia="標楷體" w:hAnsi="標楷體" w:cs="標楷體"/>
+                <w:sz w:val="28"/>
+                <w:szCs w:val="28"/>
+              </w:rPr>
+              <w:t>{{C1P</w:t>
+            </w:r>
+            <w:r>
+              <w:rPr>
+                <w:rFonts w:ascii="標楷體" w:eastAsia="標楷體" w:hAnsi="標楷體" w:cs="標楷體" w:hint="eastAsia"/>
+                <w:sz w:val="28"/>
+                <w:szCs w:val="28"/>
+              </w:rPr>
+              <w:t>5</w:t>
+            </w:r>
+            <w:r>
+              <w:rPr>
+                <w:rFonts w:ascii="標楷體" w:eastAsia="標楷體" w:hAnsi="標楷體" w:cs="標楷體"/>
+                <w:sz w:val="28"/>
+                <w:szCs w:val="28"/>
+              </w:rPr>
+              <w:t>}}</w:t>
+            </w:r>
+          </w:p>
+          <w:p>
+            <w:pPr>
+              <w:jc w:val="center"/>
+              <w:rPr>
+                <w:rFonts w:ascii="標楷體" w:eastAsia="標楷體" w:hAnsi="標楷體" w:cs="標楷體"/>
+              </w:rPr>
+            </w:pPr>
+            <w:r>
+              <w:rPr>
+                <w:rFonts w:ascii="標楷體" w:eastAsia="標楷體" w:hAnsi="標楷體" w:cs="標楷體"/>
+                <w:sz w:val="28"/>
+                <w:szCs w:val="28"/>
+              </w:rPr>
+              <w:t>{{S1P</w:t>
+            </w:r>
+            <w:r>
+              <w:rPr>
+                <w:rFonts w:ascii="標楷體" w:eastAsia="標楷體" w:hAnsi="標楷體" w:cs="標楷體" w:hint="eastAsia"/>
+                <w:sz w:val="28"/>
+                <w:szCs w:val="28"/>
+              </w:rPr>
+              <w:t>5</w:t>
+            </w:r>
+            <w:r>
+              <w:rPr>
+                <w:rFonts w:ascii="標楷體" w:eastAsia="標楷體" w:hAnsi="標楷體" w:cs="標楷體"/>
+                <w:sz w:val="28"/>
+                <w:szCs w:val="28"/>
+              </w:rPr>
+              <w:t>}}</w:t>
+            </w:r>
+            <w:r>
+              <w:rPr>
+                <w:rFonts w:ascii="標楷體" w:eastAsia="標楷體" w:hAnsi="標楷體" w:cs="標楷體" w:hint="eastAsia"/>
+                <w:sz w:val="28"/>
+                <w:szCs w:val="28"/>
+              </w:rPr>
+              <w:t xml:space="preserve"> </w:t>
+            </w:r>
+            <w:r>
+              <w:rPr>
+                <w:rFonts w:ascii="標楷體" w:eastAsia="標楷體" w:hAnsi="標楷體" w:cs="標楷體"/>
+                <w:sz w:val="20"/>
+                <w:szCs w:val="20"/>
+              </w:rPr>
+              <w:t>{{L1P</w:t>
+            </w:r>
+            <w:r>
+              <w:rPr>
+                <w:rFonts w:ascii="標楷體" w:eastAsia="標楷體" w:hAnsi="標楷體" w:cs="標楷體" w:hint="eastAsia"/>
+                <w:sz w:val="20"/>
+                <w:szCs w:val="20"/>
+              </w:rPr>
+              <w:t>5</w:t>
+            </w:r>
+            <w:r>
+              <w:rPr>
+                <w:rFonts w:ascii="標楷體" w:eastAsia="標楷體" w:hAnsi="標楷體" w:cs="標楷體"/>
+                <w:sz w:val="20"/>
+                <w:szCs w:val="20"/>
+              </w:rPr>
+              <w:t>}}</w:t>
             </w:r>
           </w:p>
         </w:tc>
@@ -2161,31 +4320,145 @@
               <w:jc w:val="center"/>
               <w:rPr>
                 <w:rFonts w:ascii="標楷體" w:eastAsia="標楷體" w:hAnsi="標楷體" w:cs="標楷體"/>
-                <w:sz w:val="36"/>
-                <w:szCs w:val="36"/>
-              </w:rPr>
-            </w:pPr>
-            <w:r>
-              <w:rPr>
-                <w:rFonts w:ascii="標楷體" w:eastAsia="標楷體" w:hAnsi="標楷體" w:cs="標楷體"/>
-                <w:sz w:val="36"/>
-                <w:szCs w:val="36"/>
-              </w:rPr>
-              <w:t>{{SUBJECT}}</w:t>
-            </w:r>
-          </w:p>
-          <w:p>
-            <w:pPr>
-              <w:jc w:val="center"/>
-              <w:rPr>
-                <w:rFonts w:ascii="標楷體" w:eastAsia="標楷體" w:hAnsi="標楷體" w:cs="標楷體"/>
-              </w:rPr>
-            </w:pPr>
-            <w:r>
-              <w:rPr>
-                <w:rFonts w:ascii="標楷體" w:eastAsia="標楷體" w:hAnsi="標楷體" w:cs="標楷體"/>
-              </w:rPr>
-              <w:t>{{SUB_TEACHER}}</w:t>
+                <w:sz w:val="28"/>
+                <w:szCs w:val="28"/>
+              </w:rPr>
+            </w:pPr>
+            <w:r>
+              <w:rPr>
+                <w:rFonts w:ascii="標楷體" w:eastAsia="標楷體" w:hAnsi="標楷體" w:cs="標楷體"/>
+                <w:sz w:val="28"/>
+                <w:szCs w:val="28"/>
+              </w:rPr>
+              <w:t>{{C</w:t>
+            </w:r>
+            <w:r>
+              <w:rPr>
+                <w:rFonts w:ascii="標楷體" w:eastAsia="標楷體" w:hAnsi="標楷體" w:cs="標楷體" w:hint="eastAsia"/>
+                <w:sz w:val="28"/>
+                <w:szCs w:val="28"/>
+              </w:rPr>
+              <w:t>2</w:t>
+            </w:r>
+            <w:r>
+              <w:rPr>
+                <w:rFonts w:ascii="標楷體" w:eastAsia="標楷體" w:hAnsi="標楷體" w:cs="標楷體"/>
+                <w:sz w:val="28"/>
+                <w:szCs w:val="28"/>
+              </w:rPr>
+              <w:t>P</w:t>
+            </w:r>
+            <w:r>
+              <w:rPr>
+                <w:rFonts w:ascii="標楷體" w:eastAsia="標楷體" w:hAnsi="標楷體" w:cs="標楷體" w:hint="eastAsia"/>
+                <w:sz w:val="28"/>
+                <w:szCs w:val="28"/>
+              </w:rPr>
+              <w:t>5</w:t>
+            </w:r>
+            <w:r>
+              <w:rPr>
+                <w:rFonts w:ascii="標楷體" w:eastAsia="標楷體" w:hAnsi="標楷體" w:cs="標楷體"/>
+                <w:sz w:val="28"/>
+                <w:szCs w:val="28"/>
+              </w:rPr>
+              <w:t>}}</w:t>
+            </w:r>
+          </w:p>
+          <w:p>
+            <w:pPr>
+              <w:jc w:val="center"/>
+              <w:rPr>
+                <w:rFonts w:ascii="標楷體" w:eastAsia="標楷體" w:hAnsi="標楷體" w:cs="標楷體"/>
+              </w:rPr>
+            </w:pPr>
+            <w:r>
+              <w:rPr>
+                <w:rFonts w:ascii="標楷體" w:eastAsia="標楷體" w:hAnsi="標楷體" w:cs="標楷體"/>
+                <w:sz w:val="28"/>
+                <w:szCs w:val="28"/>
+              </w:rPr>
+              <w:t>{{S</w:t>
+            </w:r>
+            <w:r>
+              <w:rPr>
+                <w:rFonts w:ascii="標楷體" w:eastAsia="標楷體" w:hAnsi="標楷體" w:cs="標楷體" w:hint="eastAsia"/>
+                <w:sz w:val="28"/>
+                <w:szCs w:val="28"/>
+              </w:rPr>
+              <w:t>2</w:t>
+            </w:r>
+            <w:r>
+              <w:rPr>
+                <w:rFonts w:ascii="標楷體" w:eastAsia="標楷體" w:hAnsi="標楷體" w:cs="標楷體"/>
+                <w:sz w:val="28"/>
+                <w:szCs w:val="28"/>
+              </w:rPr>
+              <w:t>P</w:t>
+            </w:r>
+            <w:r>
+              <w:rPr>
+                <w:rFonts w:ascii="標楷體" w:eastAsia="標楷體" w:hAnsi="標楷體" w:cs="標楷體" w:hint="eastAsia"/>
+                <w:sz w:val="28"/>
+                <w:szCs w:val="28"/>
+              </w:rPr>
+              <w:t>5</w:t>
+            </w:r>
+            <w:r>
+              <w:rPr>
+                <w:rFonts w:ascii="標楷體" w:eastAsia="標楷體" w:hAnsi="標楷體" w:cs="標楷體"/>
+                <w:sz w:val="28"/>
+                <w:szCs w:val="28"/>
+              </w:rPr>
+              <w:t>}}</w:t>
+            </w:r>
+            <w:r>
+              <w:rPr>
+                <w:rFonts w:ascii="標楷體" w:eastAsia="標楷體" w:hAnsi="標楷體" w:cs="標楷體" w:hint="eastAsia"/>
+                <w:sz w:val="28"/>
+                <w:szCs w:val="28"/>
+              </w:rPr>
+              <w:t xml:space="preserve"> </w:t>
+            </w:r>
+            <w:r>
+              <w:rPr>
+                <w:rFonts w:ascii="標楷體" w:eastAsia="標楷體" w:hAnsi="標楷體" w:cs="標楷體"/>
+                <w:sz w:val="20"/>
+                <w:szCs w:val="20"/>
+              </w:rPr>
+              <w:t>{{L</w:t>
+            </w:r>
+            <w:r>
+              <w:rPr>
+                <w:rFonts w:ascii="標楷體" w:eastAsia="標楷體" w:hAnsi="標楷體" w:cs="標楷體" w:hint="eastAsia"/>
+                <w:sz w:val="20"/>
+                <w:szCs w:val="20"/>
+              </w:rPr>
+              <w:t>2</w:t>
+            </w:r>
+            <w:r>
+              <w:rPr>
+                <w:rFonts w:ascii="標楷體" w:eastAsia="標楷體" w:hAnsi="標楷體" w:cs="標楷體"/>
+                <w:sz w:val="20"/>
+                <w:szCs w:val="20"/>
+              </w:rPr>
+              <w:t>P</w:t>
+            </w:r>
+            <w:r>
+              <w:rPr>
+                <w:rFonts w:ascii="標楷體" w:eastAsia="標楷體" w:hAnsi="標楷體" w:cs="標楷體" w:hint="eastAsia"/>
+                <w:sz w:val="20"/>
+                <w:szCs w:val="20"/>
+              </w:rPr>
+              <w:t>5</w:t>
+            </w:r>
+            <w:r>
+              <w:rPr>
+                <w:rFonts w:ascii="標楷體" w:eastAsia="標楷體" w:hAnsi="標楷體" w:cs="標楷體"/>
+                <w:sz w:val="20"/>
+                <w:szCs w:val="20"/>
+              </w:rPr>
+              <w:t>}}</w:t>
             </w:r>
           </w:p>
         </w:tc>
@@ -2199,6 +4472,56 @@
               <w:jc w:val="center"/>
               <w:rPr>
                 <w:rFonts w:ascii="標楷體" w:eastAsia="標楷體" w:hAnsi="標楷體" w:cs="標楷體"/>
+                <w:sz w:val="28"/>
+                <w:szCs w:val="28"/>
+              </w:rPr>
+            </w:pPr>
+            <w:r>
+              <w:rPr>
+                <w:rFonts w:ascii="標楷體" w:eastAsia="標楷體" w:hAnsi="標楷體" w:cs="標楷體"/>
+                <w:sz w:val="28"/>
+                <w:szCs w:val="28"/>
+              </w:rPr>
+              <w:t>{{C</w:t>
+            </w:r>
+            <w:r>
+              <w:rPr>
+                <w:rFonts w:ascii="標楷體" w:eastAsia="標楷體" w:hAnsi="標楷體" w:cs="標楷體" w:hint="eastAsia"/>
+                <w:sz w:val="28"/>
+                <w:szCs w:val="28"/>
+              </w:rPr>
+              <w:t>3</w:t>
+            </w:r>
+            <w:r>
+              <w:rPr>
+                <w:rFonts w:ascii="標楷體" w:eastAsia="標楷體" w:hAnsi="標楷體" w:cs="標楷體"/>
+                <w:sz w:val="28"/>
+                <w:szCs w:val="28"/>
+              </w:rPr>
+              <w:t>P</w:t>
+            </w:r>
+            <w:r>
+              <w:rPr>
+                <w:rFonts w:ascii="標楷體" w:eastAsia="標楷體" w:hAnsi="標楷體" w:cs="標楷體" w:hint="eastAsia"/>
+                <w:sz w:val="28"/>
+                <w:szCs w:val="28"/>
+              </w:rPr>
+              <w:t>5</w:t>
+            </w:r>
+            <w:r>
+              <w:rPr>
+                <w:rFonts w:ascii="標楷體" w:eastAsia="標楷體" w:hAnsi="標楷體" w:cs="標楷體"/>
+                <w:sz w:val="28"/>
+                <w:szCs w:val="28"/>
+              </w:rPr>
+              <w:t>}}</w:t>
+            </w:r>
+          </w:p>
+          <w:p>
+            <w:pPr>
+              <w:jc w:val="center"/>
+              <w:rPr>
+                <w:rFonts w:ascii="標楷體" w:eastAsia="標楷體" w:hAnsi="標楷體" w:cs="標楷體"/>
                 <w:sz w:val="36"/>
                 <w:szCs w:val="36"/>
               </w:rPr>
@@ -2206,26 +4529,90 @@
             <w:r>
               <w:rPr>
                 <w:rFonts w:ascii="標楷體" w:eastAsia="標楷體" w:hAnsi="標楷體" w:cs="標楷體"/>
-                <w:sz w:val="36"/>
-                <w:szCs w:val="36"/>
-              </w:rPr>
-              <w:t>{{SUBJECT}}</w:t>
-            </w:r>
-          </w:p>
-          <w:p>
-            <w:pPr>
-              <w:jc w:val="center"/>
-              <w:rPr>
-                <w:rFonts w:ascii="標楷體" w:eastAsia="標楷體" w:hAnsi="標楷體" w:cs="標楷體"/>
-                <w:sz w:val="36"/>
-                <w:szCs w:val="36"/>
-              </w:rPr>
-            </w:pPr>
-            <w:r>
-              <w:rPr>
-                <w:rFonts w:ascii="標楷體" w:eastAsia="標楷體" w:hAnsi="標楷體" w:cs="標楷體"/>
-              </w:rPr>
-              <w:t>{{SUB_TEACHER}}</w:t>
+                <w:sz w:val="28"/>
+                <w:szCs w:val="28"/>
+              </w:rPr>
+              <w:t>{{S</w:t>
+            </w:r>
+            <w:r>
+              <w:rPr>
+                <w:rFonts w:ascii="標楷體" w:eastAsia="標楷體" w:hAnsi="標楷體" w:cs="標楷體" w:hint="eastAsia"/>
+                <w:sz w:val="28"/>
+                <w:szCs w:val="28"/>
+              </w:rPr>
+              <w:t>3</w:t>
+            </w:r>
+            <w:r>
+              <w:rPr>
+                <w:rFonts w:ascii="標楷體" w:eastAsia="標楷體" w:hAnsi="標楷體" w:cs="標楷體"/>
+                <w:sz w:val="28"/>
+                <w:szCs w:val="28"/>
+              </w:rPr>
+              <w:t>P</w:t>
+            </w:r>
+            <w:r>
+              <w:rPr>
+                <w:rFonts w:ascii="標楷體" w:eastAsia="標楷體" w:hAnsi="標楷體" w:cs="標楷體" w:hint="eastAsia"/>
+                <w:sz w:val="28"/>
+                <w:szCs w:val="28"/>
+              </w:rPr>
+              <w:t>5</w:t>
+            </w:r>
+            <w:r>
+              <w:rPr>
+                <w:rFonts w:ascii="標楷體" w:eastAsia="標楷體" w:hAnsi="標楷體" w:cs="標楷體"/>
+                <w:sz w:val="28"/>
+                <w:szCs w:val="28"/>
+              </w:rPr>
+              <w:t>}}</w:t>
+            </w:r>
+            <w:r>
+              <w:rPr>
+                <w:rFonts w:ascii="標楷體" w:eastAsia="標楷體" w:hAnsi="標楷體" w:cs="標楷體" w:hint="eastAsia"/>
+                <w:sz w:val="28"/>
+                <w:szCs w:val="28"/>
+              </w:rPr>
+              <w:t xml:space="preserve"> </w:t>
+            </w:r>
+            <w:r>
+              <w:rPr>
+                <w:rFonts w:ascii="標楷體" w:eastAsia="標楷體" w:hAnsi="標楷體" w:cs="標楷體"/>
+                <w:sz w:val="20"/>
+                <w:szCs w:val="20"/>
+              </w:rPr>
+              <w:t>{{L</w:t>
+            </w:r>
+            <w:r>
+              <w:rPr>
+                <w:rFonts w:ascii="標楷體" w:eastAsia="標楷體" w:hAnsi="標楷體" w:cs="標楷體" w:hint="eastAsia"/>
+                <w:sz w:val="20"/>
+                <w:szCs w:val="20"/>
+              </w:rPr>
+              <w:t>3</w:t>
+            </w:r>
+            <w:r>
+              <w:rPr>
+                <w:rFonts w:ascii="標楷體" w:eastAsia="標楷體" w:hAnsi="標楷體" w:cs="標楷體"/>
+                <w:sz w:val="20"/>
+                <w:szCs w:val="20"/>
+              </w:rPr>
+              <w:t>P</w:t>
+            </w:r>
+            <w:r>
+              <w:rPr>
+                <w:rFonts w:ascii="標楷體" w:eastAsia="標楷體" w:hAnsi="標楷體" w:cs="標楷體" w:hint="eastAsia"/>
+                <w:sz w:val="20"/>
+                <w:szCs w:val="20"/>
+              </w:rPr>
+              <w:t>5</w:t>
+            </w:r>
+            <w:r>
+              <w:rPr>
+                <w:rFonts w:ascii="標楷體" w:eastAsia="標楷體" w:hAnsi="標楷體" w:cs="標楷體"/>
+                <w:sz w:val="20"/>
+                <w:szCs w:val="20"/>
+              </w:rPr>
+              <w:t>}}</w:t>
             </w:r>
           </w:p>
         </w:tc>
@@ -2239,31 +4626,145 @@
               <w:jc w:val="center"/>
               <w:rPr>
                 <w:rFonts w:ascii="標楷體" w:eastAsia="標楷體" w:hAnsi="標楷體" w:cs="標楷體"/>
-                <w:sz w:val="36"/>
-                <w:szCs w:val="36"/>
-              </w:rPr>
-            </w:pPr>
-            <w:r>
-              <w:rPr>
-                <w:rFonts w:ascii="標楷體" w:eastAsia="標楷體" w:hAnsi="標楷體" w:cs="標楷體"/>
-                <w:sz w:val="36"/>
-                <w:szCs w:val="36"/>
-              </w:rPr>
-              <w:t>{{SUBJECT}}</w:t>
-            </w:r>
-          </w:p>
-          <w:p>
-            <w:pPr>
-              <w:jc w:val="center"/>
-              <w:rPr>
-                <w:rFonts w:ascii="標楷體" w:eastAsia="標楷體" w:hAnsi="標楷體" w:cs="標楷體"/>
-              </w:rPr>
-            </w:pPr>
-            <w:r>
-              <w:rPr>
-                <w:rFonts w:ascii="標楷體" w:eastAsia="標楷體" w:hAnsi="標楷體" w:cs="標楷體"/>
-              </w:rPr>
-              <w:t>{{SUB_TEACHER}}</w:t>
+                <w:sz w:val="28"/>
+                <w:szCs w:val="28"/>
+              </w:rPr>
+            </w:pPr>
+            <w:r>
+              <w:rPr>
+                <w:rFonts w:ascii="標楷體" w:eastAsia="標楷體" w:hAnsi="標楷體" w:cs="標楷體"/>
+                <w:sz w:val="28"/>
+                <w:szCs w:val="28"/>
+              </w:rPr>
+              <w:t>{{C</w:t>
+            </w:r>
+            <w:r>
+              <w:rPr>
+                <w:rFonts w:ascii="標楷體" w:eastAsia="標楷體" w:hAnsi="標楷體" w:cs="標楷體" w:hint="eastAsia"/>
+                <w:sz w:val="28"/>
+                <w:szCs w:val="28"/>
+              </w:rPr>
+              <w:t>4</w:t>
+            </w:r>
+            <w:r>
+              <w:rPr>
+                <w:rFonts w:ascii="標楷體" w:eastAsia="標楷體" w:hAnsi="標楷體" w:cs="標楷體"/>
+                <w:sz w:val="28"/>
+                <w:szCs w:val="28"/>
+              </w:rPr>
+              <w:t>P</w:t>
+            </w:r>
+            <w:r>
+              <w:rPr>
+                <w:rFonts w:ascii="標楷體" w:eastAsia="標楷體" w:hAnsi="標楷體" w:cs="標楷體" w:hint="eastAsia"/>
+                <w:sz w:val="28"/>
+                <w:szCs w:val="28"/>
+              </w:rPr>
+              <w:t>5</w:t>
+            </w:r>
+            <w:r>
+              <w:rPr>
+                <w:rFonts w:ascii="標楷體" w:eastAsia="標楷體" w:hAnsi="標楷體" w:cs="標楷體"/>
+                <w:sz w:val="28"/>
+                <w:szCs w:val="28"/>
+              </w:rPr>
+              <w:t>}}</w:t>
+            </w:r>
+          </w:p>
+          <w:p>
+            <w:pPr>
+              <w:jc w:val="center"/>
+              <w:rPr>
+                <w:rFonts w:ascii="標楷體" w:eastAsia="標楷體" w:hAnsi="標楷體" w:cs="標楷體"/>
+              </w:rPr>
+            </w:pPr>
+            <w:r>
+              <w:rPr>
+                <w:rFonts w:ascii="標楷體" w:eastAsia="標楷體" w:hAnsi="標楷體" w:cs="標楷體"/>
+                <w:sz w:val="28"/>
+                <w:szCs w:val="28"/>
+              </w:rPr>
+              <w:t>{{S</w:t>
+            </w:r>
+            <w:r>
+              <w:rPr>
+                <w:rFonts w:ascii="標楷體" w:eastAsia="標楷體" w:hAnsi="標楷體" w:cs="標楷體" w:hint="eastAsia"/>
+                <w:sz w:val="28"/>
+                <w:szCs w:val="28"/>
+              </w:rPr>
+              <w:t>4</w:t>
+            </w:r>
+            <w:r>
+              <w:rPr>
+                <w:rFonts w:ascii="標楷體" w:eastAsia="標楷體" w:hAnsi="標楷體" w:cs="標楷體"/>
+                <w:sz w:val="28"/>
+                <w:szCs w:val="28"/>
+              </w:rPr>
+              <w:t>P</w:t>
+            </w:r>
+            <w:r>
+              <w:rPr>
+                <w:rFonts w:ascii="標楷體" w:eastAsia="標楷體" w:hAnsi="標楷體" w:cs="標楷體" w:hint="eastAsia"/>
+                <w:sz w:val="28"/>
+                <w:szCs w:val="28"/>
+              </w:rPr>
+              <w:t>5</w:t>
+            </w:r>
+            <w:r>
+              <w:rPr>
+                <w:rFonts w:ascii="標楷體" w:eastAsia="標楷體" w:hAnsi="標楷體" w:cs="標楷體"/>
+                <w:sz w:val="28"/>
+                <w:szCs w:val="28"/>
+              </w:rPr>
+              <w:t>}}</w:t>
+            </w:r>
+            <w:r>
+              <w:rPr>
+                <w:rFonts w:ascii="標楷體" w:eastAsia="標楷體" w:hAnsi="標楷體" w:cs="標楷體" w:hint="eastAsia"/>
+                <w:sz w:val="28"/>
+                <w:szCs w:val="28"/>
+              </w:rPr>
+              <w:t xml:space="preserve"> </w:t>
+            </w:r>
+            <w:r>
+              <w:rPr>
+                <w:rFonts w:ascii="標楷體" w:eastAsia="標楷體" w:hAnsi="標楷體" w:cs="標楷體"/>
+                <w:sz w:val="20"/>
+                <w:szCs w:val="20"/>
+              </w:rPr>
+              <w:t>{{L</w:t>
+            </w:r>
+            <w:r>
+              <w:rPr>
+                <w:rFonts w:ascii="標楷體" w:eastAsia="標楷體" w:hAnsi="標楷體" w:cs="標楷體" w:hint="eastAsia"/>
+                <w:sz w:val="20"/>
+                <w:szCs w:val="20"/>
+              </w:rPr>
+              <w:t>2</w:t>
+            </w:r>
+            <w:r>
+              <w:rPr>
+                <w:rFonts w:ascii="標楷體" w:eastAsia="標楷體" w:hAnsi="標楷體" w:cs="標楷體"/>
+                <w:sz w:val="20"/>
+                <w:szCs w:val="20"/>
+              </w:rPr>
+              <w:t>P</w:t>
+            </w:r>
+            <w:r>
+              <w:rPr>
+                <w:rFonts w:ascii="標楷體" w:eastAsia="標楷體" w:hAnsi="標楷體" w:cs="標楷體" w:hint="eastAsia"/>
+                <w:sz w:val="20"/>
+                <w:szCs w:val="20"/>
+              </w:rPr>
+              <w:t>5</w:t>
+            </w:r>
+            <w:r>
+              <w:rPr>
+                <w:rFonts w:ascii="標楷體" w:eastAsia="標楷體" w:hAnsi="標楷體" w:cs="標楷體"/>
+                <w:sz w:val="20"/>
+                <w:szCs w:val="20"/>
+              </w:rPr>
+              <w:t>}}</w:t>
             </w:r>
           </w:p>
         </w:tc>
@@ -2277,31 +4778,145 @@
               <w:jc w:val="center"/>
               <w:rPr>
                 <w:rFonts w:ascii="標楷體" w:eastAsia="標楷體" w:hAnsi="標楷體" w:cs="標楷體"/>
-                <w:sz w:val="36"/>
-                <w:szCs w:val="36"/>
-              </w:rPr>
-            </w:pPr>
-            <w:r>
-              <w:rPr>
-                <w:rFonts w:ascii="標楷體" w:eastAsia="標楷體" w:hAnsi="標楷體" w:cs="標楷體"/>
-                <w:sz w:val="36"/>
-                <w:szCs w:val="36"/>
-              </w:rPr>
-              <w:t>{{SUBJECT}}</w:t>
-            </w:r>
-          </w:p>
-          <w:p>
-            <w:pPr>
-              <w:jc w:val="center"/>
-              <w:rPr>
-                <w:rFonts w:ascii="標楷體" w:eastAsia="標楷體" w:hAnsi="標楷體" w:cs="標楷體"/>
-              </w:rPr>
-            </w:pPr>
-            <w:r>
-              <w:rPr>
-                <w:rFonts w:ascii="標楷體" w:eastAsia="標楷體" w:hAnsi="標楷體" w:cs="標楷體"/>
-              </w:rPr>
-              <w:t>{{SUB_TEACHER}}</w:t>
+                <w:sz w:val="28"/>
+                <w:szCs w:val="28"/>
+              </w:rPr>
+            </w:pPr>
+            <w:r>
+              <w:rPr>
+                <w:rFonts w:ascii="標楷體" w:eastAsia="標楷體" w:hAnsi="標楷體" w:cs="標楷體"/>
+                <w:sz w:val="28"/>
+                <w:szCs w:val="28"/>
+              </w:rPr>
+              <w:t>{{C</w:t>
+            </w:r>
+            <w:r>
+              <w:rPr>
+                <w:rFonts w:ascii="標楷體" w:eastAsia="標楷體" w:hAnsi="標楷體" w:cs="標楷體" w:hint="eastAsia"/>
+                <w:sz w:val="28"/>
+                <w:szCs w:val="28"/>
+              </w:rPr>
+              <w:t>5</w:t>
+            </w:r>
+            <w:r>
+              <w:rPr>
+                <w:rFonts w:ascii="標楷體" w:eastAsia="標楷體" w:hAnsi="標楷體" w:cs="標楷體"/>
+                <w:sz w:val="28"/>
+                <w:szCs w:val="28"/>
+              </w:rPr>
+              <w:t>P</w:t>
+            </w:r>
+            <w:r>
+              <w:rPr>
+                <w:rFonts w:ascii="標楷體" w:eastAsia="標楷體" w:hAnsi="標楷體" w:cs="標楷體" w:hint="eastAsia"/>
+                <w:sz w:val="28"/>
+                <w:szCs w:val="28"/>
+              </w:rPr>
+              <w:t>5</w:t>
+            </w:r>
+            <w:r>
+              <w:rPr>
+                <w:rFonts w:ascii="標楷體" w:eastAsia="標楷體" w:hAnsi="標楷體" w:cs="標楷體"/>
+                <w:sz w:val="28"/>
+                <w:szCs w:val="28"/>
+              </w:rPr>
+              <w:t>}}</w:t>
+            </w:r>
+          </w:p>
+          <w:p>
+            <w:pPr>
+              <w:jc w:val="center"/>
+              <w:rPr>
+                <w:rFonts w:ascii="標楷體" w:eastAsia="標楷體" w:hAnsi="標楷體" w:cs="標楷體"/>
+              </w:rPr>
+            </w:pPr>
+            <w:r>
+              <w:rPr>
+                <w:rFonts w:ascii="標楷體" w:eastAsia="標楷體" w:hAnsi="標楷體" w:cs="標楷體"/>
+                <w:sz w:val="28"/>
+                <w:szCs w:val="28"/>
+              </w:rPr>
+              <w:t>{{S</w:t>
+            </w:r>
+            <w:r>
+              <w:rPr>
+                <w:rFonts w:ascii="標楷體" w:eastAsia="標楷體" w:hAnsi="標楷體" w:cs="標楷體" w:hint="eastAsia"/>
+                <w:sz w:val="28"/>
+                <w:szCs w:val="28"/>
+              </w:rPr>
+              <w:t>5</w:t>
+            </w:r>
+            <w:r>
+              <w:rPr>
+                <w:rFonts w:ascii="標楷體" w:eastAsia="標楷體" w:hAnsi="標楷體" w:cs="標楷體"/>
+                <w:sz w:val="28"/>
+                <w:szCs w:val="28"/>
+              </w:rPr>
+              <w:t>P</w:t>
+            </w:r>
+            <w:r>
+              <w:rPr>
+                <w:rFonts w:ascii="標楷體" w:eastAsia="標楷體" w:hAnsi="標楷體" w:cs="標楷體" w:hint="eastAsia"/>
+                <w:sz w:val="28"/>
+                <w:szCs w:val="28"/>
+              </w:rPr>
+              <w:t>5</w:t>
+            </w:r>
+            <w:r>
+              <w:rPr>
+                <w:rFonts w:ascii="標楷體" w:eastAsia="標楷體" w:hAnsi="標楷體" w:cs="標楷體"/>
+                <w:sz w:val="28"/>
+                <w:szCs w:val="28"/>
+              </w:rPr>
+              <w:t>}}</w:t>
+            </w:r>
+            <w:r>
+              <w:rPr>
+                <w:rFonts w:ascii="標楷體" w:eastAsia="標楷體" w:hAnsi="標楷體" w:cs="標楷體" w:hint="eastAsia"/>
+                <w:sz w:val="28"/>
+                <w:szCs w:val="28"/>
+              </w:rPr>
+              <w:t xml:space="preserve"> </w:t>
+            </w:r>
+            <w:r>
+              <w:rPr>
+                <w:rFonts w:ascii="標楷體" w:eastAsia="標楷體" w:hAnsi="標楷體" w:cs="標楷體"/>
+                <w:sz w:val="20"/>
+                <w:szCs w:val="20"/>
+              </w:rPr>
+              <w:t>{{L</w:t>
+            </w:r>
+            <w:r>
+              <w:rPr>
+                <w:rFonts w:ascii="標楷體" w:eastAsia="標楷體" w:hAnsi="標楷體" w:cs="標楷體" w:hint="eastAsia"/>
+                <w:sz w:val="20"/>
+                <w:szCs w:val="20"/>
+              </w:rPr>
+              <w:t>5</w:t>
+            </w:r>
+            <w:r>
+              <w:rPr>
+                <w:rFonts w:ascii="標楷體" w:eastAsia="標楷體" w:hAnsi="標楷體" w:cs="標楷體"/>
+                <w:sz w:val="20"/>
+                <w:szCs w:val="20"/>
+              </w:rPr>
+              <w:t>P</w:t>
+            </w:r>
+            <w:r>
+              <w:rPr>
+                <w:rFonts w:ascii="標楷體" w:eastAsia="標楷體" w:hAnsi="標楷體" w:cs="標楷體" w:hint="eastAsia"/>
+                <w:sz w:val="20"/>
+                <w:szCs w:val="20"/>
+              </w:rPr>
+              <w:t>5</w:t>
+            </w:r>
+            <w:r>
+              <w:rPr>
+                <w:rFonts w:ascii="標楷體" w:eastAsia="標楷體" w:hAnsi="標楷體" w:cs="標楷體"/>
+                <w:sz w:val="20"/>
+                <w:szCs w:val="20"/>
+              </w:rPr>
+              <w:t>}}</w:t>
             </w:r>
           </w:p>
         </w:tc>
@@ -2409,31 +5024,97 @@
               <w:jc w:val="center"/>
               <w:rPr>
                 <w:rFonts w:ascii="標楷體" w:eastAsia="標楷體" w:hAnsi="標楷體" w:cs="標楷體"/>
-                <w:sz w:val="36"/>
-                <w:szCs w:val="36"/>
-              </w:rPr>
-            </w:pPr>
-            <w:r>
-              <w:rPr>
-                <w:rFonts w:ascii="標楷體" w:eastAsia="標楷體" w:hAnsi="標楷體" w:cs="標楷體"/>
-                <w:sz w:val="36"/>
-                <w:szCs w:val="36"/>
-              </w:rPr>
-              <w:t>{{SUBJECT}}</w:t>
-            </w:r>
-          </w:p>
-          <w:p>
-            <w:pPr>
-              <w:jc w:val="center"/>
-              <w:rPr>
-                <w:rFonts w:ascii="標楷體" w:eastAsia="標楷體" w:hAnsi="標楷體" w:cs="標楷體"/>
-              </w:rPr>
-            </w:pPr>
-            <w:r>
-              <w:rPr>
-                <w:rFonts w:ascii="標楷體" w:eastAsia="標楷體" w:hAnsi="標楷體" w:cs="標楷體"/>
-              </w:rPr>
-              <w:t>{{SUB_TEACHER}}</w:t>
+                <w:sz w:val="28"/>
+                <w:szCs w:val="28"/>
+              </w:rPr>
+            </w:pPr>
+            <w:r>
+              <w:rPr>
+                <w:rFonts w:ascii="標楷體" w:eastAsia="標楷體" w:hAnsi="標楷體" w:cs="標楷體"/>
+                <w:sz w:val="28"/>
+                <w:szCs w:val="28"/>
+              </w:rPr>
+              <w:t>{{C1P</w:t>
+            </w:r>
+            <w:r>
+              <w:rPr>
+                <w:rFonts w:ascii="標楷體" w:eastAsia="標楷體" w:hAnsi="標楷體" w:cs="標楷體" w:hint="eastAsia"/>
+                <w:sz w:val="28"/>
+                <w:szCs w:val="28"/>
+              </w:rPr>
+              <w:t>6</w:t>
+            </w:r>
+            <w:r>
+              <w:rPr>
+                <w:rFonts w:ascii="標楷體" w:eastAsia="標楷體" w:hAnsi="標楷體" w:cs="標楷體"/>
+                <w:sz w:val="28"/>
+                <w:szCs w:val="28"/>
+              </w:rPr>
+              <w:t>}}</w:t>
+            </w:r>
+          </w:p>
+          <w:p>
+            <w:pPr>
+              <w:jc w:val="center"/>
+              <w:rPr>
+                <w:rFonts w:ascii="標楷體" w:eastAsia="標楷體" w:hAnsi="標楷體" w:cs="標楷體"/>
+              </w:rPr>
+            </w:pPr>
+            <w:r>
+              <w:rPr>
+                <w:rFonts w:ascii="標楷體" w:eastAsia="標楷體" w:hAnsi="標楷體" w:cs="標楷體"/>
+                <w:sz w:val="28"/>
+                <w:szCs w:val="28"/>
+              </w:rPr>
+              <w:t>{{S1P</w:t>
+            </w:r>
+            <w:r>
+              <w:rPr>
+                <w:rFonts w:ascii="標楷體" w:eastAsia="標楷體" w:hAnsi="標楷體" w:cs="標楷體" w:hint="eastAsia"/>
+                <w:sz w:val="28"/>
+                <w:szCs w:val="28"/>
+              </w:rPr>
+              <w:t>6</w:t>
+            </w:r>
+            <w:r>
+              <w:rPr>
+                <w:rFonts w:ascii="標楷體" w:eastAsia="標楷體" w:hAnsi="標楷體" w:cs="標楷體"/>
+                <w:sz w:val="28"/>
+                <w:szCs w:val="28"/>
+              </w:rPr>
+              <w:t>}}</w:t>
+            </w:r>
+            <w:r>
+              <w:rPr>
+                <w:rFonts w:ascii="標楷體" w:eastAsia="標楷體" w:hAnsi="標楷體" w:cs="標楷體" w:hint="eastAsia"/>
+                <w:sz w:val="28"/>
+                <w:szCs w:val="28"/>
+              </w:rPr>
+              <w:t xml:space="preserve"> </w:t>
+            </w:r>
+            <w:r>
+              <w:rPr>
+                <w:rFonts w:ascii="標楷體" w:eastAsia="標楷體" w:hAnsi="標楷體" w:cs="標楷體"/>
+                <w:sz w:val="20"/>
+                <w:szCs w:val="20"/>
+              </w:rPr>
+              <w:t>{{L1P</w:t>
+            </w:r>
+            <w:r>
+              <w:rPr>
+                <w:rFonts w:ascii="標楷體" w:eastAsia="標楷體" w:hAnsi="標楷體" w:cs="標楷體" w:hint="eastAsia"/>
+                <w:sz w:val="20"/>
+                <w:szCs w:val="20"/>
+              </w:rPr>
+              <w:t>6</w:t>
+            </w:r>
+            <w:r>
+              <w:rPr>
+                <w:rFonts w:ascii="標楷體" w:eastAsia="標楷體" w:hAnsi="標楷體" w:cs="標楷體"/>
+                <w:sz w:val="20"/>
+                <w:szCs w:val="20"/>
+              </w:rPr>
+              <w:t>}}</w:t>
             </w:r>
           </w:p>
         </w:tc>
@@ -2447,31 +5128,145 @@
               <w:jc w:val="center"/>
               <w:rPr>
                 <w:rFonts w:ascii="標楷體" w:eastAsia="標楷體" w:hAnsi="標楷體" w:cs="標楷體"/>
-                <w:sz w:val="36"/>
-                <w:szCs w:val="36"/>
-              </w:rPr>
-            </w:pPr>
-            <w:r>
-              <w:rPr>
-                <w:rFonts w:ascii="標楷體" w:eastAsia="標楷體" w:hAnsi="標楷體" w:cs="標楷體"/>
-                <w:sz w:val="36"/>
-                <w:szCs w:val="36"/>
-              </w:rPr>
-              <w:t>{{SUBJECT}}</w:t>
-            </w:r>
-          </w:p>
-          <w:p>
-            <w:pPr>
-              <w:jc w:val="center"/>
-              <w:rPr>
-                <w:rFonts w:ascii="標楷體" w:eastAsia="標楷體" w:hAnsi="標楷體" w:cs="標楷體"/>
-              </w:rPr>
-            </w:pPr>
-            <w:r>
-              <w:rPr>
-                <w:rFonts w:ascii="標楷體" w:eastAsia="標楷體" w:hAnsi="標楷體" w:cs="標楷體"/>
-              </w:rPr>
-              <w:t>{{SUB_TEACHER}}</w:t>
+                <w:sz w:val="28"/>
+                <w:szCs w:val="28"/>
+              </w:rPr>
+            </w:pPr>
+            <w:r>
+              <w:rPr>
+                <w:rFonts w:ascii="標楷體" w:eastAsia="標楷體" w:hAnsi="標楷體" w:cs="標楷體"/>
+                <w:sz w:val="28"/>
+                <w:szCs w:val="28"/>
+              </w:rPr>
+              <w:t>{{C</w:t>
+            </w:r>
+            <w:r>
+              <w:rPr>
+                <w:rFonts w:ascii="標楷體" w:eastAsia="標楷體" w:hAnsi="標楷體" w:cs="標楷體" w:hint="eastAsia"/>
+                <w:sz w:val="28"/>
+                <w:szCs w:val="28"/>
+              </w:rPr>
+              <w:t>2</w:t>
+            </w:r>
+            <w:r>
+              <w:rPr>
+                <w:rFonts w:ascii="標楷體" w:eastAsia="標楷體" w:hAnsi="標楷體" w:cs="標楷體"/>
+                <w:sz w:val="28"/>
+                <w:szCs w:val="28"/>
+              </w:rPr>
+              <w:t>P</w:t>
+            </w:r>
+            <w:r>
+              <w:rPr>
+                <w:rFonts w:ascii="標楷體" w:eastAsia="標楷體" w:hAnsi="標楷體" w:cs="標楷體" w:hint="eastAsia"/>
+                <w:sz w:val="28"/>
+                <w:szCs w:val="28"/>
+              </w:rPr>
+              <w:t>6</w:t>
+            </w:r>
+            <w:r>
+              <w:rPr>
+                <w:rFonts w:ascii="標楷體" w:eastAsia="標楷體" w:hAnsi="標楷體" w:cs="標楷體"/>
+                <w:sz w:val="28"/>
+                <w:szCs w:val="28"/>
+              </w:rPr>
+              <w:t>}}</w:t>
+            </w:r>
+          </w:p>
+          <w:p>
+            <w:pPr>
+              <w:jc w:val="center"/>
+              <w:rPr>
+                <w:rFonts w:ascii="標楷體" w:eastAsia="標楷體" w:hAnsi="標楷體" w:cs="標楷體"/>
+              </w:rPr>
+            </w:pPr>
+            <w:r>
+              <w:rPr>
+                <w:rFonts w:ascii="標楷體" w:eastAsia="標楷體" w:hAnsi="標楷體" w:cs="標楷體"/>
+                <w:sz w:val="28"/>
+                <w:szCs w:val="28"/>
+              </w:rPr>
+              <w:t>{{S</w:t>
+            </w:r>
+            <w:r>
+              <w:rPr>
+                <w:rFonts w:ascii="標楷體" w:eastAsia="標楷體" w:hAnsi="標楷體" w:cs="標楷體" w:hint="eastAsia"/>
+                <w:sz w:val="28"/>
+                <w:szCs w:val="28"/>
+              </w:rPr>
+              <w:t>2</w:t>
+            </w:r>
+            <w:r>
+              <w:rPr>
+                <w:rFonts w:ascii="標楷體" w:eastAsia="標楷體" w:hAnsi="標楷體" w:cs="標楷體"/>
+                <w:sz w:val="28"/>
+                <w:szCs w:val="28"/>
+              </w:rPr>
+              <w:t>P</w:t>
+            </w:r>
+            <w:r>
+              <w:rPr>
+                <w:rFonts w:ascii="標楷體" w:eastAsia="標楷體" w:hAnsi="標楷體" w:cs="標楷體" w:hint="eastAsia"/>
+                <w:sz w:val="28"/>
+                <w:szCs w:val="28"/>
+              </w:rPr>
+              <w:t>6</w:t>
+            </w:r>
+            <w:r>
+              <w:rPr>
+                <w:rFonts w:ascii="標楷體" w:eastAsia="標楷體" w:hAnsi="標楷體" w:cs="標楷體"/>
+                <w:sz w:val="28"/>
+                <w:szCs w:val="28"/>
+              </w:rPr>
+              <w:t>}}</w:t>
+            </w:r>
+            <w:r>
+              <w:rPr>
+                <w:rFonts w:ascii="標楷體" w:eastAsia="標楷體" w:hAnsi="標楷體" w:cs="標楷體" w:hint="eastAsia"/>
+                <w:sz w:val="28"/>
+                <w:szCs w:val="28"/>
+              </w:rPr>
+              <w:t xml:space="preserve"> </w:t>
+            </w:r>
+            <w:r>
+              <w:rPr>
+                <w:rFonts w:ascii="標楷體" w:eastAsia="標楷體" w:hAnsi="標楷體" w:cs="標楷體"/>
+                <w:sz w:val="20"/>
+                <w:szCs w:val="20"/>
+              </w:rPr>
+              <w:t>{{L</w:t>
+            </w:r>
+            <w:r>
+              <w:rPr>
+                <w:rFonts w:ascii="標楷體" w:eastAsia="標楷體" w:hAnsi="標楷體" w:cs="標楷體" w:hint="eastAsia"/>
+                <w:sz w:val="20"/>
+                <w:szCs w:val="20"/>
+              </w:rPr>
+              <w:t>2</w:t>
+            </w:r>
+            <w:r>
+              <w:rPr>
+                <w:rFonts w:ascii="標楷體" w:eastAsia="標楷體" w:hAnsi="標楷體" w:cs="標楷體"/>
+                <w:sz w:val="20"/>
+                <w:szCs w:val="20"/>
+              </w:rPr>
+              <w:t>P</w:t>
+            </w:r>
+            <w:r>
+              <w:rPr>
+                <w:rFonts w:ascii="標楷體" w:eastAsia="標楷體" w:hAnsi="標楷體" w:cs="標楷體" w:hint="eastAsia"/>
+                <w:sz w:val="20"/>
+                <w:szCs w:val="20"/>
+              </w:rPr>
+              <w:t>6</w:t>
+            </w:r>
+            <w:r>
+              <w:rPr>
+                <w:rFonts w:ascii="標楷體" w:eastAsia="標楷體" w:hAnsi="標楷體" w:cs="標楷體"/>
+                <w:sz w:val="20"/>
+                <w:szCs w:val="20"/>
+              </w:rPr>
+              <w:t>}}</w:t>
             </w:r>
           </w:p>
         </w:tc>
@@ -2485,31 +5280,145 @@
               <w:jc w:val="center"/>
               <w:rPr>
                 <w:rFonts w:ascii="標楷體" w:eastAsia="標楷體" w:hAnsi="標楷體" w:cs="標楷體"/>
-                <w:sz w:val="36"/>
-                <w:szCs w:val="36"/>
-              </w:rPr>
-            </w:pPr>
-            <w:r>
-              <w:rPr>
-                <w:rFonts w:ascii="標楷體" w:eastAsia="標楷體" w:hAnsi="標楷體" w:cs="標楷體"/>
-                <w:sz w:val="36"/>
-                <w:szCs w:val="36"/>
-              </w:rPr>
-              <w:t>{{SUBJECT}}</w:t>
-            </w:r>
-          </w:p>
-          <w:p>
-            <w:pPr>
-              <w:jc w:val="center"/>
-              <w:rPr>
-                <w:rFonts w:ascii="標楷體" w:eastAsia="標楷體" w:hAnsi="標楷體" w:cs="標楷體"/>
-              </w:rPr>
-            </w:pPr>
-            <w:r>
-              <w:rPr>
-                <w:rFonts w:ascii="標楷體" w:eastAsia="標楷體" w:hAnsi="標楷體" w:cs="標楷體"/>
-              </w:rPr>
-              <w:t>{{SUB_TEACHER}}</w:t>
+                <w:sz w:val="28"/>
+                <w:szCs w:val="28"/>
+              </w:rPr>
+            </w:pPr>
+            <w:r>
+              <w:rPr>
+                <w:rFonts w:ascii="標楷體" w:eastAsia="標楷體" w:hAnsi="標楷體" w:cs="標楷體"/>
+                <w:sz w:val="28"/>
+                <w:szCs w:val="28"/>
+              </w:rPr>
+              <w:t>{{C</w:t>
+            </w:r>
+            <w:r>
+              <w:rPr>
+                <w:rFonts w:ascii="標楷體" w:eastAsia="標楷體" w:hAnsi="標楷體" w:cs="標楷體" w:hint="eastAsia"/>
+                <w:sz w:val="28"/>
+                <w:szCs w:val="28"/>
+              </w:rPr>
+              <w:t>3</w:t>
+            </w:r>
+            <w:r>
+              <w:rPr>
+                <w:rFonts w:ascii="標楷體" w:eastAsia="標楷體" w:hAnsi="標楷體" w:cs="標楷體"/>
+                <w:sz w:val="28"/>
+                <w:szCs w:val="28"/>
+              </w:rPr>
+              <w:t>P</w:t>
+            </w:r>
+            <w:r>
+              <w:rPr>
+                <w:rFonts w:ascii="標楷體" w:eastAsia="標楷體" w:hAnsi="標楷體" w:cs="標楷體" w:hint="eastAsia"/>
+                <w:sz w:val="28"/>
+                <w:szCs w:val="28"/>
+              </w:rPr>
+              <w:t>6</w:t>
+            </w:r>
+            <w:r>
+              <w:rPr>
+                <w:rFonts w:ascii="標楷體" w:eastAsia="標楷體" w:hAnsi="標楷體" w:cs="標楷體"/>
+                <w:sz w:val="28"/>
+                <w:szCs w:val="28"/>
+              </w:rPr>
+              <w:t>}}</w:t>
+            </w:r>
+          </w:p>
+          <w:p>
+            <w:pPr>
+              <w:jc w:val="center"/>
+              <w:rPr>
+                <w:rFonts w:ascii="標楷體" w:eastAsia="標楷體" w:hAnsi="標楷體" w:cs="標楷體"/>
+              </w:rPr>
+            </w:pPr>
+            <w:r>
+              <w:rPr>
+                <w:rFonts w:ascii="標楷體" w:eastAsia="標楷體" w:hAnsi="標楷體" w:cs="標楷體"/>
+                <w:sz w:val="28"/>
+                <w:szCs w:val="28"/>
+              </w:rPr>
+              <w:t>{{S</w:t>
+            </w:r>
+            <w:r>
+              <w:rPr>
+                <w:rFonts w:ascii="標楷體" w:eastAsia="標楷體" w:hAnsi="標楷體" w:cs="標楷體" w:hint="eastAsia"/>
+                <w:sz w:val="28"/>
+                <w:szCs w:val="28"/>
+              </w:rPr>
+              <w:t>3</w:t>
+            </w:r>
+            <w:r>
+              <w:rPr>
+                <w:rFonts w:ascii="標楷體" w:eastAsia="標楷體" w:hAnsi="標楷體" w:cs="標楷體"/>
+                <w:sz w:val="28"/>
+                <w:szCs w:val="28"/>
+              </w:rPr>
+              <w:t>P</w:t>
+            </w:r>
+            <w:r>
+              <w:rPr>
+                <w:rFonts w:ascii="標楷體" w:eastAsia="標楷體" w:hAnsi="標楷體" w:cs="標楷體" w:hint="eastAsia"/>
+                <w:sz w:val="28"/>
+                <w:szCs w:val="28"/>
+              </w:rPr>
+              <w:t>6</w:t>
+            </w:r>
+            <w:r>
+              <w:rPr>
+                <w:rFonts w:ascii="標楷體" w:eastAsia="標楷體" w:hAnsi="標楷體" w:cs="標楷體"/>
+                <w:sz w:val="28"/>
+                <w:szCs w:val="28"/>
+              </w:rPr>
+              <w:t>}}</w:t>
+            </w:r>
+            <w:r>
+              <w:rPr>
+                <w:rFonts w:ascii="標楷體" w:eastAsia="標楷體" w:hAnsi="標楷體" w:cs="標楷體" w:hint="eastAsia"/>
+                <w:sz w:val="28"/>
+                <w:szCs w:val="28"/>
+              </w:rPr>
+              <w:t xml:space="preserve"> </w:t>
+            </w:r>
+            <w:r>
+              <w:rPr>
+                <w:rFonts w:ascii="標楷體" w:eastAsia="標楷體" w:hAnsi="標楷體" w:cs="標楷體"/>
+                <w:sz w:val="20"/>
+                <w:szCs w:val="20"/>
+              </w:rPr>
+              <w:t>{{L</w:t>
+            </w:r>
+            <w:r>
+              <w:rPr>
+                <w:rFonts w:ascii="標楷體" w:eastAsia="標楷體" w:hAnsi="標楷體" w:cs="標楷體" w:hint="eastAsia"/>
+                <w:sz w:val="20"/>
+                <w:szCs w:val="20"/>
+              </w:rPr>
+              <w:t>3</w:t>
+            </w:r>
+            <w:r>
+              <w:rPr>
+                <w:rFonts w:ascii="標楷體" w:eastAsia="標楷體" w:hAnsi="標楷體" w:cs="標楷體"/>
+                <w:sz w:val="20"/>
+                <w:szCs w:val="20"/>
+              </w:rPr>
+              <w:t>P</w:t>
+            </w:r>
+            <w:r>
+              <w:rPr>
+                <w:rFonts w:ascii="標楷體" w:eastAsia="標楷體" w:hAnsi="標楷體" w:cs="標楷體" w:hint="eastAsia"/>
+                <w:sz w:val="20"/>
+                <w:szCs w:val="20"/>
+              </w:rPr>
+              <w:t>6</w:t>
+            </w:r>
+            <w:r>
+              <w:rPr>
+                <w:rFonts w:ascii="標楷體" w:eastAsia="標楷體" w:hAnsi="標楷體" w:cs="標楷體"/>
+                <w:sz w:val="20"/>
+                <w:szCs w:val="20"/>
+              </w:rPr>
+              <w:t>}}</w:t>
             </w:r>
           </w:p>
         </w:tc>
@@ -2523,31 +5432,145 @@
               <w:jc w:val="center"/>
               <w:rPr>
                 <w:rFonts w:ascii="標楷體" w:eastAsia="標楷體" w:hAnsi="標楷體" w:cs="標楷體"/>
-                <w:sz w:val="36"/>
-                <w:szCs w:val="36"/>
-              </w:rPr>
-            </w:pPr>
-            <w:r>
-              <w:rPr>
-                <w:rFonts w:ascii="標楷體" w:eastAsia="標楷體" w:hAnsi="標楷體" w:cs="標楷體"/>
-                <w:sz w:val="36"/>
-                <w:szCs w:val="36"/>
-              </w:rPr>
-              <w:t>{{SUBJECT}}</w:t>
-            </w:r>
-          </w:p>
-          <w:p>
-            <w:pPr>
-              <w:jc w:val="center"/>
-              <w:rPr>
-                <w:rFonts w:ascii="標楷體" w:eastAsia="標楷體" w:hAnsi="標楷體" w:cs="標楷體"/>
-              </w:rPr>
-            </w:pPr>
-            <w:r>
-              <w:rPr>
-                <w:rFonts w:ascii="標楷體" w:eastAsia="標楷體" w:hAnsi="標楷體" w:cs="標楷體"/>
-              </w:rPr>
-              <w:t>{{SUB_TEACHER}}</w:t>
+                <w:sz w:val="28"/>
+                <w:szCs w:val="28"/>
+              </w:rPr>
+            </w:pPr>
+            <w:r>
+              <w:rPr>
+                <w:rFonts w:ascii="標楷體" w:eastAsia="標楷體" w:hAnsi="標楷體" w:cs="標楷體"/>
+                <w:sz w:val="28"/>
+                <w:szCs w:val="28"/>
+              </w:rPr>
+              <w:t>{{C</w:t>
+            </w:r>
+            <w:r>
+              <w:rPr>
+                <w:rFonts w:ascii="標楷體" w:eastAsia="標楷體" w:hAnsi="標楷體" w:cs="標楷體" w:hint="eastAsia"/>
+                <w:sz w:val="28"/>
+                <w:szCs w:val="28"/>
+              </w:rPr>
+              <w:t>4</w:t>
+            </w:r>
+            <w:r>
+              <w:rPr>
+                <w:rFonts w:ascii="標楷體" w:eastAsia="標楷體" w:hAnsi="標楷體" w:cs="標楷體"/>
+                <w:sz w:val="28"/>
+                <w:szCs w:val="28"/>
+              </w:rPr>
+              <w:t>P</w:t>
+            </w:r>
+            <w:r>
+              <w:rPr>
+                <w:rFonts w:ascii="標楷體" w:eastAsia="標楷體" w:hAnsi="標楷體" w:cs="標楷體" w:hint="eastAsia"/>
+                <w:sz w:val="28"/>
+                <w:szCs w:val="28"/>
+              </w:rPr>
+              <w:t>6</w:t>
+            </w:r>
+            <w:r>
+              <w:rPr>
+                <w:rFonts w:ascii="標楷體" w:eastAsia="標楷體" w:hAnsi="標楷體" w:cs="標楷體"/>
+                <w:sz w:val="28"/>
+                <w:szCs w:val="28"/>
+              </w:rPr>
+              <w:t>}}</w:t>
+            </w:r>
+          </w:p>
+          <w:p>
+            <w:pPr>
+              <w:jc w:val="center"/>
+              <w:rPr>
+                <w:rFonts w:ascii="標楷體" w:eastAsia="標楷體" w:hAnsi="標楷體" w:cs="標楷體"/>
+              </w:rPr>
+            </w:pPr>
+            <w:r>
+              <w:rPr>
+                <w:rFonts w:ascii="標楷體" w:eastAsia="標楷體" w:hAnsi="標楷體" w:cs="標楷體"/>
+                <w:sz w:val="28"/>
+                <w:szCs w:val="28"/>
+              </w:rPr>
+              <w:t>{{S</w:t>
+            </w:r>
+            <w:r>
+              <w:rPr>
+                <w:rFonts w:ascii="標楷體" w:eastAsia="標楷體" w:hAnsi="標楷體" w:cs="標楷體" w:hint="eastAsia"/>
+                <w:sz w:val="28"/>
+                <w:szCs w:val="28"/>
+              </w:rPr>
+              <w:t>4</w:t>
+            </w:r>
+            <w:r>
+              <w:rPr>
+                <w:rFonts w:ascii="標楷體" w:eastAsia="標楷體" w:hAnsi="標楷體" w:cs="標楷體"/>
+                <w:sz w:val="28"/>
+                <w:szCs w:val="28"/>
+              </w:rPr>
+              <w:t>P</w:t>
+            </w:r>
+            <w:r>
+              <w:rPr>
+                <w:rFonts w:ascii="標楷體" w:eastAsia="標楷體" w:hAnsi="標楷體" w:cs="標楷體" w:hint="eastAsia"/>
+                <w:sz w:val="28"/>
+                <w:szCs w:val="28"/>
+              </w:rPr>
+              <w:t>6</w:t>
+            </w:r>
+            <w:r>
+              <w:rPr>
+                <w:rFonts w:ascii="標楷體" w:eastAsia="標楷體" w:hAnsi="標楷體" w:cs="標楷體"/>
+                <w:sz w:val="28"/>
+                <w:szCs w:val="28"/>
+              </w:rPr>
+              <w:t>}}</w:t>
+            </w:r>
+            <w:r>
+              <w:rPr>
+                <w:rFonts w:ascii="標楷體" w:eastAsia="標楷體" w:hAnsi="標楷體" w:cs="標楷體" w:hint="eastAsia"/>
+                <w:sz w:val="28"/>
+                <w:szCs w:val="28"/>
+              </w:rPr>
+              <w:t xml:space="preserve"> </w:t>
+            </w:r>
+            <w:r>
+              <w:rPr>
+                <w:rFonts w:ascii="標楷體" w:eastAsia="標楷體" w:hAnsi="標楷體" w:cs="標楷體"/>
+                <w:sz w:val="20"/>
+                <w:szCs w:val="20"/>
+              </w:rPr>
+              <w:t>{{L</w:t>
+            </w:r>
+            <w:r>
+              <w:rPr>
+                <w:rFonts w:ascii="標楷體" w:eastAsia="標楷體" w:hAnsi="標楷體" w:cs="標楷體" w:hint="eastAsia"/>
+                <w:sz w:val="20"/>
+                <w:szCs w:val="20"/>
+              </w:rPr>
+              <w:t>4</w:t>
+            </w:r>
+            <w:r>
+              <w:rPr>
+                <w:rFonts w:ascii="標楷體" w:eastAsia="標楷體" w:hAnsi="標楷體" w:cs="標楷體"/>
+                <w:sz w:val="20"/>
+                <w:szCs w:val="20"/>
+              </w:rPr>
+              <w:t>P</w:t>
+            </w:r>
+            <w:r>
+              <w:rPr>
+                <w:rFonts w:ascii="標楷體" w:eastAsia="標楷體" w:hAnsi="標楷體" w:cs="標楷體" w:hint="eastAsia"/>
+                <w:sz w:val="20"/>
+                <w:szCs w:val="20"/>
+              </w:rPr>
+              <w:t>6</w:t>
+            </w:r>
+            <w:r>
+              <w:rPr>
+                <w:rFonts w:ascii="標楷體" w:eastAsia="標楷體" w:hAnsi="標楷體" w:cs="標楷體"/>
+                <w:sz w:val="20"/>
+                <w:szCs w:val="20"/>
+              </w:rPr>
+              <w:t>}}</w:t>
             </w:r>
           </w:p>
         </w:tc>
@@ -2561,31 +5584,145 @@
               <w:jc w:val="center"/>
               <w:rPr>
                 <w:rFonts w:ascii="標楷體" w:eastAsia="標楷體" w:hAnsi="標楷體" w:cs="標楷體"/>
-                <w:sz w:val="36"/>
-                <w:szCs w:val="36"/>
-              </w:rPr>
-            </w:pPr>
-            <w:r>
-              <w:rPr>
-                <w:rFonts w:ascii="標楷體" w:eastAsia="標楷體" w:hAnsi="標楷體" w:cs="標楷體"/>
-                <w:sz w:val="36"/>
-                <w:szCs w:val="36"/>
-              </w:rPr>
-              <w:t>{{SUBJECT}}</w:t>
-            </w:r>
-          </w:p>
-          <w:p>
-            <w:pPr>
-              <w:jc w:val="center"/>
-              <w:rPr>
-                <w:rFonts w:ascii="標楷體" w:eastAsia="標楷體" w:hAnsi="標楷體" w:cs="標楷體"/>
-              </w:rPr>
-            </w:pPr>
-            <w:r>
-              <w:rPr>
-                <w:rFonts w:ascii="標楷體" w:eastAsia="標楷體" w:hAnsi="標楷體" w:cs="標楷體"/>
-              </w:rPr>
-              <w:t>{{SUB_TEACHER}}</w:t>
+                <w:sz w:val="28"/>
+                <w:szCs w:val="28"/>
+              </w:rPr>
+            </w:pPr>
+            <w:r>
+              <w:rPr>
+                <w:rFonts w:ascii="標楷體" w:eastAsia="標楷體" w:hAnsi="標楷體" w:cs="標楷體"/>
+                <w:sz w:val="28"/>
+                <w:szCs w:val="28"/>
+              </w:rPr>
+              <w:t>{{C</w:t>
+            </w:r>
+            <w:r>
+              <w:rPr>
+                <w:rFonts w:ascii="標楷體" w:eastAsia="標楷體" w:hAnsi="標楷體" w:cs="標楷體" w:hint="eastAsia"/>
+                <w:sz w:val="28"/>
+                <w:szCs w:val="28"/>
+              </w:rPr>
+              <w:t>5</w:t>
+            </w:r>
+            <w:r>
+              <w:rPr>
+                <w:rFonts w:ascii="標楷體" w:eastAsia="標楷體" w:hAnsi="標楷體" w:cs="標楷體"/>
+                <w:sz w:val="28"/>
+                <w:szCs w:val="28"/>
+              </w:rPr>
+              <w:t>P</w:t>
+            </w:r>
+            <w:r>
+              <w:rPr>
+                <w:rFonts w:ascii="標楷體" w:eastAsia="標楷體" w:hAnsi="標楷體" w:cs="標楷體" w:hint="eastAsia"/>
+                <w:sz w:val="28"/>
+                <w:szCs w:val="28"/>
+              </w:rPr>
+              <w:t>6</w:t>
+            </w:r>
+            <w:r>
+              <w:rPr>
+                <w:rFonts w:ascii="標楷體" w:eastAsia="標楷體" w:hAnsi="標楷體" w:cs="標楷體"/>
+                <w:sz w:val="28"/>
+                <w:szCs w:val="28"/>
+              </w:rPr>
+              <w:t>}}</w:t>
+            </w:r>
+          </w:p>
+          <w:p>
+            <w:pPr>
+              <w:jc w:val="center"/>
+              <w:rPr>
+                <w:rFonts w:ascii="標楷體" w:eastAsia="標楷體" w:hAnsi="標楷體" w:cs="標楷體"/>
+              </w:rPr>
+            </w:pPr>
+            <w:r>
+              <w:rPr>
+                <w:rFonts w:ascii="標楷體" w:eastAsia="標楷體" w:hAnsi="標楷體" w:cs="標楷體"/>
+                <w:sz w:val="28"/>
+                <w:szCs w:val="28"/>
+              </w:rPr>
+              <w:t>{{S</w:t>
+            </w:r>
+            <w:r>
+              <w:rPr>
+                <w:rFonts w:ascii="標楷體" w:eastAsia="標楷體" w:hAnsi="標楷體" w:cs="標楷體" w:hint="eastAsia"/>
+                <w:sz w:val="28"/>
+                <w:szCs w:val="28"/>
+              </w:rPr>
+              <w:t>5</w:t>
+            </w:r>
+            <w:r>
+              <w:rPr>
+                <w:rFonts w:ascii="標楷體" w:eastAsia="標楷體" w:hAnsi="標楷體" w:cs="標楷體"/>
+                <w:sz w:val="28"/>
+                <w:szCs w:val="28"/>
+              </w:rPr>
+              <w:t>P</w:t>
+            </w:r>
+            <w:r>
+              <w:rPr>
+                <w:rFonts w:ascii="標楷體" w:eastAsia="標楷體" w:hAnsi="標楷體" w:cs="標楷體" w:hint="eastAsia"/>
+                <w:sz w:val="28"/>
+                <w:szCs w:val="28"/>
+              </w:rPr>
+              <w:t>6</w:t>
+            </w:r>
+            <w:r>
+              <w:rPr>
+                <w:rFonts w:ascii="標楷體" w:eastAsia="標楷體" w:hAnsi="標楷體" w:cs="標楷體"/>
+                <w:sz w:val="28"/>
+                <w:szCs w:val="28"/>
+              </w:rPr>
+              <w:t>}}</w:t>
+            </w:r>
+            <w:r>
+              <w:rPr>
+                <w:rFonts w:ascii="標楷體" w:eastAsia="標楷體" w:hAnsi="標楷體" w:cs="標楷體" w:hint="eastAsia"/>
+                <w:sz w:val="28"/>
+                <w:szCs w:val="28"/>
+              </w:rPr>
+              <w:t xml:space="preserve"> </w:t>
+            </w:r>
+            <w:r>
+              <w:rPr>
+                <w:rFonts w:ascii="標楷體" w:eastAsia="標楷體" w:hAnsi="標楷體" w:cs="標楷體"/>
+                <w:sz w:val="20"/>
+                <w:szCs w:val="20"/>
+              </w:rPr>
+              <w:t>{{L</w:t>
+            </w:r>
+            <w:r>
+              <w:rPr>
+                <w:rFonts w:ascii="標楷體" w:eastAsia="標楷體" w:hAnsi="標楷體" w:cs="標楷體" w:hint="eastAsia"/>
+                <w:sz w:val="20"/>
+                <w:szCs w:val="20"/>
+              </w:rPr>
+              <w:t>5</w:t>
+            </w:r>
+            <w:r>
+              <w:rPr>
+                <w:rFonts w:ascii="標楷體" w:eastAsia="標楷體" w:hAnsi="標楷體" w:cs="標楷體"/>
+                <w:sz w:val="20"/>
+                <w:szCs w:val="20"/>
+              </w:rPr>
+              <w:t>P</w:t>
+            </w:r>
+            <w:r>
+              <w:rPr>
+                <w:rFonts w:ascii="標楷體" w:eastAsia="標楷體" w:hAnsi="標楷體" w:cs="標楷體" w:hint="eastAsia"/>
+                <w:sz w:val="20"/>
+                <w:szCs w:val="20"/>
+              </w:rPr>
+              <w:t>6</w:t>
+            </w:r>
+            <w:r>
+              <w:rPr>
+                <w:rFonts w:ascii="標楷體" w:eastAsia="標楷體" w:hAnsi="標楷體" w:cs="標楷體"/>
+                <w:sz w:val="20"/>
+                <w:szCs w:val="20"/>
+              </w:rPr>
+              <w:t>}}</w:t>
             </w:r>
           </w:p>
         </w:tc>
@@ -2693,7 +5830,6 @@
                 <w:sz w:val="48"/>
                 <w:szCs w:val="48"/>
               </w:rPr>
-              <w:lastRenderedPageBreak/>
               <w:t>７</w:t>
             </w:r>
           </w:p>
@@ -2773,31 +5909,97 @@
               <w:jc w:val="center"/>
               <w:rPr>
                 <w:rFonts w:ascii="標楷體" w:eastAsia="標楷體" w:hAnsi="標楷體" w:cs="標楷體"/>
-                <w:sz w:val="36"/>
-                <w:szCs w:val="36"/>
-              </w:rPr>
-            </w:pPr>
-            <w:r>
-              <w:rPr>
-                <w:rFonts w:ascii="標楷體" w:eastAsia="標楷體" w:hAnsi="標楷體" w:cs="標楷體"/>
-                <w:sz w:val="36"/>
-                <w:szCs w:val="36"/>
-              </w:rPr>
-              <w:t>{{SUBJECT}}</w:t>
-            </w:r>
-          </w:p>
-          <w:p>
-            <w:pPr>
-              <w:jc w:val="center"/>
-              <w:rPr>
-                <w:rFonts w:ascii="標楷體" w:eastAsia="標楷體" w:hAnsi="標楷體" w:cs="標楷體"/>
-              </w:rPr>
-            </w:pPr>
-            <w:r>
-              <w:rPr>
-                <w:rFonts w:ascii="標楷體" w:eastAsia="標楷體" w:hAnsi="標楷體" w:cs="標楷體"/>
-              </w:rPr>
-              <w:t>{{SUB_TEACHER}}</w:t>
+                <w:sz w:val="28"/>
+                <w:szCs w:val="28"/>
+              </w:rPr>
+            </w:pPr>
+            <w:r>
+              <w:rPr>
+                <w:rFonts w:ascii="標楷體" w:eastAsia="標楷體" w:hAnsi="標楷體" w:cs="標楷體"/>
+                <w:sz w:val="28"/>
+                <w:szCs w:val="28"/>
+              </w:rPr>
+              <w:t>{{C1P</w:t>
+            </w:r>
+            <w:r>
+              <w:rPr>
+                <w:rFonts w:ascii="標楷體" w:eastAsia="標楷體" w:hAnsi="標楷體" w:cs="標楷體" w:hint="eastAsia"/>
+                <w:sz w:val="28"/>
+                <w:szCs w:val="28"/>
+              </w:rPr>
+              <w:t>7</w:t>
+            </w:r>
+            <w:r>
+              <w:rPr>
+                <w:rFonts w:ascii="標楷體" w:eastAsia="標楷體" w:hAnsi="標楷體" w:cs="標楷體"/>
+                <w:sz w:val="28"/>
+                <w:szCs w:val="28"/>
+              </w:rPr>
+              <w:t>}}</w:t>
+            </w:r>
+          </w:p>
+          <w:p>
+            <w:pPr>
+              <w:jc w:val="center"/>
+              <w:rPr>
+                <w:rFonts w:ascii="標楷體" w:eastAsia="標楷體" w:hAnsi="標楷體" w:cs="標楷體"/>
+              </w:rPr>
+            </w:pPr>
+            <w:r>
+              <w:rPr>
+                <w:rFonts w:ascii="標楷體" w:eastAsia="標楷體" w:hAnsi="標楷體" w:cs="標楷體"/>
+                <w:sz w:val="28"/>
+                <w:szCs w:val="28"/>
+              </w:rPr>
+              <w:t>{{S1P</w:t>
+            </w:r>
+            <w:r>
+              <w:rPr>
+                <w:rFonts w:ascii="標楷體" w:eastAsia="標楷體" w:hAnsi="標楷體" w:cs="標楷體" w:hint="eastAsia"/>
+                <w:sz w:val="28"/>
+                <w:szCs w:val="28"/>
+              </w:rPr>
+              <w:t>7</w:t>
+            </w:r>
+            <w:r>
+              <w:rPr>
+                <w:rFonts w:ascii="標楷體" w:eastAsia="標楷體" w:hAnsi="標楷體" w:cs="標楷體"/>
+                <w:sz w:val="28"/>
+                <w:szCs w:val="28"/>
+              </w:rPr>
+              <w:t>}}</w:t>
+            </w:r>
+            <w:r>
+              <w:rPr>
+                <w:rFonts w:ascii="標楷體" w:eastAsia="標楷體" w:hAnsi="標楷體" w:cs="標楷體" w:hint="eastAsia"/>
+                <w:sz w:val="28"/>
+                <w:szCs w:val="28"/>
+              </w:rPr>
+              <w:t xml:space="preserve"> </w:t>
+            </w:r>
+            <w:r>
+              <w:rPr>
+                <w:rFonts w:ascii="標楷體" w:eastAsia="標楷體" w:hAnsi="標楷體" w:cs="標楷體"/>
+                <w:sz w:val="20"/>
+                <w:szCs w:val="20"/>
+              </w:rPr>
+              <w:t>{{L1P</w:t>
+            </w:r>
+            <w:r>
+              <w:rPr>
+                <w:rFonts w:ascii="標楷體" w:eastAsia="標楷體" w:hAnsi="標楷體" w:cs="標楷體" w:hint="eastAsia"/>
+                <w:sz w:val="20"/>
+                <w:szCs w:val="20"/>
+              </w:rPr>
+              <w:t>7</w:t>
+            </w:r>
+            <w:r>
+              <w:rPr>
+                <w:rFonts w:ascii="標楷體" w:eastAsia="標楷體" w:hAnsi="標楷體" w:cs="標楷體"/>
+                <w:sz w:val="20"/>
+                <w:szCs w:val="20"/>
+              </w:rPr>
+              <w:t>}}</w:t>
             </w:r>
           </w:p>
         </w:tc>
@@ -2811,31 +6013,145 @@
               <w:jc w:val="center"/>
               <w:rPr>
                 <w:rFonts w:ascii="標楷體" w:eastAsia="標楷體" w:hAnsi="標楷體" w:cs="標楷體"/>
-                <w:sz w:val="36"/>
-                <w:szCs w:val="36"/>
-              </w:rPr>
-            </w:pPr>
-            <w:r>
-              <w:rPr>
-                <w:rFonts w:ascii="標楷體" w:eastAsia="標楷體" w:hAnsi="標楷體" w:cs="標楷體"/>
-                <w:sz w:val="36"/>
-                <w:szCs w:val="36"/>
-              </w:rPr>
-              <w:t>{{SUBJECT}}</w:t>
-            </w:r>
-          </w:p>
-          <w:p>
-            <w:pPr>
-              <w:jc w:val="center"/>
-              <w:rPr>
-                <w:rFonts w:ascii="標楷體" w:eastAsia="標楷體" w:hAnsi="標楷體" w:cs="標楷體"/>
-              </w:rPr>
-            </w:pPr>
-            <w:r>
-              <w:rPr>
-                <w:rFonts w:ascii="標楷體" w:eastAsia="標楷體" w:hAnsi="標楷體" w:cs="標楷體"/>
-              </w:rPr>
-              <w:t>{{SUB_TEACHER}}</w:t>
+                <w:sz w:val="28"/>
+                <w:szCs w:val="28"/>
+              </w:rPr>
+            </w:pPr>
+            <w:r>
+              <w:rPr>
+                <w:rFonts w:ascii="標楷體" w:eastAsia="標楷體" w:hAnsi="標楷體" w:cs="標楷體"/>
+                <w:sz w:val="28"/>
+                <w:szCs w:val="28"/>
+              </w:rPr>
+              <w:t>{{C</w:t>
+            </w:r>
+            <w:r>
+              <w:rPr>
+                <w:rFonts w:ascii="標楷體" w:eastAsia="標楷體" w:hAnsi="標楷體" w:cs="標楷體" w:hint="eastAsia"/>
+                <w:sz w:val="28"/>
+                <w:szCs w:val="28"/>
+              </w:rPr>
+              <w:t>2</w:t>
+            </w:r>
+            <w:r>
+              <w:rPr>
+                <w:rFonts w:ascii="標楷體" w:eastAsia="標楷體" w:hAnsi="標楷體" w:cs="標楷體"/>
+                <w:sz w:val="28"/>
+                <w:szCs w:val="28"/>
+              </w:rPr>
+              <w:t>P</w:t>
+            </w:r>
+            <w:r>
+              <w:rPr>
+                <w:rFonts w:ascii="標楷體" w:eastAsia="標楷體" w:hAnsi="標楷體" w:cs="標楷體" w:hint="eastAsia"/>
+                <w:sz w:val="28"/>
+                <w:szCs w:val="28"/>
+              </w:rPr>
+              <w:t>7</w:t>
+            </w:r>
+            <w:r>
+              <w:rPr>
+                <w:rFonts w:ascii="標楷體" w:eastAsia="標楷體" w:hAnsi="標楷體" w:cs="標楷體"/>
+                <w:sz w:val="28"/>
+                <w:szCs w:val="28"/>
+              </w:rPr>
+              <w:t>}}</w:t>
+            </w:r>
+          </w:p>
+          <w:p>
+            <w:pPr>
+              <w:jc w:val="center"/>
+              <w:rPr>
+                <w:rFonts w:ascii="標楷體" w:eastAsia="標楷體" w:hAnsi="標楷體" w:cs="標楷體"/>
+              </w:rPr>
+            </w:pPr>
+            <w:r>
+              <w:rPr>
+                <w:rFonts w:ascii="標楷體" w:eastAsia="標楷體" w:hAnsi="標楷體" w:cs="標楷體"/>
+                <w:sz w:val="28"/>
+                <w:szCs w:val="28"/>
+              </w:rPr>
+              <w:t>{{S</w:t>
+            </w:r>
+            <w:r>
+              <w:rPr>
+                <w:rFonts w:ascii="標楷體" w:eastAsia="標楷體" w:hAnsi="標楷體" w:cs="標楷體" w:hint="eastAsia"/>
+                <w:sz w:val="28"/>
+                <w:szCs w:val="28"/>
+              </w:rPr>
+              <w:t>2</w:t>
+            </w:r>
+            <w:r>
+              <w:rPr>
+                <w:rFonts w:ascii="標楷體" w:eastAsia="標楷體" w:hAnsi="標楷體" w:cs="標楷體"/>
+                <w:sz w:val="28"/>
+                <w:szCs w:val="28"/>
+              </w:rPr>
+              <w:t>P</w:t>
+            </w:r>
+            <w:r>
+              <w:rPr>
+                <w:rFonts w:ascii="標楷體" w:eastAsia="標楷體" w:hAnsi="標楷體" w:cs="標楷體" w:hint="eastAsia"/>
+                <w:sz w:val="28"/>
+                <w:szCs w:val="28"/>
+              </w:rPr>
+              <w:t>7</w:t>
+            </w:r>
+            <w:r>
+              <w:rPr>
+                <w:rFonts w:ascii="標楷體" w:eastAsia="標楷體" w:hAnsi="標楷體" w:cs="標楷體"/>
+                <w:sz w:val="28"/>
+                <w:szCs w:val="28"/>
+              </w:rPr>
+              <w:t>}}</w:t>
+            </w:r>
+            <w:r>
+              <w:rPr>
+                <w:rFonts w:ascii="標楷體" w:eastAsia="標楷體" w:hAnsi="標楷體" w:cs="標楷體" w:hint="eastAsia"/>
+                <w:sz w:val="28"/>
+                <w:szCs w:val="28"/>
+              </w:rPr>
+              <w:t xml:space="preserve"> </w:t>
+            </w:r>
+            <w:r>
+              <w:rPr>
+                <w:rFonts w:ascii="標楷體" w:eastAsia="標楷體" w:hAnsi="標楷體" w:cs="標楷體"/>
+                <w:sz w:val="20"/>
+                <w:szCs w:val="20"/>
+              </w:rPr>
+              <w:t>{{L</w:t>
+            </w:r>
+            <w:r>
+              <w:rPr>
+                <w:rFonts w:ascii="標楷體" w:eastAsia="標楷體" w:hAnsi="標楷體" w:cs="標楷體" w:hint="eastAsia"/>
+                <w:sz w:val="20"/>
+                <w:szCs w:val="20"/>
+              </w:rPr>
+              <w:t>2</w:t>
+            </w:r>
+            <w:r>
+              <w:rPr>
+                <w:rFonts w:ascii="標楷體" w:eastAsia="標楷體" w:hAnsi="標楷體" w:cs="標楷體"/>
+                <w:sz w:val="20"/>
+                <w:szCs w:val="20"/>
+              </w:rPr>
+              <w:t>P</w:t>
+            </w:r>
+            <w:r>
+              <w:rPr>
+                <w:rFonts w:ascii="標楷體" w:eastAsia="標楷體" w:hAnsi="標楷體" w:cs="標楷體" w:hint="eastAsia"/>
+                <w:sz w:val="20"/>
+                <w:szCs w:val="20"/>
+              </w:rPr>
+              <w:t>7</w:t>
+            </w:r>
+            <w:r>
+              <w:rPr>
+                <w:rFonts w:ascii="標楷體" w:eastAsia="標楷體" w:hAnsi="標楷體" w:cs="標楷體"/>
+                <w:sz w:val="20"/>
+                <w:szCs w:val="20"/>
+              </w:rPr>
+              <w:t>}}</w:t>
             </w:r>
           </w:p>
         </w:tc>
@@ -2849,31 +6165,145 @@
               <w:jc w:val="center"/>
               <w:rPr>
                 <w:rFonts w:ascii="標楷體" w:eastAsia="標楷體" w:hAnsi="標楷體" w:cs="標楷體"/>
-                <w:sz w:val="36"/>
-                <w:szCs w:val="36"/>
-              </w:rPr>
-            </w:pPr>
-            <w:r>
-              <w:rPr>
-                <w:rFonts w:ascii="標楷體" w:eastAsia="標楷體" w:hAnsi="標楷體" w:cs="標楷體"/>
-                <w:sz w:val="36"/>
-                <w:szCs w:val="36"/>
-              </w:rPr>
-              <w:t>{{SUBJECT}}</w:t>
-            </w:r>
-          </w:p>
-          <w:p>
-            <w:pPr>
-              <w:jc w:val="center"/>
-              <w:rPr>
-                <w:rFonts w:ascii="標楷體" w:eastAsia="標楷體" w:hAnsi="標楷體" w:cs="標楷體"/>
-              </w:rPr>
-            </w:pPr>
-            <w:r>
-              <w:rPr>
-                <w:rFonts w:ascii="標楷體" w:eastAsia="標楷體" w:hAnsi="標楷體" w:cs="標楷體"/>
-              </w:rPr>
-              <w:t>{{SUB_TEACHER}}</w:t>
+                <w:sz w:val="28"/>
+                <w:szCs w:val="28"/>
+              </w:rPr>
+            </w:pPr>
+            <w:r>
+              <w:rPr>
+                <w:rFonts w:ascii="標楷體" w:eastAsia="標楷體" w:hAnsi="標楷體" w:cs="標楷體"/>
+                <w:sz w:val="28"/>
+                <w:szCs w:val="28"/>
+              </w:rPr>
+              <w:t>{{C</w:t>
+            </w:r>
+            <w:r>
+              <w:rPr>
+                <w:rFonts w:ascii="標楷體" w:eastAsia="標楷體" w:hAnsi="標楷體" w:cs="標楷體" w:hint="eastAsia"/>
+                <w:sz w:val="28"/>
+                <w:szCs w:val="28"/>
+              </w:rPr>
+              <w:t>3</w:t>
+            </w:r>
+            <w:r>
+              <w:rPr>
+                <w:rFonts w:ascii="標楷體" w:eastAsia="標楷體" w:hAnsi="標楷體" w:cs="標楷體"/>
+                <w:sz w:val="28"/>
+                <w:szCs w:val="28"/>
+              </w:rPr>
+              <w:t>P</w:t>
+            </w:r>
+            <w:r>
+              <w:rPr>
+                <w:rFonts w:ascii="標楷體" w:eastAsia="標楷體" w:hAnsi="標楷體" w:cs="標楷體" w:hint="eastAsia"/>
+                <w:sz w:val="28"/>
+                <w:szCs w:val="28"/>
+              </w:rPr>
+              <w:t>7</w:t>
+            </w:r>
+            <w:r>
+              <w:rPr>
+                <w:rFonts w:ascii="標楷體" w:eastAsia="標楷體" w:hAnsi="標楷體" w:cs="標楷體"/>
+                <w:sz w:val="28"/>
+                <w:szCs w:val="28"/>
+              </w:rPr>
+              <w:t>}}</w:t>
+            </w:r>
+          </w:p>
+          <w:p>
+            <w:pPr>
+              <w:jc w:val="center"/>
+              <w:rPr>
+                <w:rFonts w:ascii="標楷體" w:eastAsia="標楷體" w:hAnsi="標楷體" w:cs="標楷體"/>
+              </w:rPr>
+            </w:pPr>
+            <w:r>
+              <w:rPr>
+                <w:rFonts w:ascii="標楷體" w:eastAsia="標楷體" w:hAnsi="標楷體" w:cs="標楷體"/>
+                <w:sz w:val="28"/>
+                <w:szCs w:val="28"/>
+              </w:rPr>
+              <w:t>{{S</w:t>
+            </w:r>
+            <w:r>
+              <w:rPr>
+                <w:rFonts w:ascii="標楷體" w:eastAsia="標楷體" w:hAnsi="標楷體" w:cs="標楷體" w:hint="eastAsia"/>
+                <w:sz w:val="28"/>
+                <w:szCs w:val="28"/>
+              </w:rPr>
+              <w:t>3</w:t>
+            </w:r>
+            <w:r>
+              <w:rPr>
+                <w:rFonts w:ascii="標楷體" w:eastAsia="標楷體" w:hAnsi="標楷體" w:cs="標楷體"/>
+                <w:sz w:val="28"/>
+                <w:szCs w:val="28"/>
+              </w:rPr>
+              <w:t>P</w:t>
+            </w:r>
+            <w:r>
+              <w:rPr>
+                <w:rFonts w:ascii="標楷體" w:eastAsia="標楷體" w:hAnsi="標楷體" w:cs="標楷體" w:hint="eastAsia"/>
+                <w:sz w:val="28"/>
+                <w:szCs w:val="28"/>
+              </w:rPr>
+              <w:t>7</w:t>
+            </w:r>
+            <w:r>
+              <w:rPr>
+                <w:rFonts w:ascii="標楷體" w:eastAsia="標楷體" w:hAnsi="標楷體" w:cs="標楷體"/>
+                <w:sz w:val="28"/>
+                <w:szCs w:val="28"/>
+              </w:rPr>
+              <w:t>}}</w:t>
+            </w:r>
+            <w:r>
+              <w:rPr>
+                <w:rFonts w:ascii="標楷體" w:eastAsia="標楷體" w:hAnsi="標楷體" w:cs="標楷體" w:hint="eastAsia"/>
+                <w:sz w:val="28"/>
+                <w:szCs w:val="28"/>
+              </w:rPr>
+              <w:t xml:space="preserve"> </w:t>
+            </w:r>
+            <w:r>
+              <w:rPr>
+                <w:rFonts w:ascii="標楷體" w:eastAsia="標楷體" w:hAnsi="標楷體" w:cs="標楷體"/>
+                <w:sz w:val="20"/>
+                <w:szCs w:val="20"/>
+              </w:rPr>
+              <w:t>{{L</w:t>
+            </w:r>
+            <w:r>
+              <w:rPr>
+                <w:rFonts w:ascii="標楷體" w:eastAsia="標楷體" w:hAnsi="標楷體" w:cs="標楷體" w:hint="eastAsia"/>
+                <w:sz w:val="20"/>
+                <w:szCs w:val="20"/>
+              </w:rPr>
+              <w:t>3</w:t>
+            </w:r>
+            <w:r>
+              <w:rPr>
+                <w:rFonts w:ascii="標楷體" w:eastAsia="標楷體" w:hAnsi="標楷體" w:cs="標楷體"/>
+                <w:sz w:val="20"/>
+                <w:szCs w:val="20"/>
+              </w:rPr>
+              <w:t>P</w:t>
+            </w:r>
+            <w:r>
+              <w:rPr>
+                <w:rFonts w:ascii="標楷體" w:eastAsia="標楷體" w:hAnsi="標楷體" w:cs="標楷體" w:hint="eastAsia"/>
+                <w:sz w:val="20"/>
+                <w:szCs w:val="20"/>
+              </w:rPr>
+              <w:t>7</w:t>
+            </w:r>
+            <w:r>
+              <w:rPr>
+                <w:rFonts w:ascii="標楷體" w:eastAsia="標楷體" w:hAnsi="標楷體" w:cs="標楷體"/>
+                <w:sz w:val="20"/>
+                <w:szCs w:val="20"/>
+              </w:rPr>
+              <w:t>}}</w:t>
             </w:r>
           </w:p>
         </w:tc>
@@ -2887,31 +6317,145 @@
               <w:jc w:val="center"/>
               <w:rPr>
                 <w:rFonts w:ascii="標楷體" w:eastAsia="標楷體" w:hAnsi="標楷體" w:cs="標楷體"/>
-                <w:sz w:val="36"/>
-                <w:szCs w:val="36"/>
-              </w:rPr>
-            </w:pPr>
-            <w:r>
-              <w:rPr>
-                <w:rFonts w:ascii="標楷體" w:eastAsia="標楷體" w:hAnsi="標楷體" w:cs="標楷體"/>
-                <w:sz w:val="36"/>
-                <w:szCs w:val="36"/>
-              </w:rPr>
-              <w:t>{{SUBJECT}}</w:t>
-            </w:r>
-          </w:p>
-          <w:p>
-            <w:pPr>
-              <w:jc w:val="center"/>
-              <w:rPr>
-                <w:rFonts w:ascii="標楷體" w:eastAsia="標楷體" w:hAnsi="標楷體" w:cs="標楷體"/>
-              </w:rPr>
-            </w:pPr>
-            <w:r>
-              <w:rPr>
-                <w:rFonts w:ascii="標楷體" w:eastAsia="標楷體" w:hAnsi="標楷體" w:cs="標楷體"/>
-              </w:rPr>
-              <w:t>{{SUB_TEACHER}}</w:t>
+                <w:sz w:val="28"/>
+                <w:szCs w:val="28"/>
+              </w:rPr>
+            </w:pPr>
+            <w:r>
+              <w:rPr>
+                <w:rFonts w:ascii="標楷體" w:eastAsia="標楷體" w:hAnsi="標楷體" w:cs="標楷體"/>
+                <w:sz w:val="28"/>
+                <w:szCs w:val="28"/>
+              </w:rPr>
+              <w:t>{{C</w:t>
+            </w:r>
+            <w:r>
+              <w:rPr>
+                <w:rFonts w:ascii="標楷體" w:eastAsia="標楷體" w:hAnsi="標楷體" w:cs="標楷體" w:hint="eastAsia"/>
+                <w:sz w:val="28"/>
+                <w:szCs w:val="28"/>
+              </w:rPr>
+              <w:t>4</w:t>
+            </w:r>
+            <w:r>
+              <w:rPr>
+                <w:rFonts w:ascii="標楷體" w:eastAsia="標楷體" w:hAnsi="標楷體" w:cs="標楷體"/>
+                <w:sz w:val="28"/>
+                <w:szCs w:val="28"/>
+              </w:rPr>
+              <w:t>P</w:t>
+            </w:r>
+            <w:r>
+              <w:rPr>
+                <w:rFonts w:ascii="標楷體" w:eastAsia="標楷體" w:hAnsi="標楷體" w:cs="標楷體" w:hint="eastAsia"/>
+                <w:sz w:val="28"/>
+                <w:szCs w:val="28"/>
+              </w:rPr>
+              <w:t>7</w:t>
+            </w:r>
+            <w:r>
+              <w:rPr>
+                <w:rFonts w:ascii="標楷體" w:eastAsia="標楷體" w:hAnsi="標楷體" w:cs="標楷體"/>
+                <w:sz w:val="28"/>
+                <w:szCs w:val="28"/>
+              </w:rPr>
+              <w:t>}}</w:t>
+            </w:r>
+          </w:p>
+          <w:p>
+            <w:pPr>
+              <w:jc w:val="center"/>
+              <w:rPr>
+                <w:rFonts w:ascii="標楷體" w:eastAsia="標楷體" w:hAnsi="標楷體" w:cs="標楷體"/>
+              </w:rPr>
+            </w:pPr>
+            <w:r>
+              <w:rPr>
+                <w:rFonts w:ascii="標楷體" w:eastAsia="標楷體" w:hAnsi="標楷體" w:cs="標楷體"/>
+                <w:sz w:val="28"/>
+                <w:szCs w:val="28"/>
+              </w:rPr>
+              <w:t>{{S</w:t>
+            </w:r>
+            <w:r>
+              <w:rPr>
+                <w:rFonts w:ascii="標楷體" w:eastAsia="標楷體" w:hAnsi="標楷體" w:cs="標楷體" w:hint="eastAsia"/>
+                <w:sz w:val="28"/>
+                <w:szCs w:val="28"/>
+              </w:rPr>
+              <w:t>4</w:t>
+            </w:r>
+            <w:r>
+              <w:rPr>
+                <w:rFonts w:ascii="標楷體" w:eastAsia="標楷體" w:hAnsi="標楷體" w:cs="標楷體"/>
+                <w:sz w:val="28"/>
+                <w:szCs w:val="28"/>
+              </w:rPr>
+              <w:t>P</w:t>
+            </w:r>
+            <w:r>
+              <w:rPr>
+                <w:rFonts w:ascii="標楷體" w:eastAsia="標楷體" w:hAnsi="標楷體" w:cs="標楷體" w:hint="eastAsia"/>
+                <w:sz w:val="28"/>
+                <w:szCs w:val="28"/>
+              </w:rPr>
+              <w:t>7</w:t>
+            </w:r>
+            <w:r>
+              <w:rPr>
+                <w:rFonts w:ascii="標楷體" w:eastAsia="標楷體" w:hAnsi="標楷體" w:cs="標楷體"/>
+                <w:sz w:val="28"/>
+                <w:szCs w:val="28"/>
+              </w:rPr>
+              <w:t>}}</w:t>
+            </w:r>
+            <w:r>
+              <w:rPr>
+                <w:rFonts w:ascii="標楷體" w:eastAsia="標楷體" w:hAnsi="標楷體" w:cs="標楷體" w:hint="eastAsia"/>
+                <w:sz w:val="28"/>
+                <w:szCs w:val="28"/>
+              </w:rPr>
+              <w:t xml:space="preserve"> </w:t>
+            </w:r>
+            <w:r>
+              <w:rPr>
+                <w:rFonts w:ascii="標楷體" w:eastAsia="標楷體" w:hAnsi="標楷體" w:cs="標楷體"/>
+                <w:sz w:val="20"/>
+                <w:szCs w:val="20"/>
+              </w:rPr>
+              <w:t>{{L</w:t>
+            </w:r>
+            <w:r>
+              <w:rPr>
+                <w:rFonts w:ascii="標楷體" w:eastAsia="標楷體" w:hAnsi="標楷體" w:cs="標楷體" w:hint="eastAsia"/>
+                <w:sz w:val="20"/>
+                <w:szCs w:val="20"/>
+              </w:rPr>
+              <w:t>4</w:t>
+            </w:r>
+            <w:r>
+              <w:rPr>
+                <w:rFonts w:ascii="標楷體" w:eastAsia="標楷體" w:hAnsi="標楷體" w:cs="標楷體"/>
+                <w:sz w:val="20"/>
+                <w:szCs w:val="20"/>
+              </w:rPr>
+              <w:t>P</w:t>
+            </w:r>
+            <w:r>
+              <w:rPr>
+                <w:rFonts w:ascii="標楷體" w:eastAsia="標楷體" w:hAnsi="標楷體" w:cs="標楷體" w:hint="eastAsia"/>
+                <w:sz w:val="20"/>
+                <w:szCs w:val="20"/>
+              </w:rPr>
+              <w:t>7</w:t>
+            </w:r>
+            <w:r>
+              <w:rPr>
+                <w:rFonts w:ascii="標楷體" w:eastAsia="標楷體" w:hAnsi="標楷體" w:cs="標楷體"/>
+                <w:sz w:val="20"/>
+                <w:szCs w:val="20"/>
+              </w:rPr>
+              <w:t>}}</w:t>
             </w:r>
           </w:p>
         </w:tc>
@@ -2925,31 +6469,145 @@
               <w:jc w:val="center"/>
               <w:rPr>
                 <w:rFonts w:ascii="標楷體" w:eastAsia="標楷體" w:hAnsi="標楷體" w:cs="標楷體"/>
-                <w:sz w:val="36"/>
-                <w:szCs w:val="36"/>
-              </w:rPr>
-            </w:pPr>
-            <w:r>
-              <w:rPr>
-                <w:rFonts w:ascii="標楷體" w:eastAsia="標楷體" w:hAnsi="標楷體" w:cs="標楷體"/>
-                <w:sz w:val="36"/>
-                <w:szCs w:val="36"/>
-              </w:rPr>
-              <w:t>{{SUBJECT}}</w:t>
-            </w:r>
-          </w:p>
-          <w:p>
-            <w:pPr>
-              <w:jc w:val="center"/>
-              <w:rPr>
-                <w:rFonts w:ascii="標楷體" w:eastAsia="標楷體" w:hAnsi="標楷體" w:cs="標楷體"/>
-              </w:rPr>
-            </w:pPr>
-            <w:r>
-              <w:rPr>
-                <w:rFonts w:ascii="標楷體" w:eastAsia="標楷體" w:hAnsi="標楷體" w:cs="標楷體"/>
-              </w:rPr>
-              <w:t>{{SUB_TEACHER}}</w:t>
+                <w:sz w:val="28"/>
+                <w:szCs w:val="28"/>
+              </w:rPr>
+            </w:pPr>
+            <w:r>
+              <w:rPr>
+                <w:rFonts w:ascii="標楷體" w:eastAsia="標楷體" w:hAnsi="標楷體" w:cs="標楷體"/>
+                <w:sz w:val="28"/>
+                <w:szCs w:val="28"/>
+              </w:rPr>
+              <w:t>{{C</w:t>
+            </w:r>
+            <w:r>
+              <w:rPr>
+                <w:rFonts w:ascii="標楷體" w:eastAsia="標楷體" w:hAnsi="標楷體" w:cs="標楷體" w:hint="eastAsia"/>
+                <w:sz w:val="28"/>
+                <w:szCs w:val="28"/>
+              </w:rPr>
+              <w:t>5</w:t>
+            </w:r>
+            <w:r>
+              <w:rPr>
+                <w:rFonts w:ascii="標楷體" w:eastAsia="標楷體" w:hAnsi="標楷體" w:cs="標楷體"/>
+                <w:sz w:val="28"/>
+                <w:szCs w:val="28"/>
+              </w:rPr>
+              <w:t>P</w:t>
+            </w:r>
+            <w:r>
+              <w:rPr>
+                <w:rFonts w:ascii="標楷體" w:eastAsia="標楷體" w:hAnsi="標楷體" w:cs="標楷體" w:hint="eastAsia"/>
+                <w:sz w:val="28"/>
+                <w:szCs w:val="28"/>
+              </w:rPr>
+              <w:t>7</w:t>
+            </w:r>
+            <w:r>
+              <w:rPr>
+                <w:rFonts w:ascii="標楷體" w:eastAsia="標楷體" w:hAnsi="標楷體" w:cs="標楷體"/>
+                <w:sz w:val="28"/>
+                <w:szCs w:val="28"/>
+              </w:rPr>
+              <w:t>}}</w:t>
+            </w:r>
+          </w:p>
+          <w:p>
+            <w:pPr>
+              <w:jc w:val="center"/>
+              <w:rPr>
+                <w:rFonts w:ascii="標楷體" w:eastAsia="標楷體" w:hAnsi="標楷體" w:cs="標楷體"/>
+              </w:rPr>
+            </w:pPr>
+            <w:r>
+              <w:rPr>
+                <w:rFonts w:ascii="標楷體" w:eastAsia="標楷體" w:hAnsi="標楷體" w:cs="標楷體"/>
+                <w:sz w:val="28"/>
+                <w:szCs w:val="28"/>
+              </w:rPr>
+              <w:t>{{S</w:t>
+            </w:r>
+            <w:r>
+              <w:rPr>
+                <w:rFonts w:ascii="標楷體" w:eastAsia="標楷體" w:hAnsi="標楷體" w:cs="標楷體" w:hint="eastAsia"/>
+                <w:sz w:val="28"/>
+                <w:szCs w:val="28"/>
+              </w:rPr>
+              <w:t>5</w:t>
+            </w:r>
+            <w:r>
+              <w:rPr>
+                <w:rFonts w:ascii="標楷體" w:eastAsia="標楷體" w:hAnsi="標楷體" w:cs="標楷體"/>
+                <w:sz w:val="28"/>
+                <w:szCs w:val="28"/>
+              </w:rPr>
+              <w:t>P</w:t>
+            </w:r>
+            <w:r>
+              <w:rPr>
+                <w:rFonts w:ascii="標楷體" w:eastAsia="標楷體" w:hAnsi="標楷體" w:cs="標楷體" w:hint="eastAsia"/>
+                <w:sz w:val="28"/>
+                <w:szCs w:val="28"/>
+              </w:rPr>
+              <w:t>7</w:t>
+            </w:r>
+            <w:r>
+              <w:rPr>
+                <w:rFonts w:ascii="標楷體" w:eastAsia="標楷體" w:hAnsi="標楷體" w:cs="標楷體"/>
+                <w:sz w:val="28"/>
+                <w:szCs w:val="28"/>
+              </w:rPr>
+              <w:t>}}</w:t>
+            </w:r>
+            <w:r>
+              <w:rPr>
+                <w:rFonts w:ascii="標楷體" w:eastAsia="標楷體" w:hAnsi="標楷體" w:cs="標楷體" w:hint="eastAsia"/>
+                <w:sz w:val="28"/>
+                <w:szCs w:val="28"/>
+              </w:rPr>
+              <w:t xml:space="preserve"> </w:t>
+            </w:r>
+            <w:r>
+              <w:rPr>
+                <w:rFonts w:ascii="標楷體" w:eastAsia="標楷體" w:hAnsi="標楷體" w:cs="標楷體"/>
+                <w:sz w:val="20"/>
+                <w:szCs w:val="20"/>
+              </w:rPr>
+              <w:t>{{L</w:t>
+            </w:r>
+            <w:r>
+              <w:rPr>
+                <w:rFonts w:ascii="標楷體" w:eastAsia="標楷體" w:hAnsi="標楷體" w:cs="標楷體" w:hint="eastAsia"/>
+                <w:sz w:val="20"/>
+                <w:szCs w:val="20"/>
+              </w:rPr>
+              <w:t>5</w:t>
+            </w:r>
+            <w:r>
+              <w:rPr>
+                <w:rFonts w:ascii="標楷體" w:eastAsia="標楷體" w:hAnsi="標楷體" w:cs="標楷體"/>
+                <w:sz w:val="20"/>
+                <w:szCs w:val="20"/>
+              </w:rPr>
+              <w:t>P</w:t>
+            </w:r>
+            <w:r>
+              <w:rPr>
+                <w:rFonts w:ascii="標楷體" w:eastAsia="標楷體" w:hAnsi="標楷體" w:cs="標楷體" w:hint="eastAsia"/>
+                <w:sz w:val="20"/>
+                <w:szCs w:val="20"/>
+              </w:rPr>
+              <w:t>7</w:t>
+            </w:r>
+            <w:r>
+              <w:rPr>
+                <w:rFonts w:ascii="標楷體" w:eastAsia="標楷體" w:hAnsi="標楷體" w:cs="標楷體"/>
+                <w:sz w:val="20"/>
+                <w:szCs w:val="20"/>
+              </w:rPr>
+              <w:t>}}</w:t>
             </w:r>
           </w:p>
         </w:tc>
@@ -3057,31 +6715,97 @@
               <w:jc w:val="center"/>
               <w:rPr>
                 <w:rFonts w:ascii="標楷體" w:eastAsia="標楷體" w:hAnsi="標楷體" w:cs="標楷體"/>
-                <w:sz w:val="36"/>
-                <w:szCs w:val="36"/>
-              </w:rPr>
-            </w:pPr>
-            <w:r>
-              <w:rPr>
-                <w:rFonts w:ascii="標楷體" w:eastAsia="標楷體" w:hAnsi="標楷體" w:cs="標楷體"/>
-                <w:sz w:val="36"/>
-                <w:szCs w:val="36"/>
-              </w:rPr>
-              <w:t>{{SUBJECT}}</w:t>
-            </w:r>
-          </w:p>
-          <w:p>
-            <w:pPr>
-              <w:jc w:val="center"/>
-              <w:rPr>
-                <w:rFonts w:ascii="標楷體" w:eastAsia="標楷體" w:hAnsi="標楷體" w:cs="標楷體"/>
-              </w:rPr>
-            </w:pPr>
-            <w:r>
-              <w:rPr>
-                <w:rFonts w:ascii="標楷體" w:eastAsia="標楷體" w:hAnsi="標楷體" w:cs="標楷體"/>
-              </w:rPr>
-              <w:t>{{SUB_TEACHER}}</w:t>
+                <w:sz w:val="28"/>
+                <w:szCs w:val="28"/>
+              </w:rPr>
+            </w:pPr>
+            <w:r>
+              <w:rPr>
+                <w:rFonts w:ascii="標楷體" w:eastAsia="標楷體" w:hAnsi="標楷體" w:cs="標楷體"/>
+                <w:sz w:val="28"/>
+                <w:szCs w:val="28"/>
+              </w:rPr>
+              <w:t>{{C1P</w:t>
+            </w:r>
+            <w:r>
+              <w:rPr>
+                <w:rFonts w:ascii="標楷體" w:eastAsia="標楷體" w:hAnsi="標楷體" w:cs="標楷體" w:hint="eastAsia"/>
+                <w:sz w:val="28"/>
+                <w:szCs w:val="28"/>
+              </w:rPr>
+              <w:t>8</w:t>
+            </w:r>
+            <w:r>
+              <w:rPr>
+                <w:rFonts w:ascii="標楷體" w:eastAsia="標楷體" w:hAnsi="標楷體" w:cs="標楷體"/>
+                <w:sz w:val="28"/>
+                <w:szCs w:val="28"/>
+              </w:rPr>
+              <w:t>}}</w:t>
+            </w:r>
+          </w:p>
+          <w:p>
+            <w:pPr>
+              <w:jc w:val="center"/>
+              <w:rPr>
+                <w:rFonts w:ascii="標楷體" w:eastAsia="標楷體" w:hAnsi="標楷體" w:cs="標楷體"/>
+              </w:rPr>
+            </w:pPr>
+            <w:r>
+              <w:rPr>
+                <w:rFonts w:ascii="標楷體" w:eastAsia="標楷體" w:hAnsi="標楷體" w:cs="標楷體"/>
+                <w:sz w:val="28"/>
+                <w:szCs w:val="28"/>
+              </w:rPr>
+              <w:t>{{S1P</w:t>
+            </w:r>
+            <w:r>
+              <w:rPr>
+                <w:rFonts w:ascii="標楷體" w:eastAsia="標楷體" w:hAnsi="標楷體" w:cs="標楷體" w:hint="eastAsia"/>
+                <w:sz w:val="28"/>
+                <w:szCs w:val="28"/>
+              </w:rPr>
+              <w:t>8</w:t>
+            </w:r>
+            <w:r>
+              <w:rPr>
+                <w:rFonts w:ascii="標楷體" w:eastAsia="標楷體" w:hAnsi="標楷體" w:cs="標楷體"/>
+                <w:sz w:val="28"/>
+                <w:szCs w:val="28"/>
+              </w:rPr>
+              <w:t>}}</w:t>
+            </w:r>
+            <w:r>
+              <w:rPr>
+                <w:rFonts w:ascii="標楷體" w:eastAsia="標楷體" w:hAnsi="標楷體" w:cs="標楷體" w:hint="eastAsia"/>
+                <w:sz w:val="28"/>
+                <w:szCs w:val="28"/>
+              </w:rPr>
+              <w:t xml:space="preserve"> </w:t>
+            </w:r>
+            <w:r>
+              <w:rPr>
+                <w:rFonts w:ascii="標楷體" w:eastAsia="標楷體" w:hAnsi="標楷體" w:cs="標楷體"/>
+                <w:sz w:val="20"/>
+                <w:szCs w:val="20"/>
+              </w:rPr>
+              <w:t>{{L1P</w:t>
+            </w:r>
+            <w:r>
+              <w:rPr>
+                <w:rFonts w:ascii="標楷體" w:eastAsia="標楷體" w:hAnsi="標楷體" w:cs="標楷體" w:hint="eastAsia"/>
+                <w:sz w:val="20"/>
+                <w:szCs w:val="20"/>
+              </w:rPr>
+              <w:t>8</w:t>
+            </w:r>
+            <w:r>
+              <w:rPr>
+                <w:rFonts w:ascii="標楷體" w:eastAsia="標楷體" w:hAnsi="標楷體" w:cs="標楷體"/>
+                <w:sz w:val="20"/>
+                <w:szCs w:val="20"/>
+              </w:rPr>
+              <w:t>}}</w:t>
             </w:r>
           </w:p>
         </w:tc>
@@ -3095,31 +6819,145 @@
               <w:jc w:val="center"/>
               <w:rPr>
                 <w:rFonts w:ascii="標楷體" w:eastAsia="標楷體" w:hAnsi="標楷體" w:cs="標楷體"/>
-                <w:sz w:val="36"/>
-                <w:szCs w:val="36"/>
-              </w:rPr>
-            </w:pPr>
-            <w:r>
-              <w:rPr>
-                <w:rFonts w:ascii="標楷體" w:eastAsia="標楷體" w:hAnsi="標楷體" w:cs="標楷體"/>
-                <w:sz w:val="36"/>
-                <w:szCs w:val="36"/>
-              </w:rPr>
-              <w:t>{{SUBJECT}}</w:t>
-            </w:r>
-          </w:p>
-          <w:p>
-            <w:pPr>
-              <w:jc w:val="center"/>
-              <w:rPr>
-                <w:rFonts w:ascii="標楷體" w:eastAsia="標楷體" w:hAnsi="標楷體" w:cs="標楷體"/>
-              </w:rPr>
-            </w:pPr>
-            <w:r>
-              <w:rPr>
-                <w:rFonts w:ascii="標楷體" w:eastAsia="標楷體" w:hAnsi="標楷體" w:cs="標楷體"/>
-              </w:rPr>
-              <w:t>{{SUB_TEACHER}}</w:t>
+                <w:sz w:val="28"/>
+                <w:szCs w:val="28"/>
+              </w:rPr>
+            </w:pPr>
+            <w:r>
+              <w:rPr>
+                <w:rFonts w:ascii="標楷體" w:eastAsia="標楷體" w:hAnsi="標楷體" w:cs="標楷體"/>
+                <w:sz w:val="28"/>
+                <w:szCs w:val="28"/>
+              </w:rPr>
+              <w:t>{{C</w:t>
+            </w:r>
+            <w:r>
+              <w:rPr>
+                <w:rFonts w:ascii="標楷體" w:eastAsia="標楷體" w:hAnsi="標楷體" w:cs="標楷體" w:hint="eastAsia"/>
+                <w:sz w:val="28"/>
+                <w:szCs w:val="28"/>
+              </w:rPr>
+              <w:t>2</w:t>
+            </w:r>
+            <w:r>
+              <w:rPr>
+                <w:rFonts w:ascii="標楷體" w:eastAsia="標楷體" w:hAnsi="標楷體" w:cs="標楷體"/>
+                <w:sz w:val="28"/>
+                <w:szCs w:val="28"/>
+              </w:rPr>
+              <w:t>P</w:t>
+            </w:r>
+            <w:r>
+              <w:rPr>
+                <w:rFonts w:ascii="標楷體" w:eastAsia="標楷體" w:hAnsi="標楷體" w:cs="標楷體" w:hint="eastAsia"/>
+                <w:sz w:val="28"/>
+                <w:szCs w:val="28"/>
+              </w:rPr>
+              <w:t>8</w:t>
+            </w:r>
+            <w:r>
+              <w:rPr>
+                <w:rFonts w:ascii="標楷體" w:eastAsia="標楷體" w:hAnsi="標楷體" w:cs="標楷體"/>
+                <w:sz w:val="28"/>
+                <w:szCs w:val="28"/>
+              </w:rPr>
+              <w:t>}}</w:t>
+            </w:r>
+          </w:p>
+          <w:p>
+            <w:pPr>
+              <w:jc w:val="center"/>
+              <w:rPr>
+                <w:rFonts w:ascii="標楷體" w:eastAsia="標楷體" w:hAnsi="標楷體" w:cs="標楷體"/>
+              </w:rPr>
+            </w:pPr>
+            <w:r>
+              <w:rPr>
+                <w:rFonts w:ascii="標楷體" w:eastAsia="標楷體" w:hAnsi="標楷體" w:cs="標楷體"/>
+                <w:sz w:val="28"/>
+                <w:szCs w:val="28"/>
+              </w:rPr>
+              <w:t>{{S</w:t>
+            </w:r>
+            <w:r>
+              <w:rPr>
+                <w:rFonts w:ascii="標楷體" w:eastAsia="標楷體" w:hAnsi="標楷體" w:cs="標楷體" w:hint="eastAsia"/>
+                <w:sz w:val="28"/>
+                <w:szCs w:val="28"/>
+              </w:rPr>
+              <w:t>2</w:t>
+            </w:r>
+            <w:r>
+              <w:rPr>
+                <w:rFonts w:ascii="標楷體" w:eastAsia="標楷體" w:hAnsi="標楷體" w:cs="標楷體"/>
+                <w:sz w:val="28"/>
+                <w:szCs w:val="28"/>
+              </w:rPr>
+              <w:t>P</w:t>
+            </w:r>
+            <w:r>
+              <w:rPr>
+                <w:rFonts w:ascii="標楷體" w:eastAsia="標楷體" w:hAnsi="標楷體" w:cs="標楷體" w:hint="eastAsia"/>
+                <w:sz w:val="28"/>
+                <w:szCs w:val="28"/>
+              </w:rPr>
+              <w:t>8</w:t>
+            </w:r>
+            <w:r>
+              <w:rPr>
+                <w:rFonts w:ascii="標楷體" w:eastAsia="標楷體" w:hAnsi="標楷體" w:cs="標楷體"/>
+                <w:sz w:val="28"/>
+                <w:szCs w:val="28"/>
+              </w:rPr>
+              <w:t>}}</w:t>
+            </w:r>
+            <w:r>
+              <w:rPr>
+                <w:rFonts w:ascii="標楷體" w:eastAsia="標楷體" w:hAnsi="標楷體" w:cs="標楷體" w:hint="eastAsia"/>
+                <w:sz w:val="28"/>
+                <w:szCs w:val="28"/>
+              </w:rPr>
+              <w:t xml:space="preserve"> </w:t>
+            </w:r>
+            <w:r>
+              <w:rPr>
+                <w:rFonts w:ascii="標楷體" w:eastAsia="標楷體" w:hAnsi="標楷體" w:cs="標楷體"/>
+                <w:sz w:val="20"/>
+                <w:szCs w:val="20"/>
+              </w:rPr>
+              <w:t>{{L</w:t>
+            </w:r>
+            <w:r>
+              <w:rPr>
+                <w:rFonts w:ascii="標楷體" w:eastAsia="標楷體" w:hAnsi="標楷體" w:cs="標楷體" w:hint="eastAsia"/>
+                <w:sz w:val="20"/>
+                <w:szCs w:val="20"/>
+              </w:rPr>
+              <w:t>2</w:t>
+            </w:r>
+            <w:r>
+              <w:rPr>
+                <w:rFonts w:ascii="標楷體" w:eastAsia="標楷體" w:hAnsi="標楷體" w:cs="標楷體"/>
+                <w:sz w:val="20"/>
+                <w:szCs w:val="20"/>
+              </w:rPr>
+              <w:t>P</w:t>
+            </w:r>
+            <w:r>
+              <w:rPr>
+                <w:rFonts w:ascii="標楷體" w:eastAsia="標楷體" w:hAnsi="標楷體" w:cs="標楷體" w:hint="eastAsia"/>
+                <w:sz w:val="20"/>
+                <w:szCs w:val="20"/>
+              </w:rPr>
+              <w:t>8</w:t>
+            </w:r>
+            <w:r>
+              <w:rPr>
+                <w:rFonts w:ascii="標楷體" w:eastAsia="標楷體" w:hAnsi="標楷體" w:cs="標楷體"/>
+                <w:sz w:val="20"/>
+                <w:szCs w:val="20"/>
+              </w:rPr>
+              <w:t>}}</w:t>
             </w:r>
           </w:p>
         </w:tc>
@@ -3133,33 +6971,147 @@
               <w:jc w:val="center"/>
               <w:rPr>
                 <w:rFonts w:ascii="標楷體" w:eastAsia="標楷體" w:hAnsi="標楷體" w:cs="標楷體"/>
-                <w:sz w:val="36"/>
-                <w:szCs w:val="36"/>
-              </w:rPr>
-            </w:pPr>
-            <w:r>
-              <w:rPr>
-                <w:rFonts w:ascii="標楷體" w:eastAsia="標楷體" w:hAnsi="標楷體" w:cs="標楷體"/>
-                <w:sz w:val="36"/>
-                <w:szCs w:val="36"/>
-              </w:rPr>
-              <w:t>{{SUBJECT}}</w:t>
-            </w:r>
-          </w:p>
-          <w:p>
-            <w:pPr>
-              <w:jc w:val="center"/>
-              <w:rPr>
-                <w:rFonts w:ascii="標楷體" w:eastAsia="標楷體" w:hAnsi="標楷體" w:cs="標楷體"/>
-                <w:sz w:val="28"/>
-                <w:szCs w:val="28"/>
-              </w:rPr>
-            </w:pPr>
-            <w:r>
-              <w:rPr>
-                <w:rFonts w:ascii="標楷體" w:eastAsia="標楷體" w:hAnsi="標楷體" w:cs="標楷體"/>
-              </w:rPr>
-              <w:t>{{SUB_TEACHER}}</w:t>
+                <w:sz w:val="28"/>
+                <w:szCs w:val="28"/>
+              </w:rPr>
+            </w:pPr>
+            <w:r>
+              <w:rPr>
+                <w:rFonts w:ascii="標楷體" w:eastAsia="標楷體" w:hAnsi="標楷體" w:cs="標楷體"/>
+                <w:sz w:val="28"/>
+                <w:szCs w:val="28"/>
+              </w:rPr>
+              <w:t>{{C</w:t>
+            </w:r>
+            <w:r>
+              <w:rPr>
+                <w:rFonts w:ascii="標楷體" w:eastAsia="標楷體" w:hAnsi="標楷體" w:cs="標楷體" w:hint="eastAsia"/>
+                <w:sz w:val="28"/>
+                <w:szCs w:val="28"/>
+              </w:rPr>
+              <w:t>3</w:t>
+            </w:r>
+            <w:r>
+              <w:rPr>
+                <w:rFonts w:ascii="標楷體" w:eastAsia="標楷體" w:hAnsi="標楷體" w:cs="標楷體"/>
+                <w:sz w:val="28"/>
+                <w:szCs w:val="28"/>
+              </w:rPr>
+              <w:t>P</w:t>
+            </w:r>
+            <w:r>
+              <w:rPr>
+                <w:rFonts w:ascii="標楷體" w:eastAsia="標楷體" w:hAnsi="標楷體" w:cs="標楷體" w:hint="eastAsia"/>
+                <w:sz w:val="28"/>
+                <w:szCs w:val="28"/>
+              </w:rPr>
+              <w:t>8</w:t>
+            </w:r>
+            <w:r>
+              <w:rPr>
+                <w:rFonts w:ascii="標楷體" w:eastAsia="標楷體" w:hAnsi="標楷體" w:cs="標楷體"/>
+                <w:sz w:val="28"/>
+                <w:szCs w:val="28"/>
+              </w:rPr>
+              <w:t>}}</w:t>
+            </w:r>
+          </w:p>
+          <w:p>
+            <w:pPr>
+              <w:jc w:val="center"/>
+              <w:rPr>
+                <w:rFonts w:ascii="標楷體" w:eastAsia="標楷體" w:hAnsi="標楷體" w:cs="標楷體"/>
+                <w:sz w:val="28"/>
+                <w:szCs w:val="28"/>
+              </w:rPr>
+            </w:pPr>
+            <w:r>
+              <w:rPr>
+                <w:rFonts w:ascii="標楷體" w:eastAsia="標楷體" w:hAnsi="標楷體" w:cs="標楷體"/>
+                <w:sz w:val="28"/>
+                <w:szCs w:val="28"/>
+              </w:rPr>
+              <w:t>{{S</w:t>
+            </w:r>
+            <w:r>
+              <w:rPr>
+                <w:rFonts w:ascii="標楷體" w:eastAsia="標楷體" w:hAnsi="標楷體" w:cs="標楷體" w:hint="eastAsia"/>
+                <w:sz w:val="28"/>
+                <w:szCs w:val="28"/>
+              </w:rPr>
+              <w:t>3</w:t>
+            </w:r>
+            <w:r>
+              <w:rPr>
+                <w:rFonts w:ascii="標楷體" w:eastAsia="標楷體" w:hAnsi="標楷體" w:cs="標楷體"/>
+                <w:sz w:val="28"/>
+                <w:szCs w:val="28"/>
+              </w:rPr>
+              <w:t>P</w:t>
+            </w:r>
+            <w:r>
+              <w:rPr>
+                <w:rFonts w:ascii="標楷體" w:eastAsia="標楷體" w:hAnsi="標楷體" w:cs="標楷體" w:hint="eastAsia"/>
+                <w:sz w:val="28"/>
+                <w:szCs w:val="28"/>
+              </w:rPr>
+              <w:t>8</w:t>
+            </w:r>
+            <w:r>
+              <w:rPr>
+                <w:rFonts w:ascii="標楷體" w:eastAsia="標楷體" w:hAnsi="標楷體" w:cs="標楷體"/>
+                <w:sz w:val="28"/>
+                <w:szCs w:val="28"/>
+              </w:rPr>
+              <w:t>}}</w:t>
+            </w:r>
+            <w:r>
+              <w:rPr>
+                <w:rFonts w:ascii="標楷體" w:eastAsia="標楷體" w:hAnsi="標楷體" w:cs="標楷體" w:hint="eastAsia"/>
+                <w:sz w:val="28"/>
+                <w:szCs w:val="28"/>
+              </w:rPr>
+              <w:t xml:space="preserve"> </w:t>
+            </w:r>
+            <w:r>
+              <w:rPr>
+                <w:rFonts w:ascii="標楷體" w:eastAsia="標楷體" w:hAnsi="標楷體" w:cs="標楷體"/>
+                <w:sz w:val="20"/>
+                <w:szCs w:val="20"/>
+              </w:rPr>
+              <w:t>{{L</w:t>
+            </w:r>
+            <w:r>
+              <w:rPr>
+                <w:rFonts w:ascii="標楷體" w:eastAsia="標楷體" w:hAnsi="標楷體" w:cs="標楷體" w:hint="eastAsia"/>
+                <w:sz w:val="20"/>
+                <w:szCs w:val="20"/>
+              </w:rPr>
+              <w:t>3</w:t>
+            </w:r>
+            <w:r>
+              <w:rPr>
+                <w:rFonts w:ascii="標楷體" w:eastAsia="標楷體" w:hAnsi="標楷體" w:cs="標楷體"/>
+                <w:sz w:val="20"/>
+                <w:szCs w:val="20"/>
+              </w:rPr>
+              <w:t>P</w:t>
+            </w:r>
+            <w:r>
+              <w:rPr>
+                <w:rFonts w:ascii="標楷體" w:eastAsia="標楷體" w:hAnsi="標楷體" w:cs="標楷體" w:hint="eastAsia"/>
+                <w:sz w:val="20"/>
+                <w:szCs w:val="20"/>
+              </w:rPr>
+              <w:t>8</w:t>
+            </w:r>
+            <w:r>
+              <w:rPr>
+                <w:rFonts w:ascii="標楷體" w:eastAsia="標楷體" w:hAnsi="標楷體" w:cs="標楷體"/>
+                <w:sz w:val="20"/>
+                <w:szCs w:val="20"/>
+              </w:rPr>
+              <w:t>}}</w:t>
             </w:r>
           </w:p>
         </w:tc>
@@ -3173,33 +7125,147 @@
               <w:jc w:val="center"/>
               <w:rPr>
                 <w:rFonts w:ascii="標楷體" w:eastAsia="標楷體" w:hAnsi="標楷體" w:cs="標楷體"/>
-                <w:sz w:val="36"/>
-                <w:szCs w:val="36"/>
-              </w:rPr>
-            </w:pPr>
-            <w:r>
-              <w:rPr>
-                <w:rFonts w:ascii="標楷體" w:eastAsia="標楷體" w:hAnsi="標楷體" w:cs="標楷體"/>
-                <w:sz w:val="36"/>
-                <w:szCs w:val="36"/>
-              </w:rPr>
-              <w:t>{{SUBJECT}}</w:t>
-            </w:r>
-          </w:p>
-          <w:p>
-            <w:pPr>
-              <w:jc w:val="center"/>
-              <w:rPr>
-                <w:rFonts w:ascii="標楷體" w:eastAsia="標楷體" w:hAnsi="標楷體" w:cs="標楷體"/>
-                <w:sz w:val="28"/>
-                <w:szCs w:val="28"/>
-              </w:rPr>
-            </w:pPr>
-            <w:r>
-              <w:rPr>
-                <w:rFonts w:ascii="標楷體" w:eastAsia="標楷體" w:hAnsi="標楷體" w:cs="標楷體"/>
-              </w:rPr>
-              <w:t>{{SUB_TEACHER}}</w:t>
+                <w:sz w:val="28"/>
+                <w:szCs w:val="28"/>
+              </w:rPr>
+            </w:pPr>
+            <w:r>
+              <w:rPr>
+                <w:rFonts w:ascii="標楷體" w:eastAsia="標楷體" w:hAnsi="標楷體" w:cs="標楷體"/>
+                <w:sz w:val="28"/>
+                <w:szCs w:val="28"/>
+              </w:rPr>
+              <w:t>{{C</w:t>
+            </w:r>
+            <w:r>
+              <w:rPr>
+                <w:rFonts w:ascii="標楷體" w:eastAsia="標楷體" w:hAnsi="標楷體" w:cs="標楷體" w:hint="eastAsia"/>
+                <w:sz w:val="28"/>
+                <w:szCs w:val="28"/>
+              </w:rPr>
+              <w:t>4</w:t>
+            </w:r>
+            <w:r>
+              <w:rPr>
+                <w:rFonts w:ascii="標楷體" w:eastAsia="標楷體" w:hAnsi="標楷體" w:cs="標楷體"/>
+                <w:sz w:val="28"/>
+                <w:szCs w:val="28"/>
+              </w:rPr>
+              <w:t>P</w:t>
+            </w:r>
+            <w:r>
+              <w:rPr>
+                <w:rFonts w:ascii="標楷體" w:eastAsia="標楷體" w:hAnsi="標楷體" w:cs="標楷體" w:hint="eastAsia"/>
+                <w:sz w:val="28"/>
+                <w:szCs w:val="28"/>
+              </w:rPr>
+              <w:t>8</w:t>
+            </w:r>
+            <w:r>
+              <w:rPr>
+                <w:rFonts w:ascii="標楷體" w:eastAsia="標楷體" w:hAnsi="標楷體" w:cs="標楷體"/>
+                <w:sz w:val="28"/>
+                <w:szCs w:val="28"/>
+              </w:rPr>
+              <w:t>}}</w:t>
+            </w:r>
+          </w:p>
+          <w:p>
+            <w:pPr>
+              <w:jc w:val="center"/>
+              <w:rPr>
+                <w:rFonts w:ascii="標楷體" w:eastAsia="標楷體" w:hAnsi="標楷體" w:cs="標楷體"/>
+                <w:sz w:val="28"/>
+                <w:szCs w:val="28"/>
+              </w:rPr>
+            </w:pPr>
+            <w:r>
+              <w:rPr>
+                <w:rFonts w:ascii="標楷體" w:eastAsia="標楷體" w:hAnsi="標楷體" w:cs="標楷體"/>
+                <w:sz w:val="28"/>
+                <w:szCs w:val="28"/>
+              </w:rPr>
+              <w:t>{{S</w:t>
+            </w:r>
+            <w:r>
+              <w:rPr>
+                <w:rFonts w:ascii="標楷體" w:eastAsia="標楷體" w:hAnsi="標楷體" w:cs="標楷體" w:hint="eastAsia"/>
+                <w:sz w:val="28"/>
+                <w:szCs w:val="28"/>
+              </w:rPr>
+              <w:t>4</w:t>
+            </w:r>
+            <w:r>
+              <w:rPr>
+                <w:rFonts w:ascii="標楷體" w:eastAsia="標楷體" w:hAnsi="標楷體" w:cs="標楷體"/>
+                <w:sz w:val="28"/>
+                <w:szCs w:val="28"/>
+              </w:rPr>
+              <w:t>P</w:t>
+            </w:r>
+            <w:r>
+              <w:rPr>
+                <w:rFonts w:ascii="標楷體" w:eastAsia="標楷體" w:hAnsi="標楷體" w:cs="標楷體" w:hint="eastAsia"/>
+                <w:sz w:val="28"/>
+                <w:szCs w:val="28"/>
+              </w:rPr>
+              <w:t>8</w:t>
+            </w:r>
+            <w:r>
+              <w:rPr>
+                <w:rFonts w:ascii="標楷體" w:eastAsia="標楷體" w:hAnsi="標楷體" w:cs="標楷體"/>
+                <w:sz w:val="28"/>
+                <w:szCs w:val="28"/>
+              </w:rPr>
+              <w:t>}}</w:t>
+            </w:r>
+            <w:r>
+              <w:rPr>
+                <w:rFonts w:ascii="標楷體" w:eastAsia="標楷體" w:hAnsi="標楷體" w:cs="標楷體" w:hint="eastAsia"/>
+                <w:sz w:val="28"/>
+                <w:szCs w:val="28"/>
+              </w:rPr>
+              <w:t xml:space="preserve"> </w:t>
+            </w:r>
+            <w:r>
+              <w:rPr>
+                <w:rFonts w:ascii="標楷體" w:eastAsia="標楷體" w:hAnsi="標楷體" w:cs="標楷體"/>
+                <w:sz w:val="20"/>
+                <w:szCs w:val="20"/>
+              </w:rPr>
+              <w:t>{{L</w:t>
+            </w:r>
+            <w:r>
+              <w:rPr>
+                <w:rFonts w:ascii="標楷體" w:eastAsia="標楷體" w:hAnsi="標楷體" w:cs="標楷體" w:hint="eastAsia"/>
+                <w:sz w:val="20"/>
+                <w:szCs w:val="20"/>
+              </w:rPr>
+              <w:t>4</w:t>
+            </w:r>
+            <w:r>
+              <w:rPr>
+                <w:rFonts w:ascii="標楷體" w:eastAsia="標楷體" w:hAnsi="標楷體" w:cs="標楷體"/>
+                <w:sz w:val="20"/>
+                <w:szCs w:val="20"/>
+              </w:rPr>
+              <w:t>P</w:t>
+            </w:r>
+            <w:r>
+              <w:rPr>
+                <w:rFonts w:ascii="標楷體" w:eastAsia="標楷體" w:hAnsi="標楷體" w:cs="標楷體" w:hint="eastAsia"/>
+                <w:sz w:val="20"/>
+                <w:szCs w:val="20"/>
+              </w:rPr>
+              <w:t>8</w:t>
+            </w:r>
+            <w:r>
+              <w:rPr>
+                <w:rFonts w:ascii="標楷體" w:eastAsia="標楷體" w:hAnsi="標楷體" w:cs="標楷體"/>
+                <w:sz w:val="20"/>
+                <w:szCs w:val="20"/>
+              </w:rPr>
+              <w:t>}}</w:t>
             </w:r>
           </w:p>
         </w:tc>
@@ -3213,41 +7279,154 @@
               <w:jc w:val="center"/>
               <w:rPr>
                 <w:rFonts w:ascii="標楷體" w:eastAsia="標楷體" w:hAnsi="標楷體" w:cs="標楷體"/>
-                <w:sz w:val="36"/>
-                <w:szCs w:val="36"/>
-              </w:rPr>
-            </w:pPr>
-            <w:r>
-              <w:rPr>
-                <w:rFonts w:ascii="標楷體" w:eastAsia="標楷體" w:hAnsi="標楷體" w:cs="標楷體"/>
-                <w:sz w:val="36"/>
-                <w:szCs w:val="36"/>
-              </w:rPr>
-              <w:t>{{SUBJECT}}</w:t>
-            </w:r>
-          </w:p>
-          <w:p>
-            <w:pPr>
-              <w:jc w:val="center"/>
-              <w:rPr>
-                <w:rFonts w:ascii="標楷體" w:eastAsia="標楷體" w:hAnsi="標楷體" w:cs="標楷體"/>
-              </w:rPr>
-            </w:pPr>
-            <w:r>
-              <w:rPr>
-                <w:rFonts w:ascii="標楷體" w:eastAsia="標楷體" w:hAnsi="標楷體" w:cs="標楷體"/>
-              </w:rPr>
-              <w:t>{{SUB_TEACHER}}</w:t>
+                <w:sz w:val="28"/>
+                <w:szCs w:val="28"/>
+              </w:rPr>
+            </w:pPr>
+            <w:r>
+              <w:rPr>
+                <w:rFonts w:ascii="標楷體" w:eastAsia="標楷體" w:hAnsi="標楷體" w:cs="標楷體"/>
+                <w:sz w:val="28"/>
+                <w:szCs w:val="28"/>
+              </w:rPr>
+              <w:t>{{C</w:t>
+            </w:r>
+            <w:r>
+              <w:rPr>
+                <w:rFonts w:ascii="標楷體" w:eastAsia="標楷體" w:hAnsi="標楷體" w:cs="標楷體" w:hint="eastAsia"/>
+                <w:sz w:val="28"/>
+                <w:szCs w:val="28"/>
+              </w:rPr>
+              <w:t>5</w:t>
+            </w:r>
+            <w:r>
+              <w:rPr>
+                <w:rFonts w:ascii="標楷體" w:eastAsia="標楷體" w:hAnsi="標楷體" w:cs="標楷體"/>
+                <w:sz w:val="28"/>
+                <w:szCs w:val="28"/>
+              </w:rPr>
+              <w:t>P</w:t>
+            </w:r>
+            <w:r>
+              <w:rPr>
+                <w:rFonts w:ascii="標楷體" w:eastAsia="標楷體" w:hAnsi="標楷體" w:cs="標楷體" w:hint="eastAsia"/>
+                <w:sz w:val="28"/>
+                <w:szCs w:val="28"/>
+              </w:rPr>
+              <w:t>8</w:t>
+            </w:r>
+            <w:r>
+              <w:rPr>
+                <w:rFonts w:ascii="標楷體" w:eastAsia="標楷體" w:hAnsi="標楷體" w:cs="標楷體"/>
+                <w:sz w:val="28"/>
+                <w:szCs w:val="28"/>
+              </w:rPr>
+              <w:t>}}</w:t>
+            </w:r>
+          </w:p>
+          <w:p>
+            <w:pPr>
+              <w:jc w:val="center"/>
+              <w:rPr>
+                <w:rFonts w:ascii="標楷體" w:eastAsia="標楷體" w:hAnsi="標楷體" w:cs="標楷體"/>
+              </w:rPr>
+            </w:pPr>
+            <w:r>
+              <w:rPr>
+                <w:rFonts w:ascii="標楷體" w:eastAsia="標楷體" w:hAnsi="標楷體" w:cs="標楷體"/>
+                <w:sz w:val="28"/>
+                <w:szCs w:val="28"/>
+              </w:rPr>
+              <w:t>{{S</w:t>
+            </w:r>
+            <w:r>
+              <w:rPr>
+                <w:rFonts w:ascii="標楷體" w:eastAsia="標楷體" w:hAnsi="標楷體" w:cs="標楷體" w:hint="eastAsia"/>
+                <w:sz w:val="28"/>
+                <w:szCs w:val="28"/>
+              </w:rPr>
+              <w:t>5</w:t>
+            </w:r>
+            <w:r>
+              <w:rPr>
+                <w:rFonts w:ascii="標楷體" w:eastAsia="標楷體" w:hAnsi="標楷體" w:cs="標楷體"/>
+                <w:sz w:val="28"/>
+                <w:szCs w:val="28"/>
+              </w:rPr>
+              <w:t>P</w:t>
+            </w:r>
+            <w:r>
+              <w:rPr>
+                <w:rFonts w:ascii="標楷體" w:eastAsia="標楷體" w:hAnsi="標楷體" w:cs="標楷體" w:hint="eastAsia"/>
+                <w:sz w:val="28"/>
+                <w:szCs w:val="28"/>
+              </w:rPr>
+              <w:t>8</w:t>
+            </w:r>
+            <w:r>
+              <w:rPr>
+                <w:rFonts w:ascii="標楷體" w:eastAsia="標楷體" w:hAnsi="標楷體" w:cs="標楷體"/>
+                <w:sz w:val="28"/>
+                <w:szCs w:val="28"/>
+              </w:rPr>
+              <w:t>}}</w:t>
+            </w:r>
+            <w:r>
+              <w:rPr>
+                <w:rFonts w:ascii="標楷體" w:eastAsia="標楷體" w:hAnsi="標楷體" w:cs="標楷體" w:hint="eastAsia"/>
+                <w:sz w:val="28"/>
+                <w:szCs w:val="28"/>
+              </w:rPr>
+              <w:t xml:space="preserve"> </w:t>
+            </w:r>
+            <w:r>
+              <w:rPr>
+                <w:rFonts w:ascii="標楷體" w:eastAsia="標楷體" w:hAnsi="標楷體" w:cs="標楷體"/>
+                <w:sz w:val="20"/>
+                <w:szCs w:val="20"/>
+              </w:rPr>
+              <w:t>{{L</w:t>
+            </w:r>
+            <w:r>
+              <w:rPr>
+                <w:rFonts w:ascii="標楷體" w:eastAsia="標楷體" w:hAnsi="標楷體" w:cs="標楷體" w:hint="eastAsia"/>
+                <w:sz w:val="20"/>
+                <w:szCs w:val="20"/>
+              </w:rPr>
+              <w:t>5</w:t>
+            </w:r>
+            <w:r>
+              <w:rPr>
+                <w:rFonts w:ascii="標楷體" w:eastAsia="標楷體" w:hAnsi="標楷體" w:cs="標楷體"/>
+                <w:sz w:val="20"/>
+                <w:szCs w:val="20"/>
+              </w:rPr>
+              <w:t>P</w:t>
+            </w:r>
+            <w:r>
+              <w:rPr>
+                <w:rFonts w:ascii="標楷體" w:eastAsia="標楷體" w:hAnsi="標楷體" w:cs="標楷體" w:hint="eastAsia"/>
+                <w:sz w:val="20"/>
+                <w:szCs w:val="20"/>
+              </w:rPr>
+              <w:t>8</w:t>
+            </w:r>
+            <w:r>
+              <w:rPr>
+                <w:rFonts w:ascii="標楷體" w:eastAsia="標楷體" w:hAnsi="標楷體" w:cs="標楷體"/>
+                <w:sz w:val="20"/>
+                <w:szCs w:val="20"/>
+              </w:rPr>
+              <w:t>}}</w:t>
             </w:r>
           </w:p>
         </w:tc>
       </w:tr>
     </w:tbl>
-    <w:p/>
     <w:p>
       <w:pPr>
         <w:rPr>
-          <w:rFonts w:ascii="標楷體" w:eastAsia="標楷體" w:hAnsi="標楷體" w:cs="標楷體"/>
+          <w:rFonts w:ascii="標楷體" w:eastAsia="標楷體" w:hAnsi="標楷體" w:cs="標楷體" w:hint="eastAsia"/>
         </w:rPr>
       </w:pPr>
     </w:p>
